--- a/docs/Project D1 Submission.docx
+++ b/docs/Project D1 Submission.docx
@@ -1557,7 +1557,7 @@
               <w:rPr>
                 <w:rtl w:val="0"/>
               </w:rPr>
-              <w:t xml:space="preserve">Only an account with valid credentials may receive a 15-minute access token and a revocable 7 day refresh token; logout shall revoke the current refresh token.</w:t>
+              <w:t xml:space="preserve">Only an account with valid credentials shall receive a 15-minute access token and a revocable seven-day refresh session; logout shall revoke the current refresh session.</w:t>
             </w:r>
           </w:p>
         </w:tc>
@@ -2221,7 +2221,7 @@
               <w:rPr>
                 <w:rtl w:val="0"/>
               </w:rPr>
-              <w:t xml:space="preserve">The system should handle all authorization verification for user-initiated actions on the backend. Display values should never be used for authorization</w:t>
+              <w:t xml:space="preserve">The service shall perform all authorization verification for user-initiated actions on the server; a display value, client-supplied role, or request header shall never be an authorization input.</w:t>
             </w:r>
           </w:p>
         </w:tc>
@@ -2724,7 +2724,7 @@
               <w:rPr>
                 <w:rtl w:val="0"/>
               </w:rPr>
-              <w:t xml:space="preserve">A student may read and update only their display name, faculty, avatar reference, and contact preference. Administrators can edit a user’s account status.</w:t>
+              <w:t xml:space="preserve">A student shall be able to read and update only their own display name, faculty, avatar reference, and contact preference; only an administrator shall be able to change a user's account status.</w:t>
             </w:r>
           </w:p>
         </w:tc>
@@ -3046,7 +3046,7 @@
               <w:rPr>
                 <w:rtl w:val="0"/>
               </w:rPr>
-              <w:t xml:space="preserve">Any user who is not an administrator will not be allowed to perform actions on other users.</w:t>
+              <w:t xml:space="preserve">A user who is not an administrator shall not be permitted to perform any action on another user's account.</w:t>
             </w:r>
           </w:p>
         </w:tc>
@@ -3207,7 +3207,7 @@
               <w:rPr>
                 <w:rtl w:val="0"/>
               </w:rPr>
-              <w:t xml:space="preserve">The initial admins can be seeded, and an administrator may appoint other admins. There must be at least one admin in the system.</w:t>
+              <w:t xml:space="preserve">The service shall support seeded initial administrators, and an administrator shall be able to appoint further administrators; at least one administrator shall exist in the system at all times.</w:t>
             </w:r>
           </w:p>
         </w:tc>
@@ -3368,7 +3368,7 @@
               <w:rPr>
                 <w:rtl w:val="0"/>
               </w:rPr>
-              <w:t xml:space="preserve">Appointed admins cannot downgrade other admins. Downgrading permissions can only be done by the seeded admins.</w:t>
+              <w:t xml:space="preserve">An appointed administrator shall not be permitted to downgrade another administrator; only a seeded administrator shall be permitted to downgrade administrator permissions.</w:t>
             </w:r>
           </w:p>
         </w:tc>
@@ -4193,7 +4193,7 @@
               <w:rPr>
                 <w:rtl w:val="0"/>
               </w:rPr>
-              <w:t xml:space="preserve">User service will expose the available permissions of a user to any service that requires administrator permissions in order to carry out an action.</w:t>
+              <w:t xml:space="preserve">The service shall expose a user's effective permissions to any service that requires administrator authorization before carrying out an action.</w:t>
             </w:r>
           </w:p>
         </w:tc>
@@ -4416,7 +4416,7 @@
               <w:rPr>
                 <w:rtl w:val="0"/>
               </w:rPr>
-              <w:t xml:space="preserve">l1</w:t>
+              <w:t xml:space="preserve">I1</w:t>
             </w:r>
           </w:p>
         </w:tc>
@@ -6236,7 +6236,7 @@
               <w:rPr>
                 <w:rtl w:val="0"/>
               </w:rPr>
-              <w:t xml:space="preserve">Any deletions on suppliers are held until all existing errands are completed. Any new errands should not be able to select a supplier to be deleted.</w:t>
+              <w:t xml:space="preserve">A supplier marked for deletion shall not be selectable for a new errand, and its record shall be retained until every errand referencing it has reached a terminal state, after which it may be removed.</w:t>
             </w:r>
           </w:p>
         </w:tc>
@@ -6298,7 +6298,7 @@
               <w:rPr>
                 <w:rtl w:val="0"/>
               </w:rPr>
-              <w:t xml:space="preserve">I1</w:t>
+              <w:t xml:space="preserve">I2</w:t>
             </w:r>
           </w:p>
         </w:tc>
@@ -6578,7 +6578,7 @@
               <w:rPr>
                 <w:rtl w:val="0"/>
               </w:rPr>
-              <w:t xml:space="preserve">The service shall list active suppliers with search and filters suitable for requester selection.</w:t>
+              <w:t xml:space="preserve">The service shall list active suppliers using the search, filter, and ordering rules defined in its refinements.</w:t>
             </w:r>
           </w:p>
         </w:tc>
@@ -7242,7 +7242,7 @@
               <w:rPr>
                 <w:rtl w:val="0"/>
               </w:rPr>
-              <w:t xml:space="preserve">The service shall initialize a rich, repeatable data set and expose exact lookup by identifier.</w:t>
+              <w:t xml:space="preserve">The service shall initialise a repeatable catalogue of the size defined in its refinement and expose exact lookup by identifier.</w:t>
             </w:r>
           </w:p>
         </w:tc>
@@ -8231,7 +8231,7 @@
                 <w:bCs w:val="1"/>
                 <w:rtl w:val="0"/>
               </w:rPr>
-              <w:t xml:space="preserve">The Order Service shall create an errand only after its reward credits are reserved.</w:t>
+              <w:t xml:space="preserve">The Order Service shall create an errand in PENDING_CREDIT, request its reward reservation, and open the errand only after the reservation succeeds.</w:t>
             </w:r>
           </w:p>
         </w:tc>
@@ -8402,7 +8402,7 @@
               <w:rPr>
                 <w:rtl w:val="0"/>
               </w:rPr>
-              <w:t xml:space="preserve">If the reservation fails (insufficient balance, or the credit service is unavailable), the system shall reject the errand creation request and return a reason to the requester. No errand record shall be persisted.</w:t>
+              <w:t xml:space="preserve">If the reservation fails because of insufficient balance or an unavailable Credit Service, the service shall move the errand to REJECTED and return a reason to the requester; the errand shall never become OPEN and no reward shall remain reserved. A REJECTED errand shall be visible only to its requester.</w:t>
             </w:r>
           </w:p>
         </w:tc>
@@ -8563,7 +8563,7 @@
               <w:rPr>
                 <w:rtl w:val="0"/>
               </w:rPr>
-              <w:t xml:space="preserve">If the reservation fails because of insufficient balance, system shall reject and indicate required amount</w:t>
+              <w:t xml:space="preserve">If the reservation fails because of insufficient balance, the service shall reject the errand and return both the required amount and the requester's current available balance.</w:t>
             </w:r>
           </w:p>
           <w:p>
@@ -8735,7 +8735,7 @@
               <w:rPr>
                 <w:rtl w:val="0"/>
               </w:rPr>
-              <w:t xml:space="preserve">If the reservation fails because of service unavailable, system shall reject and retry</w:t>
+              <w:t xml:space="preserve">If the reservation fails because the Credit Service is unavailable or returns CreditReservationRejected, the service shall reject the errand and return a result that the interface may retry using the same idempotency key.</w:t>
             </w:r>
           </w:p>
         </w:tc>
@@ -8958,7 +8958,7 @@
               <w:rPr>
                 <w:rtl w:val="0"/>
               </w:rPr>
-              <w:t xml:space="preserve">l2</w:t>
+              <w:t xml:space="preserve">I2</w:t>
             </w:r>
           </w:p>
         </w:tc>
@@ -9119,7 +9119,7 @@
               <w:rPr>
                 <w:rtl w:val="0"/>
               </w:rPr>
-              <w:t xml:space="preserve">l2</w:t>
+              <w:t xml:space="preserve">I2</w:t>
             </w:r>
           </w:p>
         </w:tc>
@@ -12216,7 +12216,7 @@
               <w:rPr>
                 <w:rtl w:val="0"/>
               </w:rPr>
-              <w:t xml:space="preserve">The requester may cancel OPEN or ACCEPTED before pickup, and an assigned courier may withdraw from ACCEPTED before pickup; withdrawal reopens the order if its deadline has not passed, while cancellation requests a credit release.</w:t>
+              <w:t xml:space="preserve">The requester may cancel an errand in OPEN or ACCEPTED before pickup and an assigned courier may withdraw from ACCEPTED before pickup; cancellation shall move the errand to CANCEL_PENDING_CREDIT and request a credit release, while withdrawal shall return the errand to OPEN if its acceptance deadline has not passed.</w:t>
             </w:r>
           </w:p>
         </w:tc>
@@ -13767,7 +13767,7 @@
               <w:rPr>
                 <w:rtl w:val="0"/>
               </w:rPr>
-              <w:t xml:space="preserve">l3</w:t>
+              <w:t xml:space="preserve">I3</w:t>
             </w:r>
           </w:p>
         </w:tc>
@@ -17371,7 +17371,15 @@
                 <w:bCs w:val="1"/>
                 <w:rtl w:val="0"/>
               </w:rPr>
-              <w:t xml:space="preserve">I2-l3</w:t>
+              <w:t xml:space="preserve">I</w:t>
+            </w:r>
+            <w:r>
+              <w:rPr>
+                <w:b w:val="1"/>
+                <w:bCs w:val="1"/>
+                <w:rtl w:val="0"/>
+              </w:rPr>
+              <w:t xml:space="preserve">2-I3</w:t>
             </w:r>
           </w:p>
         </w:tc>
@@ -17532,7 +17540,7 @@
               <w:rPr>
                 <w:rtl w:val="0"/>
               </w:rPr>
-              <w:t xml:space="preserve">l2-</w:t>
+              <w:t xml:space="preserve">I2-</w:t>
             </w:r>
             <w:r>
               <w:rPr>
@@ -17699,7 +17707,7 @@
               <w:rPr>
                 <w:rtl w:val="0"/>
               </w:rPr>
-              <w:t xml:space="preserve">l2-I3</w:t>
+              <w:t xml:space="preserve">I2</w:t>
             </w:r>
             <w:r>
               <w:rPr>
@@ -17865,7 +17873,13 @@
               <w:rPr>
                 <w:rtl w:val="0"/>
               </w:rPr>
-              <w:t xml:space="preserve">I3</w:t>
+              <w:t xml:space="preserve">I</w:t>
+            </w:r>
+            <w:r>
+              <w:rPr>
+                <w:rtl w:val="0"/>
+              </w:rPr>
+              <w:t xml:space="preserve">3</w:t>
             </w:r>
           </w:p>
         </w:tc>
@@ -18411,7 +18425,12 @@
                 <w:bCs w:val="1"/>
                 <w:rtl w:val="0"/>
               </w:rPr>
-              <w:t xml:space="preserve">The platform shall provide meaningful asynchronous coordination for user activation and the order-credit lifecycle.</w:t>
+              <w:t xml:space="preserve">The platform shall coordinate user activation and the order-credit lifecycle asynchronously through versioned domain events.</w:t>
+            </w:r>
+            <w:r>
+              <w:rPr>
+                <w:rtl w:val="0"/>
+              </w:rPr>
             </w:r>
           </w:p>
         </w:tc>
@@ -18743,7 +18762,12 @@
               <w:rPr>
                 <w:rtl w:val="0"/>
               </w:rPr>
-              <w:t xml:space="preserve">The event set shall cover UserActivated, CreditReservationRequested, CreditReserved, CreditReservationRejected, OrderCompletionRequested, CreditsTransferred, CreditReleaseRequested, CreditReleased, and OrderStatusChanged.</w:t>
+              <w:t xml:space="preserve">The event set shall cover UserActivated, UserSuspended, UserReactivated, CreditReservationRequested, CreditReserved, CreditReservationRejected, OrderCompletionRequested, CreditsTransferred, CreditReleaseRequested, CreditReleased, and OrderStatusChanged.</w:t>
+            </w:r>
+            <w:r>
+              <w:rPr>
+                <w:rtl w:val="0"/>
+              </w:rPr>
             </w:r>
           </w:p>
         </w:tc>
@@ -23299,7 +23323,12 @@
               <w:rPr>
                 <w:rtl w:val="0"/>
               </w:rPr>
-              <w:t xml:space="preserve">The interface shall make current state, state history, balances, and related credit entries easy to verify.</w:t>
+              <w:t xml:space="preserve">The interface shall present current state, state history, balances, and related credit entries so that a user can confirm each without leaving the page.</w:t>
+            </w:r>
+            <w:r>
+              <w:rPr>
+                <w:rtl w:val="0"/>
+              </w:rPr>
             </w:r>
           </w:p>
         </w:tc>
@@ -27088,7 +27117,12 @@
                 <w:bCs w:val="1"/>
                 <w:rtl w:val="0"/>
               </w:rPr>
-              <w:t xml:space="preserve">I1-l3</w:t>
+              <w:t xml:space="preserve">I1-I3</w:t>
+            </w:r>
+            <w:r>
+              <w:rPr>
+                <w:rtl w:val="0"/>
+              </w:rPr>
             </w:r>
           </w:p>
         </w:tc>
@@ -27249,13 +27283,12 @@
               <w:rPr>
                 <w:rtl w:val="0"/>
               </w:rPr>
-              <w:t xml:space="preserve">l1-</w:t>
-            </w:r>
-            <w:r>
-              <w:rPr>
-                <w:rtl w:val="0"/>
-              </w:rPr>
-              <w:t xml:space="preserve">I3</w:t>
+              <w:t xml:space="preserve">I1-I3</w:t>
+            </w:r>
+            <w:r>
+              <w:rPr>
+                <w:rtl w:val="0"/>
+              </w:rPr>
             </w:r>
           </w:p>
         </w:tc>
@@ -27354,7 +27387,12 @@
               <w:rPr>
                 <w:rtl w:val="0"/>
               </w:rPr>
-              <w:t xml:space="preserve">Structured logs shall use userId and request correlationId rather than verified email where possible and shall redact credentials and token values in every tested error path.</w:t>
+              <w:t xml:space="preserve">Structured logs shall identify a user by userId and a request by correlationId, and shall never contain a verified email address, credential, or token value in any tested path.</w:t>
+            </w:r>
+            <w:r>
+              <w:rPr>
+                <w:rtl w:val="0"/>
+              </w:rPr>
             </w:r>
           </w:p>
         </w:tc>
@@ -36297,7 +36335,12 @@
                 <w:bCs w:val="1"/>
                 <w:rtl w:val="0"/>
               </w:rPr>
-              <w:t xml:space="preserve">The Credit Service shall complete normal wallet work promptly and recover pending work.</w:t>
+              <w:t xml:space="preserve">The Credit Service shall meet the wallet response targets defined in its refinements and resume pending work after a restart.</w:t>
+            </w:r>
+            <w:r>
+              <w:rPr>
+                <w:rtl w:val="0"/>
+              </w:rPr>
             </w:r>
           </w:p>
         </w:tc>
@@ -37697,7 +37740,15 @@
                 <w:bCs w:val="1"/>
                 <w:rtl w:val="0"/>
               </w:rPr>
-              <w:t xml:space="preserve">I2-l3</w:t>
+              <w:t xml:space="preserve">I</w:t>
+            </w:r>
+            <w:r>
+              <w:rPr>
+                <w:b w:val="1"/>
+                <w:bCs w:val="1"/>
+                <w:rtl w:val="0"/>
+              </w:rPr>
+              <w:t xml:space="preserve">2-I3</w:t>
             </w:r>
           </w:p>
         </w:tc>
@@ -37858,7 +37909,13 @@
               <w:rPr>
                 <w:rtl w:val="0"/>
               </w:rPr>
-              <w:t xml:space="preserve">I2-l3</w:t>
+              <w:t xml:space="preserve">I</w:t>
+            </w:r>
+            <w:r>
+              <w:rPr>
+                <w:rtl w:val="0"/>
+              </w:rPr>
+              <w:t xml:space="preserve">2-I3</w:t>
             </w:r>
           </w:p>
         </w:tc>
@@ -38019,7 +38076,13 @@
               <w:rPr>
                 <w:rtl w:val="0"/>
               </w:rPr>
-              <w:t xml:space="preserve">I2</w:t>
+              <w:t xml:space="preserve">I</w:t>
+            </w:r>
+            <w:r>
+              <w:rPr>
+                <w:rtl w:val="0"/>
+              </w:rPr>
+              <w:t xml:space="preserve">2</w:t>
             </w:r>
           </w:p>
         </w:tc>
@@ -38180,7 +38243,13 @@
               <w:rPr>
                 <w:rtl w:val="0"/>
               </w:rPr>
-              <w:t xml:space="preserve">I3</w:t>
+              <w:t xml:space="preserve">I</w:t>
+            </w:r>
+            <w:r>
+              <w:rPr>
+                <w:rtl w:val="0"/>
+              </w:rPr>
+              <w:t xml:space="preserve">3</w:t>
             </w:r>
           </w:p>
         </w:tc>
@@ -42667,7 +42736,7 @@
                 <w:bCs w:val="1"/>
                 <w:rtl w:val="0"/>
               </w:rPr>
-              <w:t xml:space="preserve">I1-l4</w:t>
+              <w:t xml:space="preserve">I1-I4</w:t>
             </w:r>
           </w:p>
         </w:tc>
@@ -42823,7 +42892,7 @@
               <w:rPr>
                 <w:rtl w:val="0"/>
               </w:rPr>
-              <w:t xml:space="preserve">I1-l4</w:t>
+              <w:t xml:space="preserve">I1-I4</w:t>
             </w:r>
           </w:p>
         </w:tc>
@@ -42974,7 +43043,7 @@
               <w:rPr>
                 <w:rtl w:val="0"/>
               </w:rPr>
-              <w:t xml:space="preserve">I1-l4</w:t>
+              <w:t xml:space="preserve">I1-I4</w:t>
             </w:r>
           </w:p>
         </w:tc>
@@ -43130,7 +43199,7 @@
               <w:rPr>
                 <w:rtl w:val="0"/>
               </w:rPr>
-              <w:t xml:space="preserve">I1-l4</w:t>
+              <w:t xml:space="preserve">I1-I4</w:t>
             </w:r>
           </w:p>
         </w:tc>
@@ -43236,7 +43305,7 @@
                 <w:bCs w:val="1"/>
                 <w:rtl w:val="0"/>
               </w:rPr>
-              <w:t xml:space="preserve">The Web UI shall load and acknowledge interaction promptly.</w:t>
+              <w:t xml:space="preserve">The Web UI shall meet the load and interaction-feedback targets defined in its refinements.</w:t>
             </w:r>
           </w:p>
         </w:tc>
@@ -53512,12 +53581,12 @@
           <wp:inline distB="114300" distT="114300" distL="114300" distR="114300">
             <wp:extent cx="4368800" cy="2730500"/>
             <wp:effectExtent b="0" l="0" r="0" t="0"/>
-            <wp:docPr descr="Title: Requester desktop mockup showing the dashboard, wallet balance, open requests, and structured request creation form. - Description: Requester desktop mockup showing the dashboard, wallet balance, open requests, and structured request creation form." id="7" name="image4.png"/>
+            <wp:docPr descr="Title: Requester desktop mockup showing the dashboard, wallet balance, open requests, and structured request creation form. - Description: Requester desktop mockup showing the dashboard, wallet balance, open requests, and structured request creation form." id="7" name="image3.png"/>
             <a:graphic>
               <a:graphicData uri="http://schemas.openxmlformats.org/drawingml/2006/picture">
                 <pic:pic>
                   <pic:nvPicPr>
-                    <pic:cNvPr descr="Title: Requester desktop mockup showing the dashboard, wallet balance, open requests, and structured request creation form. - Description: Requester desktop mockup showing the dashboard, wallet balance, open requests, and structured request creation form." id="0" name="image4.png"/>
+                    <pic:cNvPr descr="Title: Requester desktop mockup showing the dashboard, wallet balance, open requests, and structured request creation form. - Description: Requester desktop mockup showing the dashboard, wallet balance, open requests, and structured request creation form." id="0" name="image3.png"/>
                     <pic:cNvPicPr preferRelativeResize="0"/>
                   </pic:nvPicPr>
                   <pic:blipFill>
@@ -53609,12 +53678,12 @@
           <wp:inline distB="114300" distT="114300" distL="114300" distR="114300">
             <wp:extent cx="4368800" cy="2730500"/>
             <wp:effectExtent b="0" l="0" r="0" t="0"/>
-            <wp:docPr descr="Title: Courier desktop mockup showing searchable open errands with pickup location, reward, expiry, and accept actions. - Description: Courier desktop mockup showing searchable open errands with pickup location, reward, expiry, and accept actions." id="8" name="image2.png"/>
+            <wp:docPr descr="Title: Courier desktop mockup showing searchable open errands with pickup location, reward, expiry, and accept actions. - Description: Courier desktop mockup showing searchable open errands with pickup location, reward, expiry, and accept actions." id="8" name="image4.png"/>
             <a:graphic>
               <a:graphicData uri="http://schemas.openxmlformats.org/drawingml/2006/picture">
                 <pic:pic>
                   <pic:nvPicPr>
-                    <pic:cNvPr descr="Title: Courier desktop mockup showing searchable open errands with pickup location, reward, expiry, and accept actions. - Description: Courier desktop mockup showing searchable open errands with pickup location, reward, expiry, and accept actions." id="0" name="image2.png"/>
+                    <pic:cNvPr descr="Title: Courier desktop mockup showing searchable open errands with pickup location, reward, expiry, and accept actions. - Description: Courier desktop mockup showing searchable open errands with pickup location, reward, expiry, and accept actions." id="0" name="image4.png"/>
                     <pic:cNvPicPr preferRelativeResize="0"/>
                   </pic:nvPicPr>
                   <pic:blipFill>
@@ -53810,12 +53879,12 @@
                 <wp:inline distB="114300" distT="114300" distL="114300" distR="114300">
                   <wp:extent cx="2189535" cy="4592457"/>
                   <wp:effectExtent b="0" l="0" r="0" t="0"/>
-                  <wp:docPr id="1" name="image6.png"/>
+                  <wp:docPr id="1" name="image2.png"/>
                   <a:graphic>
                     <a:graphicData uri="http://schemas.openxmlformats.org/drawingml/2006/picture">
                       <pic:pic>
                         <pic:nvPicPr>
-                          <pic:cNvPr id="0" name="image6.png"/>
+                          <pic:cNvPr id="0" name="image2.png"/>
                           <pic:cNvPicPr preferRelativeResize="0"/>
                         </pic:nvPicPr>
                         <pic:blipFill>
@@ -53987,12 +54056,12 @@
                 <wp:inline distB="114300" distT="114300" distL="114300" distR="114300">
                   <wp:extent cx="2319276" cy="4875212"/>
                   <wp:effectExtent b="0" l="0" r="0" t="0"/>
-                  <wp:docPr id="2" name="image7.png"/>
+                  <wp:docPr id="2" name="image5.png"/>
                   <a:graphic>
                     <a:graphicData uri="http://schemas.openxmlformats.org/drawingml/2006/picture">
                       <pic:pic>
                         <pic:nvPicPr>
-                          <pic:cNvPr id="0" name="image7.png"/>
+                          <pic:cNvPr id="0" name="image5.png"/>
                           <pic:cNvPicPr preferRelativeResize="0"/>
                         </pic:nvPicPr>
                         <pic:blipFill>
@@ -54049,12 +54118,12 @@
                 <wp:inline distB="114300" distT="114300" distL="114300" distR="114300">
                   <wp:extent cx="2165344" cy="4567238"/>
                   <wp:effectExtent b="0" l="0" r="0" t="0"/>
-                  <wp:docPr id="3" name="image8.png"/>
+                  <wp:docPr id="3" name="image7.png"/>
                   <a:graphic>
                     <a:graphicData uri="http://schemas.openxmlformats.org/drawingml/2006/picture">
                       <pic:pic>
                         <pic:nvPicPr>
-                          <pic:cNvPr id="0" name="image8.png"/>
+                          <pic:cNvPr id="0" name="image7.png"/>
                           <pic:cNvPicPr preferRelativeResize="0"/>
                         </pic:nvPicPr>
                         <pic:blipFill>
@@ -54365,12 +54434,12 @@
                 <wp:inline distB="114300" distT="114300" distL="114300" distR="114300">
                   <wp:extent cx="2155611" cy="4570265"/>
                   <wp:effectExtent b="0" l="0" r="0" t="0"/>
-                  <wp:docPr id="9" name="image5.png"/>
+                  <wp:docPr id="9" name="image8.png"/>
                   <a:graphic>
                     <a:graphicData uri="http://schemas.openxmlformats.org/drawingml/2006/picture">
                       <pic:pic>
                         <pic:nvPicPr>
-                          <pic:cNvPr id="0" name="image5.png"/>
+                          <pic:cNvPr id="0" name="image8.png"/>
                           <pic:cNvPicPr preferRelativeResize="0"/>
                         </pic:nvPicPr>
                         <pic:blipFill>
@@ -54497,12 +54566,12 @@
                 <wp:inline distB="114300" distT="114300" distL="114300" distR="114300">
                   <wp:extent cx="2005329" cy="4252913"/>
                   <wp:effectExtent b="0" l="0" r="0" t="0"/>
-                  <wp:docPr id="6" name="image3.png"/>
+                  <wp:docPr id="6" name="image6.png"/>
                   <a:graphic>
                     <a:graphicData uri="http://schemas.openxmlformats.org/drawingml/2006/picture">
                       <pic:pic>
                         <pic:nvPicPr>
-                          <pic:cNvPr id="0" name="image3.png"/>
+                          <pic:cNvPr id="0" name="image6.png"/>
                           <pic:cNvPicPr preferRelativeResize="0"/>
                         </pic:nvPicPr>
                         <pic:blipFill>

--- a/docs/Project D1 Submission.docx
+++ b/docs/Project D1 Submission.docx
@@ -4432,34 +4432,12 @@
           <w:b w:val="1"/>
           <w:bCs w:val="1"/>
           <w:color w:val="000000"/>
-          <w:sz w:val="24"/>
-          <w:szCs w:val="24"/>
-        </w:rPr>
-      </w:pPr>
-      <w:bookmarkStart w:colFirst="0" w:colLast="0" w:name="_2rz6wgvghq1n" w:id="1"/>
-      <w:bookmarkEnd w:id="1"/>
-      <w:r>
-        <w:rPr>
-          <w:rtl w:val="0"/>
-        </w:rPr>
-      </w:r>
-    </w:p>
-    <w:p>
-      <w:pPr>
-        <w:pStyle w:val="Heading3"/>
-        <w:keepNext w:val="0"/>
-        <w:keepLines w:val="0"/>
-        <w:spacing w:before="280" w:line="279" w:lineRule="auto"/>
-        <w:rPr>
-          <w:b w:val="1"/>
-          <w:bCs w:val="1"/>
-          <w:color w:val="000000"/>
           <w:sz w:val="22"/>
           <w:szCs w:val="22"/>
         </w:rPr>
       </w:pPr>
-      <w:bookmarkStart w:colFirst="0" w:colLast="0" w:name="_dbmtj2bmjxn4" w:id="2"/>
-      <w:bookmarkEnd w:id="2"/>
+      <w:bookmarkStart w:colFirst="0" w:colLast="0" w:name="_dbmtj2bmjxn4" w:id="1"/>
+      <w:bookmarkEnd w:id="1"/>
       <w:r>
         <w:rPr>
           <w:b w:val="1"/>
@@ -7485,7 +7463,29 @@
           <w:szCs w:val="22"/>
         </w:rPr>
       </w:pPr>
-      <w:bookmarkStart w:colFirst="0" w:colLast="0" w:name="_dnqovgrx97kk" w:id="3"/>
+      <w:bookmarkStart w:colFirst="0" w:colLast="0" w:name="_dnqovgrx97kk" w:id="2"/>
+      <w:bookmarkEnd w:id="2"/>
+      <w:r>
+        <w:rPr>
+          <w:rtl w:val="0"/>
+        </w:rPr>
+      </w:r>
+    </w:p>
+    <w:p>
+      <w:pPr>
+        <w:pStyle w:val="Heading3"/>
+        <w:keepNext w:val="0"/>
+        <w:keepLines w:val="0"/>
+        <w:spacing w:before="280" w:line="279" w:lineRule="auto"/>
+        <w:rPr>
+          <w:b w:val="1"/>
+          <w:bCs w:val="1"/>
+          <w:color w:val="000000"/>
+          <w:sz w:val="22"/>
+          <w:szCs w:val="22"/>
+        </w:rPr>
+      </w:pPr>
+      <w:bookmarkStart w:colFirst="0" w:colLast="0" w:name="_qo62h11gnlu9" w:id="3"/>
       <w:bookmarkEnd w:id="3"/>
       <w:r>
         <w:rPr>
@@ -7507,272 +7507,8 @@
           <w:szCs w:val="22"/>
         </w:rPr>
       </w:pPr>
-      <w:bookmarkStart w:colFirst="0" w:colLast="0" w:name="_qo62h11gnlu9" w:id="4"/>
+      <w:bookmarkStart w:colFirst="0" w:colLast="0" w:name="_aiieq0olvw1b" w:id="4"/>
       <w:bookmarkEnd w:id="4"/>
-      <w:r>
-        <w:rPr>
-          <w:rtl w:val="0"/>
-        </w:rPr>
-      </w:r>
-    </w:p>
-    <w:p>
-      <w:pPr>
-        <w:pStyle w:val="Heading3"/>
-        <w:keepNext w:val="0"/>
-        <w:keepLines w:val="0"/>
-        <w:spacing w:before="280" w:line="279" w:lineRule="auto"/>
-        <w:rPr>
-          <w:b w:val="1"/>
-          <w:bCs w:val="1"/>
-          <w:color w:val="000000"/>
-          <w:sz w:val="22"/>
-          <w:szCs w:val="22"/>
-        </w:rPr>
-      </w:pPr>
-      <w:bookmarkStart w:colFirst="0" w:colLast="0" w:name="_hcb34gysyjga" w:id="5"/>
-      <w:bookmarkEnd w:id="5"/>
-      <w:r>
-        <w:rPr>
-          <w:rtl w:val="0"/>
-        </w:rPr>
-      </w:r>
-    </w:p>
-    <w:p>
-      <w:pPr>
-        <w:pStyle w:val="Heading3"/>
-        <w:keepNext w:val="0"/>
-        <w:keepLines w:val="0"/>
-        <w:spacing w:before="280" w:line="279" w:lineRule="auto"/>
-        <w:rPr>
-          <w:b w:val="1"/>
-          <w:bCs w:val="1"/>
-          <w:color w:val="000000"/>
-          <w:sz w:val="22"/>
-          <w:szCs w:val="22"/>
-        </w:rPr>
-      </w:pPr>
-      <w:bookmarkStart w:colFirst="0" w:colLast="0" w:name="_p00i5tyafda9" w:id="6"/>
-      <w:bookmarkEnd w:id="6"/>
-      <w:r>
-        <w:rPr>
-          <w:rtl w:val="0"/>
-        </w:rPr>
-      </w:r>
-    </w:p>
-    <w:p>
-      <w:pPr>
-        <w:pStyle w:val="Heading3"/>
-        <w:keepNext w:val="0"/>
-        <w:keepLines w:val="0"/>
-        <w:spacing w:before="280" w:line="279" w:lineRule="auto"/>
-        <w:rPr>
-          <w:b w:val="1"/>
-          <w:bCs w:val="1"/>
-          <w:color w:val="000000"/>
-          <w:sz w:val="22"/>
-          <w:szCs w:val="22"/>
-        </w:rPr>
-      </w:pPr>
-      <w:bookmarkStart w:colFirst="0" w:colLast="0" w:name="_650ru745hwha" w:id="7"/>
-      <w:bookmarkEnd w:id="7"/>
-      <w:r>
-        <w:rPr>
-          <w:rtl w:val="0"/>
-        </w:rPr>
-      </w:r>
-    </w:p>
-    <w:p>
-      <w:pPr>
-        <w:pStyle w:val="Heading3"/>
-        <w:keepNext w:val="0"/>
-        <w:keepLines w:val="0"/>
-        <w:spacing w:before="280" w:line="279" w:lineRule="auto"/>
-        <w:rPr>
-          <w:b w:val="1"/>
-          <w:bCs w:val="1"/>
-          <w:color w:val="000000"/>
-          <w:sz w:val="22"/>
-          <w:szCs w:val="22"/>
-        </w:rPr>
-      </w:pPr>
-      <w:bookmarkStart w:colFirst="0" w:colLast="0" w:name="_izea2xjprtux" w:id="8"/>
-      <w:bookmarkEnd w:id="8"/>
-      <w:r>
-        <w:rPr>
-          <w:rtl w:val="0"/>
-        </w:rPr>
-      </w:r>
-    </w:p>
-    <w:p>
-      <w:pPr>
-        <w:pStyle w:val="Heading3"/>
-        <w:keepNext w:val="0"/>
-        <w:keepLines w:val="0"/>
-        <w:spacing w:before="280" w:line="279" w:lineRule="auto"/>
-        <w:rPr>
-          <w:b w:val="1"/>
-          <w:bCs w:val="1"/>
-          <w:color w:val="000000"/>
-          <w:sz w:val="22"/>
-          <w:szCs w:val="22"/>
-        </w:rPr>
-      </w:pPr>
-      <w:bookmarkStart w:colFirst="0" w:colLast="0" w:name="_vvjl1pihuydl" w:id="9"/>
-      <w:bookmarkEnd w:id="9"/>
-      <w:r>
-        <w:rPr>
-          <w:rtl w:val="0"/>
-        </w:rPr>
-      </w:r>
-    </w:p>
-    <w:p>
-      <w:pPr>
-        <w:pStyle w:val="Heading3"/>
-        <w:keepNext w:val="0"/>
-        <w:keepLines w:val="0"/>
-        <w:spacing w:before="280" w:line="279" w:lineRule="auto"/>
-        <w:rPr>
-          <w:b w:val="1"/>
-          <w:bCs w:val="1"/>
-          <w:color w:val="000000"/>
-          <w:sz w:val="22"/>
-          <w:szCs w:val="22"/>
-        </w:rPr>
-      </w:pPr>
-      <w:bookmarkStart w:colFirst="0" w:colLast="0" w:name="_ilokugwyedk7" w:id="10"/>
-      <w:bookmarkEnd w:id="10"/>
-      <w:r>
-        <w:rPr>
-          <w:rtl w:val="0"/>
-        </w:rPr>
-      </w:r>
-    </w:p>
-    <w:p>
-      <w:pPr>
-        <w:pStyle w:val="Heading3"/>
-        <w:keepNext w:val="0"/>
-        <w:keepLines w:val="0"/>
-        <w:spacing w:before="280" w:line="279" w:lineRule="auto"/>
-        <w:rPr>
-          <w:b w:val="1"/>
-          <w:bCs w:val="1"/>
-          <w:color w:val="000000"/>
-          <w:sz w:val="22"/>
-          <w:szCs w:val="22"/>
-        </w:rPr>
-      </w:pPr>
-      <w:bookmarkStart w:colFirst="0" w:colLast="0" w:name="_gjxuee3a1ra3" w:id="11"/>
-      <w:bookmarkEnd w:id="11"/>
-      <w:r>
-        <w:rPr>
-          <w:rtl w:val="0"/>
-        </w:rPr>
-      </w:r>
-    </w:p>
-    <w:p>
-      <w:pPr>
-        <w:pStyle w:val="Heading3"/>
-        <w:keepNext w:val="0"/>
-        <w:keepLines w:val="0"/>
-        <w:spacing w:before="280" w:line="279" w:lineRule="auto"/>
-        <w:rPr>
-          <w:b w:val="1"/>
-          <w:bCs w:val="1"/>
-          <w:color w:val="000000"/>
-          <w:sz w:val="22"/>
-          <w:szCs w:val="22"/>
-        </w:rPr>
-      </w:pPr>
-      <w:bookmarkStart w:colFirst="0" w:colLast="0" w:name="_t6stog7a0j5m" w:id="12"/>
-      <w:bookmarkEnd w:id="12"/>
-      <w:r>
-        <w:rPr>
-          <w:rtl w:val="0"/>
-        </w:rPr>
-      </w:r>
-    </w:p>
-    <w:p>
-      <w:pPr>
-        <w:pStyle w:val="Heading3"/>
-        <w:keepNext w:val="0"/>
-        <w:keepLines w:val="0"/>
-        <w:spacing w:before="280" w:line="279" w:lineRule="auto"/>
-        <w:rPr>
-          <w:b w:val="1"/>
-          <w:bCs w:val="1"/>
-          <w:color w:val="000000"/>
-          <w:sz w:val="22"/>
-          <w:szCs w:val="22"/>
-        </w:rPr>
-      </w:pPr>
-      <w:bookmarkStart w:colFirst="0" w:colLast="0" w:name="_grl6rskko5oj" w:id="13"/>
-      <w:bookmarkEnd w:id="13"/>
-      <w:r>
-        <w:rPr>
-          <w:rtl w:val="0"/>
-        </w:rPr>
-      </w:r>
-    </w:p>
-    <w:p>
-      <w:pPr>
-        <w:pStyle w:val="Heading3"/>
-        <w:keepNext w:val="0"/>
-        <w:keepLines w:val="0"/>
-        <w:spacing w:before="280" w:line="279" w:lineRule="auto"/>
-        <w:rPr>
-          <w:b w:val="1"/>
-          <w:bCs w:val="1"/>
-          <w:color w:val="000000"/>
-          <w:sz w:val="22"/>
-          <w:szCs w:val="22"/>
-        </w:rPr>
-      </w:pPr>
-      <w:bookmarkStart w:colFirst="0" w:colLast="0" w:name="_7zzmmm6mzbkq" w:id="14"/>
-      <w:bookmarkEnd w:id="14"/>
-      <w:r>
-        <w:rPr>
-          <w:rtl w:val="0"/>
-        </w:rPr>
-      </w:r>
-    </w:p>
-    <w:p>
-      <w:pPr>
-        <w:pStyle w:val="Heading3"/>
-        <w:keepNext w:val="0"/>
-        <w:keepLines w:val="0"/>
-        <w:spacing w:before="280" w:line="279" w:lineRule="auto"/>
-        <w:rPr>
-          <w:b w:val="1"/>
-          <w:bCs w:val="1"/>
-          <w:color w:val="000000"/>
-          <w:sz w:val="22"/>
-          <w:szCs w:val="22"/>
-        </w:rPr>
-      </w:pPr>
-      <w:bookmarkStart w:colFirst="0" w:colLast="0" w:name="_g2ungccbdw7" w:id="15"/>
-      <w:bookmarkEnd w:id="15"/>
-      <w:r>
-        <w:rPr>
-          <w:rtl w:val="0"/>
-        </w:rPr>
-      </w:r>
-    </w:p>
-    <w:p>
-      <w:pPr>
-        <w:pStyle w:val="Heading3"/>
-        <w:keepNext w:val="0"/>
-        <w:keepLines w:val="0"/>
-        <w:spacing w:before="280" w:line="279" w:lineRule="auto"/>
-        <w:rPr>
-          <w:b w:val="1"/>
-          <w:bCs w:val="1"/>
-          <w:color w:val="000000"/>
-          <w:sz w:val="22"/>
-          <w:szCs w:val="22"/>
-        </w:rPr>
-      </w:pPr>
-      <w:bookmarkStart w:colFirst="0" w:colLast="0" w:name="_aiieq0olvw1b" w:id="16"/>
-      <w:bookmarkEnd w:id="16"/>
       <w:r>
         <w:rPr>
           <w:b w:val="1"/>
@@ -8231,7 +7967,7 @@
                 <w:bCs w:val="1"/>
                 <w:rtl w:val="0"/>
               </w:rPr>
-              <w:t xml:space="preserve">The Order Service shall create an errand in PENDING_CREDIT, request its reward reservation, and open the errand only after the reservation succeeds.</w:t>
+              <w:t xml:space="preserve">The Order Service shall create an errand only after its reward credits are reserved.</w:t>
             </w:r>
           </w:p>
         </w:tc>
@@ -8402,7 +8138,7 @@
               <w:rPr>
                 <w:rtl w:val="0"/>
               </w:rPr>
-              <w:t xml:space="preserve">If the reservation fails because of insufficient balance or an unavailable Credit Service, the service shall move the errand to REJECTED and return a reason to the requester; the errand shall never become OPEN and no reward shall remain reserved. A REJECTED errand shall be visible only to its requester.</w:t>
+              <w:t xml:space="preserve">If the reservation fails (insufficient balance, or the credit service is unavailable), the system shall reject the errand creation request and return a reason to the requester. No errand record shall be persisted.</w:t>
             </w:r>
           </w:p>
         </w:tc>
@@ -8563,7 +8299,7 @@
               <w:rPr>
                 <w:rtl w:val="0"/>
               </w:rPr>
-              <w:t xml:space="preserve">If the reservation fails because of insufficient balance, the service shall reject the errand and return both the required amount and the requester's current available balance.</w:t>
+              <w:t xml:space="preserve">If the reservation fails because of insufficient balance, system shall reject and indicate required amount</w:t>
             </w:r>
           </w:p>
           <w:p>
@@ -8735,7 +8471,7 @@
               <w:rPr>
                 <w:rtl w:val="0"/>
               </w:rPr>
-              <w:t xml:space="preserve">If the reservation fails because the Credit Service is unavailable or returns CreditReservationRejected, the service shall reject the errand and return a result that the interface may retry using the same idempotency key.</w:t>
+              <w:t xml:space="preserve">If the reservation fails because of service unavailable, system shall reject and retry</w:t>
             </w:r>
           </w:p>
         </w:tc>
@@ -9057,7 +8793,7 @@
               <w:rPr>
                 <w:rtl w:val="0"/>
               </w:rPr>
-              <w:t xml:space="preserve">An errand shall open with an acceptance deadline of 60 minutes from the moment it becomes OPEN, stored in UTC and returned with the order so that the interface can display the remaining time.</w:t>
+              <w:t xml:space="preserve">An errand shall have an acceptance deadline of 60 minutes from when it opens, and the interface shall show the time remaining.</w:t>
             </w:r>
           </w:p>
         </w:tc>
@@ -9721,7 +9457,7 @@
               <w:rPr>
                 <w:rtl w:val="0"/>
               </w:rPr>
-              <w:t xml:space="preserve">A requester or assigned courier shall see full order details and status history; any other student shall receive only the open-list view, and an unauthorized private-detail request shall return HTTP 403.</w:t>
+              <w:t xml:space="preserve">A requester or assigned courier shall see full errand details and status history; any other student shall see only the open-list view and shall be denied access to private details.</w:t>
             </w:r>
           </w:p>
         </w:tc>
@@ -10063,7 +9799,7 @@
               <w:rPr>
                 <w:rtl w:val="0"/>
               </w:rPr>
-              <w:t xml:space="preserve">The service shall validate courier eligibility and claim the order with one atomic state-and-version change.</w:t>
+              <w:t xml:space="preserve">The service shall check courier eligibility and assign the courier in a single step, so no two couriers can claim the same errand.</w:t>
             </w:r>
           </w:p>
         </w:tc>
@@ -10224,7 +9960,7 @@
               <w:rPr>
                 <w:rtl w:val="0"/>
               </w:rPr>
-              <w:t xml:space="preserve">Acceptance shall be rejected if the actor is the requester, the actor is suspended, the order is not OPEN, or the acceptance deadline has passed.</w:t>
+              <w:t xml:space="preserve">Acceptance shall be rejected if the actor is the requester, the actor is suspended, the errand is no longer open, or the acceptance deadline has passed.</w:t>
             </w:r>
           </w:p>
         </w:tc>
@@ -10385,7 +10121,7 @@
               <w:rPr>
                 <w:rtl w:val="0"/>
               </w:rPr>
-              <w:t xml:space="preserve">For simultaneous valid attempts, exactly one request shall set courierId and move OPEN to ACCEPTED; every losing request shall receive HTTP 409 with the current order state.</w:t>
+              <w:t xml:space="preserve">When several couriers try to accept the same errand at once, exactly one shall be assigned; every other courier shall be told the errand is no longer available, along with its current status.</w:t>
             </w:r>
           </w:p>
         </w:tc>
@@ -10888,7 +10624,7 @@
               <w:rPr>
                 <w:rtl w:val="0"/>
               </w:rPr>
-              <w:t xml:space="preserve">The assigned courier may move ACCEPTED to PICKED_UP and PICKED_UP to DELIVERED; every other actor or source state shall be rejected without mutation.</w:t>
+              <w:t xml:space="preserve">The assigned courier may mark an accepted errand as picked up and a picked-up errand as delivered; any other actor, or an errand in any other status, shall be rejected without changing the errand.</w:t>
             </w:r>
           </w:p>
         </w:tc>
@@ -11049,7 +10785,7 @@
               <w:rPr>
                 <w:rtl w:val="0"/>
               </w:rPr>
-              <w:t xml:space="preserve">Only the requester may move DELIVERED to COMPLETION_PENDING_CREDIT, and that transition shall publish OrderCompletionRequested with orderId, requesterId, courierId, and reserved reward.</w:t>
+              <w:t xml:space="preserve">Only the requester may confirm a delivered errand, and confirmation shall ask the Credit Service to transfer the reserved reward to the courier.</w:t>
             </w:r>
           </w:p>
         </w:tc>
@@ -11552,7 +11288,7 @@
               <w:rPr>
                 <w:rtl w:val="0"/>
               </w:rPr>
-              <w:t xml:space="preserve">CreditsTransferred for the matching order and amount shall move COMPLETION_PENDING_CREDIT to COMPLETED and record completedAt; a failure event shall leave the order pending for retry or support handling.</w:t>
+              <w:t xml:space="preserve">When the Credit Service confirms the reward transfer, the errand shall become completed and its completion time recorded; if the transfer fails, the errand shall stay pending for retry or support handling.</w:t>
             </w:r>
           </w:p>
         </w:tc>
@@ -11713,7 +11449,7 @@
               <w:rPr>
                 <w:rtl w:val="0"/>
               </w:rPr>
-              <w:t xml:space="preserve">The completed order shall expose an immutable receipt containing orderId, requester, courier, supplier snapshot, reward, state timestamps, and the credit transaction reference.</w:t>
+              <w:t xml:space="preserve">A completed errand shall have a receipt that cannot be changed, showing the requester, courier, supplier, reward, the time of each status change, and a reference to the credit transfer.</w:t>
             </w:r>
           </w:p>
         </w:tc>
@@ -12216,7 +11952,7 @@
               <w:rPr>
                 <w:rtl w:val="0"/>
               </w:rPr>
-              <w:t xml:space="preserve">The requester may cancel an errand in OPEN or ACCEPTED before pickup and an assigned courier may withdraw from ACCEPTED before pickup; cancellation shall move the errand to CANCEL_PENDING_CREDIT and request a credit release, while withdrawal shall return the errand to OPEN if its acceptance deadline has not passed.</w:t>
+              <w:t xml:space="preserve">The requester may cancel an open or accepted errand before pickup, and an assigned courier may withdraw from an accepted errand before pickup; withdrawal reopens the errand if its deadline has not passed, while cancellation releases the reserved credits.</w:t>
             </w:r>
           </w:p>
         </w:tc>
@@ -12377,7 +12113,7 @@
               <w:rPr>
                 <w:rtl w:val="0"/>
               </w:rPr>
-              <w:t xml:space="preserve">A scheduler shall move an overdue OPEN order to EXPIRE_PENDING_CREDIT; CreditReleased shall finalize CANCELLED or EXPIRED. PICKED_UP and later states shall not permit direct cancellation.</w:t>
+              <w:t xml:space="preserve">An open errand that passes its acceptance deadline shall expire automatically. A cancelled or expired errand shall be finalised only after the Credit Service confirms the credits were released. An errand that has been picked up shall not be cancelled directly.</w:t>
             </w:r>
           </w:p>
         </w:tc>
@@ -12880,7 +12616,7 @@
               <w:rPr>
                 <w:rtl w:val="0"/>
               </w:rPr>
-              <w:t xml:space="preserve">A repeated command with the same actor and idempotency key shall return the original result without another transition or event; reuse of the key with different content shall return HTTP 409.</w:t>
+              <w:t xml:space="preserve">Repeating the same request, for example after a network retry, shall return the original result without changing the errand again; repeating it with different content shall be rejected.</w:t>
             </w:r>
           </w:p>
         </w:tc>
@@ -13041,7 +12777,7 @@
               <w:rPr>
                 <w:rtl w:val="0"/>
               </w:rPr>
-              <w:t xml:space="preserve">Every OrderStatusChanged event shall contain eventId, orderId, previousState, newState, orderVersion, occurredAt, actorId or SYSTEM, correlationId, and schemaVersion.</w:t>
+              <w:t xml:space="preserve">Every status change shall be recorded with the previous and new status, who or what made the change, and when it happened.</w:t>
             </w:r>
           </w:p>
         </w:tc>
@@ -13544,7 +13280,7 @@
               <w:rPr>
                 <w:rtl w:val="0"/>
               </w:rPr>
-              <w:t xml:space="preserve">On UserSuspended for an assigned courier, an errand in ACCEPTED or PICKED_UP shall clear courierId, return to OPEN with its acceptance deadline extended by the time the errand was assigned, and record the reason in status history.</w:t>
+              <w:t xml:space="preserve">If an assigned courier is suspended before delivery, the errand shall return to open with its acceptance deadline extended by the time it was assigned, and the reason shall be recorded in its history.</w:t>
             </w:r>
           </w:p>
         </w:tc>
@@ -13705,7 +13441,7 @@
               <w:rPr>
                 <w:rtl w:val="0"/>
               </w:rPr>
-              <w:t xml:space="preserve">The requester's reservation shall remain held across reassignment, and a suspended courier shall receive HTTP 403 for any subsequent command on that errand.</w:t>
+              <w:t xml:space="preserve">The requester's reserved credits shall stay held while the errand is reassigned, and the suspended courier shall be denied any further action on that errand.</w:t>
             </w:r>
           </w:p>
         </w:tc>
@@ -13787,7 +13523,271 @@
           <w:szCs w:val="22"/>
         </w:rPr>
       </w:pPr>
-      <w:bookmarkStart w:colFirst="0" w:colLast="0" w:name="_u4vx973jnrqo" w:id="17"/>
+      <w:bookmarkStart w:colFirst="0" w:colLast="0" w:name="_u4vx973jnrqo" w:id="5"/>
+      <w:bookmarkEnd w:id="5"/>
+      <w:r>
+        <w:rPr>
+          <w:rtl w:val="0"/>
+        </w:rPr>
+      </w:r>
+    </w:p>
+    <w:p>
+      <w:pPr>
+        <w:pStyle w:val="Heading3"/>
+        <w:keepNext w:val="0"/>
+        <w:keepLines w:val="0"/>
+        <w:spacing w:before="280" w:line="279" w:lineRule="auto"/>
+        <w:rPr>
+          <w:b w:val="1"/>
+          <w:bCs w:val="1"/>
+          <w:color w:val="000000"/>
+          <w:sz w:val="22"/>
+          <w:szCs w:val="22"/>
+        </w:rPr>
+      </w:pPr>
+      <w:bookmarkStart w:colFirst="0" w:colLast="0" w:name="_yjx2umdy15x" w:id="6"/>
+      <w:bookmarkEnd w:id="6"/>
+      <w:r>
+        <w:rPr>
+          <w:rtl w:val="0"/>
+        </w:rPr>
+      </w:r>
+    </w:p>
+    <w:p>
+      <w:pPr>
+        <w:pStyle w:val="Heading3"/>
+        <w:keepNext w:val="0"/>
+        <w:keepLines w:val="0"/>
+        <w:spacing w:before="280" w:line="279" w:lineRule="auto"/>
+        <w:rPr>
+          <w:b w:val="1"/>
+          <w:bCs w:val="1"/>
+          <w:color w:val="000000"/>
+          <w:sz w:val="22"/>
+          <w:szCs w:val="22"/>
+        </w:rPr>
+      </w:pPr>
+      <w:bookmarkStart w:colFirst="0" w:colLast="0" w:name="_eaz083m4j4r" w:id="7"/>
+      <w:bookmarkEnd w:id="7"/>
+      <w:r>
+        <w:rPr>
+          <w:rtl w:val="0"/>
+        </w:rPr>
+      </w:r>
+    </w:p>
+    <w:p>
+      <w:pPr>
+        <w:pStyle w:val="Heading3"/>
+        <w:keepNext w:val="0"/>
+        <w:keepLines w:val="0"/>
+        <w:spacing w:before="280" w:line="279" w:lineRule="auto"/>
+        <w:rPr>
+          <w:b w:val="1"/>
+          <w:bCs w:val="1"/>
+          <w:color w:val="000000"/>
+          <w:sz w:val="22"/>
+          <w:szCs w:val="22"/>
+        </w:rPr>
+      </w:pPr>
+      <w:bookmarkStart w:colFirst="0" w:colLast="0" w:name="_i18l6xoic4ad" w:id="8"/>
+      <w:bookmarkEnd w:id="8"/>
+      <w:r>
+        <w:rPr>
+          <w:rtl w:val="0"/>
+        </w:rPr>
+      </w:r>
+    </w:p>
+    <w:p>
+      <w:pPr>
+        <w:pStyle w:val="Heading3"/>
+        <w:keepNext w:val="0"/>
+        <w:keepLines w:val="0"/>
+        <w:spacing w:before="280" w:line="279" w:lineRule="auto"/>
+        <w:rPr>
+          <w:b w:val="1"/>
+          <w:bCs w:val="1"/>
+          <w:color w:val="000000"/>
+          <w:sz w:val="22"/>
+          <w:szCs w:val="22"/>
+        </w:rPr>
+      </w:pPr>
+      <w:bookmarkStart w:colFirst="0" w:colLast="0" w:name="_6jr1zy2qtz80" w:id="9"/>
+      <w:bookmarkEnd w:id="9"/>
+      <w:r>
+        <w:rPr>
+          <w:rtl w:val="0"/>
+        </w:rPr>
+      </w:r>
+    </w:p>
+    <w:p>
+      <w:pPr>
+        <w:pStyle w:val="Heading3"/>
+        <w:keepNext w:val="0"/>
+        <w:keepLines w:val="0"/>
+        <w:spacing w:before="280" w:line="279" w:lineRule="auto"/>
+        <w:rPr>
+          <w:b w:val="1"/>
+          <w:bCs w:val="1"/>
+          <w:color w:val="000000"/>
+          <w:sz w:val="22"/>
+          <w:szCs w:val="22"/>
+        </w:rPr>
+      </w:pPr>
+      <w:bookmarkStart w:colFirst="0" w:colLast="0" w:name="_38eo1xut9jq1" w:id="10"/>
+      <w:bookmarkEnd w:id="10"/>
+      <w:r>
+        <w:rPr>
+          <w:rtl w:val="0"/>
+        </w:rPr>
+      </w:r>
+    </w:p>
+    <w:p>
+      <w:pPr>
+        <w:pStyle w:val="Heading3"/>
+        <w:keepNext w:val="0"/>
+        <w:keepLines w:val="0"/>
+        <w:spacing w:before="280" w:line="279" w:lineRule="auto"/>
+        <w:rPr>
+          <w:b w:val="1"/>
+          <w:bCs w:val="1"/>
+          <w:color w:val="000000"/>
+          <w:sz w:val="22"/>
+          <w:szCs w:val="22"/>
+        </w:rPr>
+      </w:pPr>
+      <w:bookmarkStart w:colFirst="0" w:colLast="0" w:name="_l6z9cdr11ozm" w:id="11"/>
+      <w:bookmarkEnd w:id="11"/>
+      <w:r>
+        <w:rPr>
+          <w:rtl w:val="0"/>
+        </w:rPr>
+      </w:r>
+    </w:p>
+    <w:p>
+      <w:pPr>
+        <w:pStyle w:val="Heading3"/>
+        <w:keepNext w:val="0"/>
+        <w:keepLines w:val="0"/>
+        <w:spacing w:before="280" w:line="279" w:lineRule="auto"/>
+        <w:rPr>
+          <w:b w:val="1"/>
+          <w:bCs w:val="1"/>
+          <w:color w:val="000000"/>
+          <w:sz w:val="22"/>
+          <w:szCs w:val="22"/>
+        </w:rPr>
+      </w:pPr>
+      <w:bookmarkStart w:colFirst="0" w:colLast="0" w:name="_x27tgzt3s3yi" w:id="12"/>
+      <w:bookmarkEnd w:id="12"/>
+      <w:r>
+        <w:rPr>
+          <w:rtl w:val="0"/>
+        </w:rPr>
+      </w:r>
+    </w:p>
+    <w:p>
+      <w:pPr>
+        <w:pStyle w:val="Heading3"/>
+        <w:keepNext w:val="0"/>
+        <w:keepLines w:val="0"/>
+        <w:spacing w:before="280" w:line="279" w:lineRule="auto"/>
+        <w:rPr>
+          <w:b w:val="1"/>
+          <w:bCs w:val="1"/>
+          <w:color w:val="000000"/>
+          <w:sz w:val="22"/>
+          <w:szCs w:val="22"/>
+        </w:rPr>
+      </w:pPr>
+      <w:bookmarkStart w:colFirst="0" w:colLast="0" w:name="_ahljjxvlu9fg" w:id="13"/>
+      <w:bookmarkEnd w:id="13"/>
+      <w:r>
+        <w:rPr>
+          <w:rtl w:val="0"/>
+        </w:rPr>
+      </w:r>
+    </w:p>
+    <w:p>
+      <w:pPr>
+        <w:pStyle w:val="Heading3"/>
+        <w:keepNext w:val="0"/>
+        <w:keepLines w:val="0"/>
+        <w:spacing w:before="280" w:line="279" w:lineRule="auto"/>
+        <w:rPr>
+          <w:b w:val="1"/>
+          <w:bCs w:val="1"/>
+          <w:color w:val="000000"/>
+          <w:sz w:val="22"/>
+          <w:szCs w:val="22"/>
+        </w:rPr>
+      </w:pPr>
+      <w:bookmarkStart w:colFirst="0" w:colLast="0" w:name="_aqutlex5g52n" w:id="14"/>
+      <w:bookmarkEnd w:id="14"/>
+      <w:r>
+        <w:rPr>
+          <w:rtl w:val="0"/>
+        </w:rPr>
+      </w:r>
+    </w:p>
+    <w:p>
+      <w:pPr>
+        <w:pStyle w:val="Heading3"/>
+        <w:keepNext w:val="0"/>
+        <w:keepLines w:val="0"/>
+        <w:spacing w:before="280" w:line="279" w:lineRule="auto"/>
+        <w:rPr>
+          <w:b w:val="1"/>
+          <w:bCs w:val="1"/>
+          <w:color w:val="000000"/>
+          <w:sz w:val="22"/>
+          <w:szCs w:val="22"/>
+        </w:rPr>
+      </w:pPr>
+      <w:bookmarkStart w:colFirst="0" w:colLast="0" w:name="_lq9o1lgcneb7" w:id="15"/>
+      <w:bookmarkEnd w:id="15"/>
+      <w:r>
+        <w:rPr>
+          <w:rtl w:val="0"/>
+        </w:rPr>
+      </w:r>
+    </w:p>
+    <w:p>
+      <w:pPr>
+        <w:pStyle w:val="Heading3"/>
+        <w:keepNext w:val="0"/>
+        <w:keepLines w:val="0"/>
+        <w:spacing w:before="280" w:line="279" w:lineRule="auto"/>
+        <w:rPr>
+          <w:b w:val="1"/>
+          <w:bCs w:val="1"/>
+          <w:color w:val="000000"/>
+          <w:sz w:val="22"/>
+          <w:szCs w:val="22"/>
+        </w:rPr>
+      </w:pPr>
+      <w:bookmarkStart w:colFirst="0" w:colLast="0" w:name="_3r8eefn7zyhk" w:id="16"/>
+      <w:bookmarkEnd w:id="16"/>
+      <w:r>
+        <w:rPr>
+          <w:rtl w:val="0"/>
+        </w:rPr>
+      </w:r>
+    </w:p>
+    <w:p>
+      <w:pPr>
+        <w:pStyle w:val="Heading3"/>
+        <w:keepNext w:val="0"/>
+        <w:keepLines w:val="0"/>
+        <w:spacing w:before="280" w:line="279" w:lineRule="auto"/>
+        <w:rPr>
+          <w:b w:val="1"/>
+          <w:bCs w:val="1"/>
+          <w:color w:val="000000"/>
+          <w:sz w:val="22"/>
+          <w:szCs w:val="22"/>
+        </w:rPr>
+      </w:pPr>
+      <w:bookmarkStart w:colFirst="0" w:colLast="0" w:name="_1odjwysk7k0u" w:id="17"/>
       <w:bookmarkEnd w:id="17"/>
       <w:r>
         <w:rPr>
@@ -13809,7 +13809,7 @@
           <w:szCs w:val="22"/>
         </w:rPr>
       </w:pPr>
-      <w:bookmarkStart w:colFirst="0" w:colLast="0" w:name="_yjx2umdy15x" w:id="18"/>
+      <w:bookmarkStart w:colFirst="0" w:colLast="0" w:name="_49hq8gy0ls1m" w:id="18"/>
       <w:bookmarkEnd w:id="18"/>
       <w:r>
         <w:rPr>
@@ -13831,7 +13831,7 @@
           <w:szCs w:val="22"/>
         </w:rPr>
       </w:pPr>
-      <w:bookmarkStart w:colFirst="0" w:colLast="0" w:name="_eaz083m4j4r" w:id="19"/>
+      <w:bookmarkStart w:colFirst="0" w:colLast="0" w:name="_7xahby23orxw" w:id="19"/>
       <w:bookmarkEnd w:id="19"/>
       <w:r>
         <w:rPr>
@@ -13853,7 +13853,7 @@
           <w:szCs w:val="22"/>
         </w:rPr>
       </w:pPr>
-      <w:bookmarkStart w:colFirst="0" w:colLast="0" w:name="_i18l6xoic4ad" w:id="20"/>
+      <w:bookmarkStart w:colFirst="0" w:colLast="0" w:name="_qhhxuqfxz9d7" w:id="20"/>
       <w:bookmarkEnd w:id="20"/>
       <w:r>
         <w:rPr>
@@ -13875,7 +13875,7 @@
           <w:szCs w:val="22"/>
         </w:rPr>
       </w:pPr>
-      <w:bookmarkStart w:colFirst="0" w:colLast="0" w:name="_6jr1zy2qtz80" w:id="21"/>
+      <w:bookmarkStart w:colFirst="0" w:colLast="0" w:name="_dgb8gyc06hvg" w:id="21"/>
       <w:bookmarkEnd w:id="21"/>
       <w:r>
         <w:rPr>
@@ -13897,7 +13897,7 @@
           <w:szCs w:val="22"/>
         </w:rPr>
       </w:pPr>
-      <w:bookmarkStart w:colFirst="0" w:colLast="0" w:name="_38eo1xut9jq1" w:id="22"/>
+      <w:bookmarkStart w:colFirst="0" w:colLast="0" w:name="_mo5uqu7a1c5n" w:id="22"/>
       <w:bookmarkEnd w:id="22"/>
       <w:r>
         <w:rPr>
@@ -13919,272 +13919,8 @@
           <w:szCs w:val="22"/>
         </w:rPr>
       </w:pPr>
-      <w:bookmarkStart w:colFirst="0" w:colLast="0" w:name="_l6z9cdr11ozm" w:id="23"/>
+      <w:bookmarkStart w:colFirst="0" w:colLast="0" w:name="_cp88gt5gx4qg" w:id="23"/>
       <w:bookmarkEnd w:id="23"/>
-      <w:r>
-        <w:rPr>
-          <w:rtl w:val="0"/>
-        </w:rPr>
-      </w:r>
-    </w:p>
-    <w:p>
-      <w:pPr>
-        <w:pStyle w:val="Heading3"/>
-        <w:keepNext w:val="0"/>
-        <w:keepLines w:val="0"/>
-        <w:spacing w:before="280" w:line="279" w:lineRule="auto"/>
-        <w:rPr>
-          <w:b w:val="1"/>
-          <w:bCs w:val="1"/>
-          <w:color w:val="000000"/>
-          <w:sz w:val="22"/>
-          <w:szCs w:val="22"/>
-        </w:rPr>
-      </w:pPr>
-      <w:bookmarkStart w:colFirst="0" w:colLast="0" w:name="_x27tgzt3s3yi" w:id="24"/>
-      <w:bookmarkEnd w:id="24"/>
-      <w:r>
-        <w:rPr>
-          <w:rtl w:val="0"/>
-        </w:rPr>
-      </w:r>
-    </w:p>
-    <w:p>
-      <w:pPr>
-        <w:pStyle w:val="Heading3"/>
-        <w:keepNext w:val="0"/>
-        <w:keepLines w:val="0"/>
-        <w:spacing w:before="280" w:line="279" w:lineRule="auto"/>
-        <w:rPr>
-          <w:b w:val="1"/>
-          <w:bCs w:val="1"/>
-          <w:color w:val="000000"/>
-          <w:sz w:val="22"/>
-          <w:szCs w:val="22"/>
-        </w:rPr>
-      </w:pPr>
-      <w:bookmarkStart w:colFirst="0" w:colLast="0" w:name="_ahljjxvlu9fg" w:id="25"/>
-      <w:bookmarkEnd w:id="25"/>
-      <w:r>
-        <w:rPr>
-          <w:rtl w:val="0"/>
-        </w:rPr>
-      </w:r>
-    </w:p>
-    <w:p>
-      <w:pPr>
-        <w:pStyle w:val="Heading3"/>
-        <w:keepNext w:val="0"/>
-        <w:keepLines w:val="0"/>
-        <w:spacing w:before="280" w:line="279" w:lineRule="auto"/>
-        <w:rPr>
-          <w:b w:val="1"/>
-          <w:bCs w:val="1"/>
-          <w:color w:val="000000"/>
-          <w:sz w:val="22"/>
-          <w:szCs w:val="22"/>
-        </w:rPr>
-      </w:pPr>
-      <w:bookmarkStart w:colFirst="0" w:colLast="0" w:name="_aqutlex5g52n" w:id="26"/>
-      <w:bookmarkEnd w:id="26"/>
-      <w:r>
-        <w:rPr>
-          <w:rtl w:val="0"/>
-        </w:rPr>
-      </w:r>
-    </w:p>
-    <w:p>
-      <w:pPr>
-        <w:pStyle w:val="Heading3"/>
-        <w:keepNext w:val="0"/>
-        <w:keepLines w:val="0"/>
-        <w:spacing w:before="280" w:line="279" w:lineRule="auto"/>
-        <w:rPr>
-          <w:b w:val="1"/>
-          <w:bCs w:val="1"/>
-          <w:color w:val="000000"/>
-          <w:sz w:val="22"/>
-          <w:szCs w:val="22"/>
-        </w:rPr>
-      </w:pPr>
-      <w:bookmarkStart w:colFirst="0" w:colLast="0" w:name="_lq9o1lgcneb7" w:id="27"/>
-      <w:bookmarkEnd w:id="27"/>
-      <w:r>
-        <w:rPr>
-          <w:rtl w:val="0"/>
-        </w:rPr>
-      </w:r>
-    </w:p>
-    <w:p>
-      <w:pPr>
-        <w:pStyle w:val="Heading3"/>
-        <w:keepNext w:val="0"/>
-        <w:keepLines w:val="0"/>
-        <w:spacing w:before="280" w:line="279" w:lineRule="auto"/>
-        <w:rPr>
-          <w:b w:val="1"/>
-          <w:bCs w:val="1"/>
-          <w:color w:val="000000"/>
-          <w:sz w:val="22"/>
-          <w:szCs w:val="22"/>
-        </w:rPr>
-      </w:pPr>
-      <w:bookmarkStart w:colFirst="0" w:colLast="0" w:name="_3r8eefn7zyhk" w:id="28"/>
-      <w:bookmarkEnd w:id="28"/>
-      <w:r>
-        <w:rPr>
-          <w:rtl w:val="0"/>
-        </w:rPr>
-      </w:r>
-    </w:p>
-    <w:p>
-      <w:pPr>
-        <w:pStyle w:val="Heading3"/>
-        <w:keepNext w:val="0"/>
-        <w:keepLines w:val="0"/>
-        <w:spacing w:before="280" w:line="279" w:lineRule="auto"/>
-        <w:rPr>
-          <w:b w:val="1"/>
-          <w:bCs w:val="1"/>
-          <w:color w:val="000000"/>
-          <w:sz w:val="22"/>
-          <w:szCs w:val="22"/>
-        </w:rPr>
-      </w:pPr>
-      <w:bookmarkStart w:colFirst="0" w:colLast="0" w:name="_1odjwysk7k0u" w:id="29"/>
-      <w:bookmarkEnd w:id="29"/>
-      <w:r>
-        <w:rPr>
-          <w:rtl w:val="0"/>
-        </w:rPr>
-      </w:r>
-    </w:p>
-    <w:p>
-      <w:pPr>
-        <w:pStyle w:val="Heading3"/>
-        <w:keepNext w:val="0"/>
-        <w:keepLines w:val="0"/>
-        <w:spacing w:before="280" w:line="279" w:lineRule="auto"/>
-        <w:rPr>
-          <w:b w:val="1"/>
-          <w:bCs w:val="1"/>
-          <w:color w:val="000000"/>
-          <w:sz w:val="22"/>
-          <w:szCs w:val="22"/>
-        </w:rPr>
-      </w:pPr>
-      <w:bookmarkStart w:colFirst="0" w:colLast="0" w:name="_49hq8gy0ls1m" w:id="30"/>
-      <w:bookmarkEnd w:id="30"/>
-      <w:r>
-        <w:rPr>
-          <w:rtl w:val="0"/>
-        </w:rPr>
-      </w:r>
-    </w:p>
-    <w:p>
-      <w:pPr>
-        <w:pStyle w:val="Heading3"/>
-        <w:keepNext w:val="0"/>
-        <w:keepLines w:val="0"/>
-        <w:spacing w:before="280" w:line="279" w:lineRule="auto"/>
-        <w:rPr>
-          <w:b w:val="1"/>
-          <w:bCs w:val="1"/>
-          <w:color w:val="000000"/>
-          <w:sz w:val="22"/>
-          <w:szCs w:val="22"/>
-        </w:rPr>
-      </w:pPr>
-      <w:bookmarkStart w:colFirst="0" w:colLast="0" w:name="_7xahby23orxw" w:id="31"/>
-      <w:bookmarkEnd w:id="31"/>
-      <w:r>
-        <w:rPr>
-          <w:rtl w:val="0"/>
-        </w:rPr>
-      </w:r>
-    </w:p>
-    <w:p>
-      <w:pPr>
-        <w:pStyle w:val="Heading3"/>
-        <w:keepNext w:val="0"/>
-        <w:keepLines w:val="0"/>
-        <w:spacing w:before="280" w:line="279" w:lineRule="auto"/>
-        <w:rPr>
-          <w:b w:val="1"/>
-          <w:bCs w:val="1"/>
-          <w:color w:val="000000"/>
-          <w:sz w:val="22"/>
-          <w:szCs w:val="22"/>
-        </w:rPr>
-      </w:pPr>
-      <w:bookmarkStart w:colFirst="0" w:colLast="0" w:name="_qhhxuqfxz9d7" w:id="32"/>
-      <w:bookmarkEnd w:id="32"/>
-      <w:r>
-        <w:rPr>
-          <w:rtl w:val="0"/>
-        </w:rPr>
-      </w:r>
-    </w:p>
-    <w:p>
-      <w:pPr>
-        <w:pStyle w:val="Heading3"/>
-        <w:keepNext w:val="0"/>
-        <w:keepLines w:val="0"/>
-        <w:spacing w:before="280" w:line="279" w:lineRule="auto"/>
-        <w:rPr>
-          <w:b w:val="1"/>
-          <w:bCs w:val="1"/>
-          <w:color w:val="000000"/>
-          <w:sz w:val="22"/>
-          <w:szCs w:val="22"/>
-        </w:rPr>
-      </w:pPr>
-      <w:bookmarkStart w:colFirst="0" w:colLast="0" w:name="_dgb8gyc06hvg" w:id="33"/>
-      <w:bookmarkEnd w:id="33"/>
-      <w:r>
-        <w:rPr>
-          <w:rtl w:val="0"/>
-        </w:rPr>
-      </w:r>
-    </w:p>
-    <w:p>
-      <w:pPr>
-        <w:pStyle w:val="Heading3"/>
-        <w:keepNext w:val="0"/>
-        <w:keepLines w:val="0"/>
-        <w:spacing w:before="280" w:line="279" w:lineRule="auto"/>
-        <w:rPr>
-          <w:b w:val="1"/>
-          <w:bCs w:val="1"/>
-          <w:color w:val="000000"/>
-          <w:sz w:val="22"/>
-          <w:szCs w:val="22"/>
-        </w:rPr>
-      </w:pPr>
-      <w:bookmarkStart w:colFirst="0" w:colLast="0" w:name="_mo5uqu7a1c5n" w:id="34"/>
-      <w:bookmarkEnd w:id="34"/>
-      <w:r>
-        <w:rPr>
-          <w:rtl w:val="0"/>
-        </w:rPr>
-      </w:r>
-    </w:p>
-    <w:p>
-      <w:pPr>
-        <w:pStyle w:val="Heading3"/>
-        <w:keepNext w:val="0"/>
-        <w:keepLines w:val="0"/>
-        <w:spacing w:before="280" w:line="279" w:lineRule="auto"/>
-        <w:rPr>
-          <w:b w:val="1"/>
-          <w:bCs w:val="1"/>
-          <w:color w:val="000000"/>
-          <w:sz w:val="22"/>
-          <w:szCs w:val="22"/>
-        </w:rPr>
-      </w:pPr>
-      <w:bookmarkStart w:colFirst="0" w:colLast="0" w:name="_cp88gt5gx4qg" w:id="35"/>
-      <w:bookmarkEnd w:id="35"/>
       <w:r>
         <w:rPr>
           <w:b w:val="1"/>
@@ -17899,8 +17635,8 @@
           <w:szCs w:val="26"/>
         </w:rPr>
       </w:pPr>
-      <w:bookmarkStart w:colFirst="0" w:colLast="0" w:name="_biqiyv2un98i" w:id="36"/>
-      <w:bookmarkEnd w:id="36"/>
+      <w:bookmarkStart w:colFirst="0" w:colLast="0" w:name="_biqiyv2un98i" w:id="24"/>
+      <w:bookmarkEnd w:id="24"/>
       <w:r>
         <w:rPr>
           <w:rtl w:val="0"/>
@@ -17921,8 +17657,8 @@
           <w:szCs w:val="26"/>
         </w:rPr>
       </w:pPr>
-      <w:bookmarkStart w:colFirst="0" w:colLast="0" w:name="_6riab9q4h8zl" w:id="37"/>
-      <w:bookmarkEnd w:id="37"/>
+      <w:bookmarkStart w:colFirst="0" w:colLast="0" w:name="_6riab9q4h8zl" w:id="25"/>
+      <w:bookmarkEnd w:id="25"/>
       <w:r>
         <w:rPr>
           <w:rtl w:val="0"/>
@@ -17943,8 +17679,8 @@
           <w:szCs w:val="26"/>
         </w:rPr>
       </w:pPr>
-      <w:bookmarkStart w:colFirst="0" w:colLast="0" w:name="_e6cka0g9ptlx" w:id="38"/>
-      <w:bookmarkEnd w:id="38"/>
+      <w:bookmarkStart w:colFirst="0" w:colLast="0" w:name="_e6cka0g9ptlx" w:id="26"/>
+      <w:bookmarkEnd w:id="26"/>
       <w:r>
         <w:rPr>
           <w:rtl w:val="0"/>
@@ -17965,8 +17701,8 @@
           <w:szCs w:val="22"/>
         </w:rPr>
       </w:pPr>
-      <w:bookmarkStart w:colFirst="0" w:colLast="0" w:name="_cs4yzm6dasae" w:id="39"/>
-      <w:bookmarkEnd w:id="39"/>
+      <w:bookmarkStart w:colFirst="0" w:colLast="0" w:name="_cs4yzm6dasae" w:id="27"/>
+      <w:bookmarkEnd w:id="27"/>
       <w:r>
         <w:rPr>
           <w:b w:val="1"/>
@@ -20338,7 +20074,271 @@
           <w:szCs w:val="26"/>
         </w:rPr>
       </w:pPr>
-      <w:bookmarkStart w:colFirst="0" w:colLast="0" w:name="_clcacrhbrv5j" w:id="40"/>
+      <w:bookmarkStart w:colFirst="0" w:colLast="0" w:name="_clcacrhbrv5j" w:id="28"/>
+      <w:bookmarkEnd w:id="28"/>
+      <w:r>
+        <w:rPr>
+          <w:rtl w:val="0"/>
+        </w:rPr>
+      </w:r>
+    </w:p>
+    <w:p>
+      <w:pPr>
+        <w:pStyle w:val="Heading3"/>
+        <w:keepNext w:val="0"/>
+        <w:keepLines w:val="0"/>
+        <w:spacing w:before="280" w:line="279" w:lineRule="auto"/>
+        <w:rPr>
+          <w:b w:val="1"/>
+          <w:bCs w:val="1"/>
+          <w:color w:val="000000"/>
+          <w:sz w:val="26"/>
+          <w:szCs w:val="26"/>
+        </w:rPr>
+      </w:pPr>
+      <w:bookmarkStart w:colFirst="0" w:colLast="0" w:name="_2zv24mhd4jwv" w:id="29"/>
+      <w:bookmarkEnd w:id="29"/>
+      <w:r>
+        <w:rPr>
+          <w:rtl w:val="0"/>
+        </w:rPr>
+      </w:r>
+    </w:p>
+    <w:p>
+      <w:pPr>
+        <w:pStyle w:val="Heading3"/>
+        <w:keepNext w:val="0"/>
+        <w:keepLines w:val="0"/>
+        <w:spacing w:before="280" w:line="279" w:lineRule="auto"/>
+        <w:rPr>
+          <w:b w:val="1"/>
+          <w:bCs w:val="1"/>
+          <w:color w:val="000000"/>
+          <w:sz w:val="26"/>
+          <w:szCs w:val="26"/>
+        </w:rPr>
+      </w:pPr>
+      <w:bookmarkStart w:colFirst="0" w:colLast="0" w:name="_7l48tszcozei" w:id="30"/>
+      <w:bookmarkEnd w:id="30"/>
+      <w:r>
+        <w:rPr>
+          <w:rtl w:val="0"/>
+        </w:rPr>
+      </w:r>
+    </w:p>
+    <w:p>
+      <w:pPr>
+        <w:pStyle w:val="Heading3"/>
+        <w:keepNext w:val="0"/>
+        <w:keepLines w:val="0"/>
+        <w:spacing w:before="280" w:line="279" w:lineRule="auto"/>
+        <w:rPr>
+          <w:b w:val="1"/>
+          <w:bCs w:val="1"/>
+          <w:color w:val="000000"/>
+          <w:sz w:val="26"/>
+          <w:szCs w:val="26"/>
+        </w:rPr>
+      </w:pPr>
+      <w:bookmarkStart w:colFirst="0" w:colLast="0" w:name="_dd60pylqxvlf" w:id="31"/>
+      <w:bookmarkEnd w:id="31"/>
+      <w:r>
+        <w:rPr>
+          <w:rtl w:val="0"/>
+        </w:rPr>
+      </w:r>
+    </w:p>
+    <w:p>
+      <w:pPr>
+        <w:pStyle w:val="Heading3"/>
+        <w:keepNext w:val="0"/>
+        <w:keepLines w:val="0"/>
+        <w:spacing w:before="280" w:line="279" w:lineRule="auto"/>
+        <w:rPr>
+          <w:b w:val="1"/>
+          <w:bCs w:val="1"/>
+          <w:color w:val="000000"/>
+          <w:sz w:val="26"/>
+          <w:szCs w:val="26"/>
+        </w:rPr>
+      </w:pPr>
+      <w:bookmarkStart w:colFirst="0" w:colLast="0" w:name="_3ruy098ja5lc" w:id="32"/>
+      <w:bookmarkEnd w:id="32"/>
+      <w:r>
+        <w:rPr>
+          <w:rtl w:val="0"/>
+        </w:rPr>
+      </w:r>
+    </w:p>
+    <w:p>
+      <w:pPr>
+        <w:pStyle w:val="Heading3"/>
+        <w:keepNext w:val="0"/>
+        <w:keepLines w:val="0"/>
+        <w:spacing w:before="280" w:line="279" w:lineRule="auto"/>
+        <w:rPr>
+          <w:b w:val="1"/>
+          <w:bCs w:val="1"/>
+          <w:color w:val="000000"/>
+          <w:sz w:val="26"/>
+          <w:szCs w:val="26"/>
+        </w:rPr>
+      </w:pPr>
+      <w:bookmarkStart w:colFirst="0" w:colLast="0" w:name="_rcn3cnvkdhva" w:id="33"/>
+      <w:bookmarkEnd w:id="33"/>
+      <w:r>
+        <w:rPr>
+          <w:rtl w:val="0"/>
+        </w:rPr>
+      </w:r>
+    </w:p>
+    <w:p>
+      <w:pPr>
+        <w:pStyle w:val="Heading3"/>
+        <w:keepNext w:val="0"/>
+        <w:keepLines w:val="0"/>
+        <w:spacing w:before="280" w:line="279" w:lineRule="auto"/>
+        <w:rPr>
+          <w:b w:val="1"/>
+          <w:bCs w:val="1"/>
+          <w:color w:val="000000"/>
+          <w:sz w:val="26"/>
+          <w:szCs w:val="26"/>
+        </w:rPr>
+      </w:pPr>
+      <w:bookmarkStart w:colFirst="0" w:colLast="0" w:name="_b0fzeq32tk6u" w:id="34"/>
+      <w:bookmarkEnd w:id="34"/>
+      <w:r>
+        <w:rPr>
+          <w:rtl w:val="0"/>
+        </w:rPr>
+      </w:r>
+    </w:p>
+    <w:p>
+      <w:pPr>
+        <w:pStyle w:val="Heading3"/>
+        <w:keepNext w:val="0"/>
+        <w:keepLines w:val="0"/>
+        <w:spacing w:before="280" w:line="279" w:lineRule="auto"/>
+        <w:rPr>
+          <w:b w:val="1"/>
+          <w:bCs w:val="1"/>
+          <w:color w:val="000000"/>
+          <w:sz w:val="26"/>
+          <w:szCs w:val="26"/>
+        </w:rPr>
+      </w:pPr>
+      <w:bookmarkStart w:colFirst="0" w:colLast="0" w:name="_df48cd28bjjs" w:id="35"/>
+      <w:bookmarkEnd w:id="35"/>
+      <w:r>
+        <w:rPr>
+          <w:rtl w:val="0"/>
+        </w:rPr>
+      </w:r>
+    </w:p>
+    <w:p>
+      <w:pPr>
+        <w:pStyle w:val="Heading3"/>
+        <w:keepNext w:val="0"/>
+        <w:keepLines w:val="0"/>
+        <w:spacing w:before="280" w:line="279" w:lineRule="auto"/>
+        <w:rPr>
+          <w:b w:val="1"/>
+          <w:bCs w:val="1"/>
+          <w:color w:val="000000"/>
+          <w:sz w:val="26"/>
+          <w:szCs w:val="26"/>
+        </w:rPr>
+      </w:pPr>
+      <w:bookmarkStart w:colFirst="0" w:colLast="0" w:name="_jgvktx8516yc" w:id="36"/>
+      <w:bookmarkEnd w:id="36"/>
+      <w:r>
+        <w:rPr>
+          <w:rtl w:val="0"/>
+        </w:rPr>
+      </w:r>
+    </w:p>
+    <w:p>
+      <w:pPr>
+        <w:pStyle w:val="Heading3"/>
+        <w:keepNext w:val="0"/>
+        <w:keepLines w:val="0"/>
+        <w:spacing w:before="280" w:line="279" w:lineRule="auto"/>
+        <w:rPr>
+          <w:b w:val="1"/>
+          <w:bCs w:val="1"/>
+          <w:color w:val="000000"/>
+          <w:sz w:val="26"/>
+          <w:szCs w:val="26"/>
+        </w:rPr>
+      </w:pPr>
+      <w:bookmarkStart w:colFirst="0" w:colLast="0" w:name="_r33o344x5pko" w:id="37"/>
+      <w:bookmarkEnd w:id="37"/>
+      <w:r>
+        <w:rPr>
+          <w:rtl w:val="0"/>
+        </w:rPr>
+      </w:r>
+    </w:p>
+    <w:p>
+      <w:pPr>
+        <w:pStyle w:val="Heading3"/>
+        <w:keepNext w:val="0"/>
+        <w:keepLines w:val="0"/>
+        <w:spacing w:before="280" w:line="279" w:lineRule="auto"/>
+        <w:rPr>
+          <w:b w:val="1"/>
+          <w:bCs w:val="1"/>
+          <w:color w:val="000000"/>
+          <w:sz w:val="26"/>
+          <w:szCs w:val="26"/>
+        </w:rPr>
+      </w:pPr>
+      <w:bookmarkStart w:colFirst="0" w:colLast="0" w:name="_nazwz8xgtdb3" w:id="38"/>
+      <w:bookmarkEnd w:id="38"/>
+      <w:r>
+        <w:rPr>
+          <w:rtl w:val="0"/>
+        </w:rPr>
+      </w:r>
+    </w:p>
+    <w:p>
+      <w:pPr>
+        <w:pStyle w:val="Heading3"/>
+        <w:keepNext w:val="0"/>
+        <w:keepLines w:val="0"/>
+        <w:spacing w:before="280" w:line="279" w:lineRule="auto"/>
+        <w:rPr>
+          <w:b w:val="1"/>
+          <w:bCs w:val="1"/>
+          <w:color w:val="000000"/>
+          <w:sz w:val="26"/>
+          <w:szCs w:val="26"/>
+        </w:rPr>
+      </w:pPr>
+      <w:bookmarkStart w:colFirst="0" w:colLast="0" w:name="_c0zikadra7k9" w:id="39"/>
+      <w:bookmarkEnd w:id="39"/>
+      <w:r>
+        <w:rPr>
+          <w:rtl w:val="0"/>
+        </w:rPr>
+      </w:r>
+    </w:p>
+    <w:p>
+      <w:pPr>
+        <w:pStyle w:val="Heading3"/>
+        <w:keepNext w:val="0"/>
+        <w:keepLines w:val="0"/>
+        <w:spacing w:before="280" w:line="279" w:lineRule="auto"/>
+        <w:rPr>
+          <w:b w:val="1"/>
+          <w:bCs w:val="1"/>
+          <w:color w:val="000000"/>
+          <w:sz w:val="26"/>
+          <w:szCs w:val="26"/>
+        </w:rPr>
+      </w:pPr>
+      <w:bookmarkStart w:colFirst="0" w:colLast="0" w:name="_qrddw7myc82r" w:id="40"/>
       <w:bookmarkEnd w:id="40"/>
       <w:r>
         <w:rPr>
@@ -20360,7 +20360,7 @@
           <w:szCs w:val="26"/>
         </w:rPr>
       </w:pPr>
-      <w:bookmarkStart w:colFirst="0" w:colLast="0" w:name="_2zv24mhd4jwv" w:id="41"/>
+      <w:bookmarkStart w:colFirst="0" w:colLast="0" w:name="_icthzus6riad" w:id="41"/>
       <w:bookmarkEnd w:id="41"/>
       <w:r>
         <w:rPr>
@@ -20382,7 +20382,7 @@
           <w:szCs w:val="26"/>
         </w:rPr>
       </w:pPr>
-      <w:bookmarkStart w:colFirst="0" w:colLast="0" w:name="_7l48tszcozei" w:id="42"/>
+      <w:bookmarkStart w:colFirst="0" w:colLast="0" w:name="_ieurg1hm86ev" w:id="42"/>
       <w:bookmarkEnd w:id="42"/>
       <w:r>
         <w:rPr>
@@ -20404,272 +20404,8 @@
           <w:szCs w:val="26"/>
         </w:rPr>
       </w:pPr>
-      <w:bookmarkStart w:colFirst="0" w:colLast="0" w:name="_dd60pylqxvlf" w:id="43"/>
+      <w:bookmarkStart w:colFirst="0" w:colLast="0" w:name="_ywxtvjklnxz7" w:id="43"/>
       <w:bookmarkEnd w:id="43"/>
-      <w:r>
-        <w:rPr>
-          <w:rtl w:val="0"/>
-        </w:rPr>
-      </w:r>
-    </w:p>
-    <w:p>
-      <w:pPr>
-        <w:pStyle w:val="Heading3"/>
-        <w:keepNext w:val="0"/>
-        <w:keepLines w:val="0"/>
-        <w:spacing w:before="280" w:line="279" w:lineRule="auto"/>
-        <w:rPr>
-          <w:b w:val="1"/>
-          <w:bCs w:val="1"/>
-          <w:color w:val="000000"/>
-          <w:sz w:val="26"/>
-          <w:szCs w:val="26"/>
-        </w:rPr>
-      </w:pPr>
-      <w:bookmarkStart w:colFirst="0" w:colLast="0" w:name="_3ruy098ja5lc" w:id="44"/>
-      <w:bookmarkEnd w:id="44"/>
-      <w:r>
-        <w:rPr>
-          <w:rtl w:val="0"/>
-        </w:rPr>
-      </w:r>
-    </w:p>
-    <w:p>
-      <w:pPr>
-        <w:pStyle w:val="Heading3"/>
-        <w:keepNext w:val="0"/>
-        <w:keepLines w:val="0"/>
-        <w:spacing w:before="280" w:line="279" w:lineRule="auto"/>
-        <w:rPr>
-          <w:b w:val="1"/>
-          <w:bCs w:val="1"/>
-          <w:color w:val="000000"/>
-          <w:sz w:val="26"/>
-          <w:szCs w:val="26"/>
-        </w:rPr>
-      </w:pPr>
-      <w:bookmarkStart w:colFirst="0" w:colLast="0" w:name="_rcn3cnvkdhva" w:id="45"/>
-      <w:bookmarkEnd w:id="45"/>
-      <w:r>
-        <w:rPr>
-          <w:rtl w:val="0"/>
-        </w:rPr>
-      </w:r>
-    </w:p>
-    <w:p>
-      <w:pPr>
-        <w:pStyle w:val="Heading3"/>
-        <w:keepNext w:val="0"/>
-        <w:keepLines w:val="0"/>
-        <w:spacing w:before="280" w:line="279" w:lineRule="auto"/>
-        <w:rPr>
-          <w:b w:val="1"/>
-          <w:bCs w:val="1"/>
-          <w:color w:val="000000"/>
-          <w:sz w:val="26"/>
-          <w:szCs w:val="26"/>
-        </w:rPr>
-      </w:pPr>
-      <w:bookmarkStart w:colFirst="0" w:colLast="0" w:name="_b0fzeq32tk6u" w:id="46"/>
-      <w:bookmarkEnd w:id="46"/>
-      <w:r>
-        <w:rPr>
-          <w:rtl w:val="0"/>
-        </w:rPr>
-      </w:r>
-    </w:p>
-    <w:p>
-      <w:pPr>
-        <w:pStyle w:val="Heading3"/>
-        <w:keepNext w:val="0"/>
-        <w:keepLines w:val="0"/>
-        <w:spacing w:before="280" w:line="279" w:lineRule="auto"/>
-        <w:rPr>
-          <w:b w:val="1"/>
-          <w:bCs w:val="1"/>
-          <w:color w:val="000000"/>
-          <w:sz w:val="26"/>
-          <w:szCs w:val="26"/>
-        </w:rPr>
-      </w:pPr>
-      <w:bookmarkStart w:colFirst="0" w:colLast="0" w:name="_df48cd28bjjs" w:id="47"/>
-      <w:bookmarkEnd w:id="47"/>
-      <w:r>
-        <w:rPr>
-          <w:rtl w:val="0"/>
-        </w:rPr>
-      </w:r>
-    </w:p>
-    <w:p>
-      <w:pPr>
-        <w:pStyle w:val="Heading3"/>
-        <w:keepNext w:val="0"/>
-        <w:keepLines w:val="0"/>
-        <w:spacing w:before="280" w:line="279" w:lineRule="auto"/>
-        <w:rPr>
-          <w:b w:val="1"/>
-          <w:bCs w:val="1"/>
-          <w:color w:val="000000"/>
-          <w:sz w:val="26"/>
-          <w:szCs w:val="26"/>
-        </w:rPr>
-      </w:pPr>
-      <w:bookmarkStart w:colFirst="0" w:colLast="0" w:name="_jgvktx8516yc" w:id="48"/>
-      <w:bookmarkEnd w:id="48"/>
-      <w:r>
-        <w:rPr>
-          <w:rtl w:val="0"/>
-        </w:rPr>
-      </w:r>
-    </w:p>
-    <w:p>
-      <w:pPr>
-        <w:pStyle w:val="Heading3"/>
-        <w:keepNext w:val="0"/>
-        <w:keepLines w:val="0"/>
-        <w:spacing w:before="280" w:line="279" w:lineRule="auto"/>
-        <w:rPr>
-          <w:b w:val="1"/>
-          <w:bCs w:val="1"/>
-          <w:color w:val="000000"/>
-          <w:sz w:val="26"/>
-          <w:szCs w:val="26"/>
-        </w:rPr>
-      </w:pPr>
-      <w:bookmarkStart w:colFirst="0" w:colLast="0" w:name="_r33o344x5pko" w:id="49"/>
-      <w:bookmarkEnd w:id="49"/>
-      <w:r>
-        <w:rPr>
-          <w:rtl w:val="0"/>
-        </w:rPr>
-      </w:r>
-    </w:p>
-    <w:p>
-      <w:pPr>
-        <w:pStyle w:val="Heading3"/>
-        <w:keepNext w:val="0"/>
-        <w:keepLines w:val="0"/>
-        <w:spacing w:before="280" w:line="279" w:lineRule="auto"/>
-        <w:rPr>
-          <w:b w:val="1"/>
-          <w:bCs w:val="1"/>
-          <w:color w:val="000000"/>
-          <w:sz w:val="26"/>
-          <w:szCs w:val="26"/>
-        </w:rPr>
-      </w:pPr>
-      <w:bookmarkStart w:colFirst="0" w:colLast="0" w:name="_nazwz8xgtdb3" w:id="50"/>
-      <w:bookmarkEnd w:id="50"/>
-      <w:r>
-        <w:rPr>
-          <w:rtl w:val="0"/>
-        </w:rPr>
-      </w:r>
-    </w:p>
-    <w:p>
-      <w:pPr>
-        <w:pStyle w:val="Heading3"/>
-        <w:keepNext w:val="0"/>
-        <w:keepLines w:val="0"/>
-        <w:spacing w:before="280" w:line="279" w:lineRule="auto"/>
-        <w:rPr>
-          <w:b w:val="1"/>
-          <w:bCs w:val="1"/>
-          <w:color w:val="000000"/>
-          <w:sz w:val="26"/>
-          <w:szCs w:val="26"/>
-        </w:rPr>
-      </w:pPr>
-      <w:bookmarkStart w:colFirst="0" w:colLast="0" w:name="_c0zikadra7k9" w:id="51"/>
-      <w:bookmarkEnd w:id="51"/>
-      <w:r>
-        <w:rPr>
-          <w:rtl w:val="0"/>
-        </w:rPr>
-      </w:r>
-    </w:p>
-    <w:p>
-      <w:pPr>
-        <w:pStyle w:val="Heading3"/>
-        <w:keepNext w:val="0"/>
-        <w:keepLines w:val="0"/>
-        <w:spacing w:before="280" w:line="279" w:lineRule="auto"/>
-        <w:rPr>
-          <w:b w:val="1"/>
-          <w:bCs w:val="1"/>
-          <w:color w:val="000000"/>
-          <w:sz w:val="26"/>
-          <w:szCs w:val="26"/>
-        </w:rPr>
-      </w:pPr>
-      <w:bookmarkStart w:colFirst="0" w:colLast="0" w:name="_qrddw7myc82r" w:id="52"/>
-      <w:bookmarkEnd w:id="52"/>
-      <w:r>
-        <w:rPr>
-          <w:rtl w:val="0"/>
-        </w:rPr>
-      </w:r>
-    </w:p>
-    <w:p>
-      <w:pPr>
-        <w:pStyle w:val="Heading3"/>
-        <w:keepNext w:val="0"/>
-        <w:keepLines w:val="0"/>
-        <w:spacing w:before="280" w:line="279" w:lineRule="auto"/>
-        <w:rPr>
-          <w:b w:val="1"/>
-          <w:bCs w:val="1"/>
-          <w:color w:val="000000"/>
-          <w:sz w:val="26"/>
-          <w:szCs w:val="26"/>
-        </w:rPr>
-      </w:pPr>
-      <w:bookmarkStart w:colFirst="0" w:colLast="0" w:name="_icthzus6riad" w:id="53"/>
-      <w:bookmarkEnd w:id="53"/>
-      <w:r>
-        <w:rPr>
-          <w:rtl w:val="0"/>
-        </w:rPr>
-      </w:r>
-    </w:p>
-    <w:p>
-      <w:pPr>
-        <w:pStyle w:val="Heading3"/>
-        <w:keepNext w:val="0"/>
-        <w:keepLines w:val="0"/>
-        <w:spacing w:before="280" w:line="279" w:lineRule="auto"/>
-        <w:rPr>
-          <w:b w:val="1"/>
-          <w:bCs w:val="1"/>
-          <w:color w:val="000000"/>
-          <w:sz w:val="26"/>
-          <w:szCs w:val="26"/>
-        </w:rPr>
-      </w:pPr>
-      <w:bookmarkStart w:colFirst="0" w:colLast="0" w:name="_ieurg1hm86ev" w:id="54"/>
-      <w:bookmarkEnd w:id="54"/>
-      <w:r>
-        <w:rPr>
-          <w:rtl w:val="0"/>
-        </w:rPr>
-      </w:r>
-    </w:p>
-    <w:p>
-      <w:pPr>
-        <w:pStyle w:val="Heading3"/>
-        <w:keepNext w:val="0"/>
-        <w:keepLines w:val="0"/>
-        <w:spacing w:before="280" w:line="279" w:lineRule="auto"/>
-        <w:rPr>
-          <w:b w:val="1"/>
-          <w:bCs w:val="1"/>
-          <w:color w:val="000000"/>
-          <w:sz w:val="26"/>
-          <w:szCs w:val="26"/>
-        </w:rPr>
-      </w:pPr>
-      <w:bookmarkStart w:colFirst="0" w:colLast="0" w:name="_ywxtvjklnxz7" w:id="55"/>
-      <w:bookmarkEnd w:id="55"/>
       <w:r>
         <w:rPr>
           <w:rtl w:val="0"/>
@@ -20700,8 +20436,8 @@
           <w:szCs w:val="22"/>
         </w:rPr>
       </w:pPr>
-      <w:bookmarkStart w:colFirst="0" w:colLast="0" w:name="_ktjmwvtgulq1" w:id="56"/>
-      <w:bookmarkEnd w:id="56"/>
+      <w:bookmarkStart w:colFirst="0" w:colLast="0" w:name="_ktjmwvtgulq1" w:id="44"/>
+      <w:bookmarkEnd w:id="44"/>
       <w:r>
         <w:rPr>
           <w:b w:val="1"/>
@@ -24391,8 +24127,8 @@
           <w:color w:val="0f4761"/>
         </w:rPr>
       </w:pPr>
-      <w:bookmarkStart w:colFirst="0" w:colLast="0" w:name="_c9g1m5tziz4n" w:id="57"/>
-      <w:bookmarkEnd w:id="57"/>
+      <w:bookmarkStart w:colFirst="0" w:colLast="0" w:name="_c9g1m5tziz4n" w:id="45"/>
+      <w:bookmarkEnd w:id="45"/>
       <w:r>
         <w:rPr>
           <w:rtl w:val="0"/>
@@ -24413,8 +24149,8 @@
           <w:szCs w:val="26"/>
         </w:rPr>
       </w:pPr>
-      <w:bookmarkStart w:colFirst="0" w:colLast="0" w:name="_46poujl5g9pv" w:id="58"/>
-      <w:bookmarkEnd w:id="58"/>
+      <w:bookmarkStart w:colFirst="0" w:colLast="0" w:name="_46poujl5g9pv" w:id="46"/>
+      <w:bookmarkEnd w:id="46"/>
       <w:r>
         <w:rPr>
           <w:rtl w:val="0"/>
@@ -24435,8 +24171,8 @@
           <w:szCs w:val="26"/>
         </w:rPr>
       </w:pPr>
-      <w:bookmarkStart w:colFirst="0" w:colLast="0" w:name="_y87rzoqbpzl8" w:id="59"/>
-      <w:bookmarkEnd w:id="59"/>
+      <w:bookmarkStart w:colFirst="0" w:colLast="0" w:name="_y87rzoqbpzl8" w:id="47"/>
+      <w:bookmarkEnd w:id="47"/>
       <w:r>
         <w:rPr>
           <w:rtl w:val="0"/>
@@ -24457,8 +24193,8 @@
           <w:szCs w:val="26"/>
         </w:rPr>
       </w:pPr>
-      <w:bookmarkStart w:colFirst="0" w:colLast="0" w:name="_ijs9clhiz6md" w:id="60"/>
-      <w:bookmarkEnd w:id="60"/>
+      <w:bookmarkStart w:colFirst="0" w:colLast="0" w:name="_ijs9clhiz6md" w:id="48"/>
+      <w:bookmarkEnd w:id="48"/>
       <w:r>
         <w:rPr>
           <w:rtl w:val="0"/>
@@ -24479,8 +24215,8 @@
           <w:szCs w:val="26"/>
         </w:rPr>
       </w:pPr>
-      <w:bookmarkStart w:colFirst="0" w:colLast="0" w:name="_kwdwdr1pdzv2" w:id="61"/>
-      <w:bookmarkEnd w:id="61"/>
+      <w:bookmarkStart w:colFirst="0" w:colLast="0" w:name="_kwdwdr1pdzv2" w:id="49"/>
+      <w:bookmarkEnd w:id="49"/>
       <w:r>
         <w:rPr>
           <w:rtl w:val="0"/>
@@ -24501,8 +24237,8 @@
           <w:szCs w:val="26"/>
         </w:rPr>
       </w:pPr>
-      <w:bookmarkStart w:colFirst="0" w:colLast="0" w:name="_x07karbpsg3f" w:id="62"/>
-      <w:bookmarkEnd w:id="62"/>
+      <w:bookmarkStart w:colFirst="0" w:colLast="0" w:name="_x07karbpsg3f" w:id="50"/>
+      <w:bookmarkEnd w:id="50"/>
       <w:r>
         <w:rPr>
           <w:rtl w:val="0"/>
@@ -24523,8 +24259,8 @@
           <w:szCs w:val="26"/>
         </w:rPr>
       </w:pPr>
-      <w:bookmarkStart w:colFirst="0" w:colLast="0" w:name="_fuuhen488xl6" w:id="63"/>
-      <w:bookmarkEnd w:id="63"/>
+      <w:bookmarkStart w:colFirst="0" w:colLast="0" w:name="_fuuhen488xl6" w:id="51"/>
+      <w:bookmarkEnd w:id="51"/>
       <w:r>
         <w:rPr>
           <w:rtl w:val="0"/>
@@ -24545,8 +24281,8 @@
           <w:szCs w:val="26"/>
         </w:rPr>
       </w:pPr>
-      <w:bookmarkStart w:colFirst="0" w:colLast="0" w:name="_sxzfwgnu3nx7" w:id="64"/>
-      <w:bookmarkEnd w:id="64"/>
+      <w:bookmarkStart w:colFirst="0" w:colLast="0" w:name="_sxzfwgnu3nx7" w:id="52"/>
+      <w:bookmarkEnd w:id="52"/>
       <w:r>
         <w:rPr>
           <w:rtl w:val="0"/>
@@ -24568,8 +24304,8 @@
           <w:color w:val="0f4761"/>
         </w:rPr>
       </w:pPr>
-      <w:bookmarkStart w:colFirst="0" w:colLast="0" w:name="_gw42z5ns6uek" w:id="65"/>
-      <w:bookmarkEnd w:id="65"/>
+      <w:bookmarkStart w:colFirst="0" w:colLast="0" w:name="_gw42z5ns6uek" w:id="53"/>
+      <w:bookmarkEnd w:id="53"/>
       <w:r>
         <w:rPr>
           <w:color w:val="0f4761"/>
@@ -24593,8 +24329,8 @@
           <w:szCs w:val="22"/>
         </w:rPr>
       </w:pPr>
-      <w:bookmarkStart w:colFirst="0" w:colLast="0" w:name="_xw5nz0debpob" w:id="66"/>
-      <w:bookmarkEnd w:id="66"/>
+      <w:bookmarkStart w:colFirst="0" w:colLast="0" w:name="_xw5nz0debpob" w:id="54"/>
+      <w:bookmarkEnd w:id="54"/>
       <w:r>
         <w:rPr>
           <w:b w:val="1"/>
@@ -27635,8 +27371,8 @@
           <w:szCs w:val="22"/>
         </w:rPr>
       </w:pPr>
-      <w:bookmarkStart w:colFirst="0" w:colLast="0" w:name="_yrsmoyqlaphp" w:id="67"/>
-      <w:bookmarkEnd w:id="67"/>
+      <w:bookmarkStart w:colFirst="0" w:colLast="0" w:name="_yrsmoyqlaphp" w:id="55"/>
+      <w:bookmarkEnd w:id="55"/>
       <w:r>
         <w:rPr>
           <w:rtl w:val="0"/>
@@ -27657,8 +27393,8 @@
           <w:szCs w:val="22"/>
         </w:rPr>
       </w:pPr>
-      <w:bookmarkStart w:colFirst="0" w:colLast="0" w:name="_6qrhjib062ov" w:id="68"/>
-      <w:bookmarkEnd w:id="68"/>
+      <w:bookmarkStart w:colFirst="0" w:colLast="0" w:name="_6qrhjib062ov" w:id="56"/>
+      <w:bookmarkEnd w:id="56"/>
       <w:r>
         <w:rPr>
           <w:rtl w:val="0"/>
@@ -27679,8 +27415,8 @@
           <w:szCs w:val="22"/>
         </w:rPr>
       </w:pPr>
-      <w:bookmarkStart w:colFirst="0" w:colLast="0" w:name="_7uauuyx76t77" w:id="69"/>
-      <w:bookmarkEnd w:id="69"/>
+      <w:bookmarkStart w:colFirst="0" w:colLast="0" w:name="_7uauuyx76t77" w:id="57"/>
+      <w:bookmarkEnd w:id="57"/>
       <w:r>
         <w:rPr>
           <w:rtl w:val="0"/>
@@ -27701,8 +27437,8 @@
           <w:szCs w:val="22"/>
         </w:rPr>
       </w:pPr>
-      <w:bookmarkStart w:colFirst="0" w:colLast="0" w:name="_tiv85yn4v2r1" w:id="70"/>
-      <w:bookmarkEnd w:id="70"/>
+      <w:bookmarkStart w:colFirst="0" w:colLast="0" w:name="_tiv85yn4v2r1" w:id="58"/>
+      <w:bookmarkEnd w:id="58"/>
       <w:r>
         <w:rPr>
           <w:rtl w:val="0"/>
@@ -27723,8 +27459,8 @@
           <w:szCs w:val="22"/>
         </w:rPr>
       </w:pPr>
-      <w:bookmarkStart w:colFirst="0" w:colLast="0" w:name="_bwtl75itkdfb" w:id="71"/>
-      <w:bookmarkEnd w:id="71"/>
+      <w:bookmarkStart w:colFirst="0" w:colLast="0" w:name="_bwtl75itkdfb" w:id="59"/>
+      <w:bookmarkEnd w:id="59"/>
       <w:r>
         <w:rPr>
           <w:rtl w:val="0"/>
@@ -27745,8 +27481,8 @@
           <w:szCs w:val="22"/>
         </w:rPr>
       </w:pPr>
-      <w:bookmarkStart w:colFirst="0" w:colLast="0" w:name="_ef9md4nqaxpn" w:id="72"/>
-      <w:bookmarkEnd w:id="72"/>
+      <w:bookmarkStart w:colFirst="0" w:colLast="0" w:name="_ef9md4nqaxpn" w:id="60"/>
+      <w:bookmarkEnd w:id="60"/>
       <w:r>
         <w:rPr>
           <w:rtl w:val="0"/>
@@ -27767,8 +27503,8 @@
           <w:szCs w:val="22"/>
         </w:rPr>
       </w:pPr>
-      <w:bookmarkStart w:colFirst="0" w:colLast="0" w:name="_734pbxkwe9lt" w:id="73"/>
-      <w:bookmarkEnd w:id="73"/>
+      <w:bookmarkStart w:colFirst="0" w:colLast="0" w:name="_734pbxkwe9lt" w:id="61"/>
+      <w:bookmarkEnd w:id="61"/>
       <w:r>
         <w:rPr>
           <w:rtl w:val="0"/>
@@ -27789,8 +27525,8 @@
           <w:szCs w:val="22"/>
         </w:rPr>
       </w:pPr>
-      <w:bookmarkStart w:colFirst="0" w:colLast="0" w:name="_7dav7w2cnnpr" w:id="74"/>
-      <w:bookmarkEnd w:id="74"/>
+      <w:bookmarkStart w:colFirst="0" w:colLast="0" w:name="_7dav7w2cnnpr" w:id="62"/>
+      <w:bookmarkEnd w:id="62"/>
       <w:r>
         <w:rPr>
           <w:rtl w:val="0"/>
@@ -27811,8 +27547,8 @@
           <w:szCs w:val="22"/>
         </w:rPr>
       </w:pPr>
-      <w:bookmarkStart w:colFirst="0" w:colLast="0" w:name="_ug3wv8ld1au" w:id="75"/>
-      <w:bookmarkEnd w:id="75"/>
+      <w:bookmarkStart w:colFirst="0" w:colLast="0" w:name="_ug3wv8ld1au" w:id="63"/>
+      <w:bookmarkEnd w:id="63"/>
       <w:r>
         <w:rPr>
           <w:rtl w:val="0"/>
@@ -27833,8 +27569,8 @@
           <w:szCs w:val="22"/>
         </w:rPr>
       </w:pPr>
-      <w:bookmarkStart w:colFirst="0" w:colLast="0" w:name="_tc6yzsj18gol" w:id="76"/>
-      <w:bookmarkEnd w:id="76"/>
+      <w:bookmarkStart w:colFirst="0" w:colLast="0" w:name="_tc6yzsj18gol" w:id="64"/>
+      <w:bookmarkEnd w:id="64"/>
       <w:r>
         <w:rPr>
           <w:rtl w:val="0"/>
@@ -27855,8 +27591,8 @@
           <w:szCs w:val="22"/>
         </w:rPr>
       </w:pPr>
-      <w:bookmarkStart w:colFirst="0" w:colLast="0" w:name="_r22dcn75x8hh" w:id="77"/>
-      <w:bookmarkEnd w:id="77"/>
+      <w:bookmarkStart w:colFirst="0" w:colLast="0" w:name="_r22dcn75x8hh" w:id="65"/>
+      <w:bookmarkEnd w:id="65"/>
       <w:r>
         <w:rPr>
           <w:rtl w:val="0"/>
@@ -27877,8 +27613,8 @@
           <w:szCs w:val="22"/>
         </w:rPr>
       </w:pPr>
-      <w:bookmarkStart w:colFirst="0" w:colLast="0" w:name="_u3255oh9v9yi" w:id="78"/>
-      <w:bookmarkEnd w:id="78"/>
+      <w:bookmarkStart w:colFirst="0" w:colLast="0" w:name="_u3255oh9v9yi" w:id="66"/>
+      <w:bookmarkEnd w:id="66"/>
       <w:r>
         <w:rPr>
           <w:rtl w:val="0"/>
@@ -27899,8 +27635,8 @@
           <w:szCs w:val="22"/>
         </w:rPr>
       </w:pPr>
-      <w:bookmarkStart w:colFirst="0" w:colLast="0" w:name="_wxi8gapygavp" w:id="79"/>
-      <w:bookmarkEnd w:id="79"/>
+      <w:bookmarkStart w:colFirst="0" w:colLast="0" w:name="_wxi8gapygavp" w:id="67"/>
+      <w:bookmarkEnd w:id="67"/>
       <w:r>
         <w:rPr>
           <w:b w:val="1"/>
@@ -30262,7 +29998,271 @@
           <w:szCs w:val="22"/>
         </w:rPr>
       </w:pPr>
-      <w:bookmarkStart w:colFirst="0" w:colLast="0" w:name="_o8uv8n9hvqp7" w:id="80"/>
+      <w:bookmarkStart w:colFirst="0" w:colLast="0" w:name="_o8uv8n9hvqp7" w:id="68"/>
+      <w:bookmarkEnd w:id="68"/>
+      <w:r>
+        <w:rPr>
+          <w:rtl w:val="0"/>
+        </w:rPr>
+      </w:r>
+    </w:p>
+    <w:p>
+      <w:pPr>
+        <w:pStyle w:val="Heading3"/>
+        <w:keepNext w:val="0"/>
+        <w:keepLines w:val="0"/>
+        <w:spacing w:before="280" w:line="279" w:lineRule="auto"/>
+        <w:rPr>
+          <w:b w:val="1"/>
+          <w:bCs w:val="1"/>
+          <w:color w:val="000000"/>
+          <w:sz w:val="22"/>
+          <w:szCs w:val="22"/>
+        </w:rPr>
+      </w:pPr>
+      <w:bookmarkStart w:colFirst="0" w:colLast="0" w:name="_libb1jx8biqg" w:id="69"/>
+      <w:bookmarkEnd w:id="69"/>
+      <w:r>
+        <w:rPr>
+          <w:rtl w:val="0"/>
+        </w:rPr>
+      </w:r>
+    </w:p>
+    <w:p>
+      <w:pPr>
+        <w:pStyle w:val="Heading3"/>
+        <w:keepNext w:val="0"/>
+        <w:keepLines w:val="0"/>
+        <w:spacing w:before="280" w:line="279" w:lineRule="auto"/>
+        <w:rPr>
+          <w:b w:val="1"/>
+          <w:bCs w:val="1"/>
+          <w:color w:val="000000"/>
+          <w:sz w:val="22"/>
+          <w:szCs w:val="22"/>
+        </w:rPr>
+      </w:pPr>
+      <w:bookmarkStart w:colFirst="0" w:colLast="0" w:name="_rhc5p5zbz6ag" w:id="70"/>
+      <w:bookmarkEnd w:id="70"/>
+      <w:r>
+        <w:rPr>
+          <w:rtl w:val="0"/>
+        </w:rPr>
+      </w:r>
+    </w:p>
+    <w:p>
+      <w:pPr>
+        <w:pStyle w:val="Heading3"/>
+        <w:keepNext w:val="0"/>
+        <w:keepLines w:val="0"/>
+        <w:spacing w:before="280" w:line="279" w:lineRule="auto"/>
+        <w:rPr>
+          <w:b w:val="1"/>
+          <w:bCs w:val="1"/>
+          <w:color w:val="000000"/>
+          <w:sz w:val="22"/>
+          <w:szCs w:val="22"/>
+        </w:rPr>
+      </w:pPr>
+      <w:bookmarkStart w:colFirst="0" w:colLast="0" w:name="_askf0gq6kqfj" w:id="71"/>
+      <w:bookmarkEnd w:id="71"/>
+      <w:r>
+        <w:rPr>
+          <w:rtl w:val="0"/>
+        </w:rPr>
+      </w:r>
+    </w:p>
+    <w:p>
+      <w:pPr>
+        <w:pStyle w:val="Heading3"/>
+        <w:keepNext w:val="0"/>
+        <w:keepLines w:val="0"/>
+        <w:spacing w:before="280" w:line="279" w:lineRule="auto"/>
+        <w:rPr>
+          <w:b w:val="1"/>
+          <w:bCs w:val="1"/>
+          <w:color w:val="000000"/>
+          <w:sz w:val="22"/>
+          <w:szCs w:val="22"/>
+        </w:rPr>
+      </w:pPr>
+      <w:bookmarkStart w:colFirst="0" w:colLast="0" w:name="_q83deodo81wh" w:id="72"/>
+      <w:bookmarkEnd w:id="72"/>
+      <w:r>
+        <w:rPr>
+          <w:rtl w:val="0"/>
+        </w:rPr>
+      </w:r>
+    </w:p>
+    <w:p>
+      <w:pPr>
+        <w:pStyle w:val="Heading3"/>
+        <w:keepNext w:val="0"/>
+        <w:keepLines w:val="0"/>
+        <w:spacing w:before="280" w:line="279" w:lineRule="auto"/>
+        <w:rPr>
+          <w:b w:val="1"/>
+          <w:bCs w:val="1"/>
+          <w:color w:val="000000"/>
+          <w:sz w:val="22"/>
+          <w:szCs w:val="22"/>
+        </w:rPr>
+      </w:pPr>
+      <w:bookmarkStart w:colFirst="0" w:colLast="0" w:name="_gsknyo6bja3g" w:id="73"/>
+      <w:bookmarkEnd w:id="73"/>
+      <w:r>
+        <w:rPr>
+          <w:rtl w:val="0"/>
+        </w:rPr>
+      </w:r>
+    </w:p>
+    <w:p>
+      <w:pPr>
+        <w:pStyle w:val="Heading3"/>
+        <w:keepNext w:val="0"/>
+        <w:keepLines w:val="0"/>
+        <w:spacing w:before="280" w:line="279" w:lineRule="auto"/>
+        <w:rPr>
+          <w:b w:val="1"/>
+          <w:bCs w:val="1"/>
+          <w:color w:val="000000"/>
+          <w:sz w:val="22"/>
+          <w:szCs w:val="22"/>
+        </w:rPr>
+      </w:pPr>
+      <w:bookmarkStart w:colFirst="0" w:colLast="0" w:name="_k5tfz8dqjx52" w:id="74"/>
+      <w:bookmarkEnd w:id="74"/>
+      <w:r>
+        <w:rPr>
+          <w:rtl w:val="0"/>
+        </w:rPr>
+      </w:r>
+    </w:p>
+    <w:p>
+      <w:pPr>
+        <w:pStyle w:val="Heading3"/>
+        <w:keepNext w:val="0"/>
+        <w:keepLines w:val="0"/>
+        <w:spacing w:before="280" w:line="279" w:lineRule="auto"/>
+        <w:rPr>
+          <w:b w:val="1"/>
+          <w:bCs w:val="1"/>
+          <w:color w:val="000000"/>
+          <w:sz w:val="22"/>
+          <w:szCs w:val="22"/>
+        </w:rPr>
+      </w:pPr>
+      <w:bookmarkStart w:colFirst="0" w:colLast="0" w:name="_uxjl9ce7ogag" w:id="75"/>
+      <w:bookmarkEnd w:id="75"/>
+      <w:r>
+        <w:rPr>
+          <w:rtl w:val="0"/>
+        </w:rPr>
+      </w:r>
+    </w:p>
+    <w:p>
+      <w:pPr>
+        <w:pStyle w:val="Heading3"/>
+        <w:keepNext w:val="0"/>
+        <w:keepLines w:val="0"/>
+        <w:spacing w:before="280" w:line="279" w:lineRule="auto"/>
+        <w:rPr>
+          <w:b w:val="1"/>
+          <w:bCs w:val="1"/>
+          <w:color w:val="000000"/>
+          <w:sz w:val="22"/>
+          <w:szCs w:val="22"/>
+        </w:rPr>
+      </w:pPr>
+      <w:bookmarkStart w:colFirst="0" w:colLast="0" w:name="_2fmh1zjnkzik" w:id="76"/>
+      <w:bookmarkEnd w:id="76"/>
+      <w:r>
+        <w:rPr>
+          <w:rtl w:val="0"/>
+        </w:rPr>
+      </w:r>
+    </w:p>
+    <w:p>
+      <w:pPr>
+        <w:pStyle w:val="Heading3"/>
+        <w:keepNext w:val="0"/>
+        <w:keepLines w:val="0"/>
+        <w:spacing w:before="280" w:line="279" w:lineRule="auto"/>
+        <w:rPr>
+          <w:b w:val="1"/>
+          <w:bCs w:val="1"/>
+          <w:color w:val="000000"/>
+          <w:sz w:val="22"/>
+          <w:szCs w:val="22"/>
+        </w:rPr>
+      </w:pPr>
+      <w:bookmarkStart w:colFirst="0" w:colLast="0" w:name="_6caamao2wup" w:id="77"/>
+      <w:bookmarkEnd w:id="77"/>
+      <w:r>
+        <w:rPr>
+          <w:rtl w:val="0"/>
+        </w:rPr>
+      </w:r>
+    </w:p>
+    <w:p>
+      <w:pPr>
+        <w:pStyle w:val="Heading3"/>
+        <w:keepNext w:val="0"/>
+        <w:keepLines w:val="0"/>
+        <w:spacing w:before="280" w:line="279" w:lineRule="auto"/>
+        <w:rPr>
+          <w:b w:val="1"/>
+          <w:bCs w:val="1"/>
+          <w:color w:val="000000"/>
+          <w:sz w:val="22"/>
+          <w:szCs w:val="22"/>
+        </w:rPr>
+      </w:pPr>
+      <w:bookmarkStart w:colFirst="0" w:colLast="0" w:name="_wbh4xihqmvj6" w:id="78"/>
+      <w:bookmarkEnd w:id="78"/>
+      <w:r>
+        <w:rPr>
+          <w:rtl w:val="0"/>
+        </w:rPr>
+      </w:r>
+    </w:p>
+    <w:p>
+      <w:pPr>
+        <w:pStyle w:val="Heading3"/>
+        <w:keepNext w:val="0"/>
+        <w:keepLines w:val="0"/>
+        <w:spacing w:before="280" w:line="279" w:lineRule="auto"/>
+        <w:rPr>
+          <w:b w:val="1"/>
+          <w:bCs w:val="1"/>
+          <w:color w:val="000000"/>
+          <w:sz w:val="22"/>
+          <w:szCs w:val="22"/>
+        </w:rPr>
+      </w:pPr>
+      <w:bookmarkStart w:colFirst="0" w:colLast="0" w:name="_5winhokq91b8" w:id="79"/>
+      <w:bookmarkEnd w:id="79"/>
+      <w:r>
+        <w:rPr>
+          <w:rtl w:val="0"/>
+        </w:rPr>
+      </w:r>
+    </w:p>
+    <w:p>
+      <w:pPr>
+        <w:pStyle w:val="Heading3"/>
+        <w:keepNext w:val="0"/>
+        <w:keepLines w:val="0"/>
+        <w:spacing w:before="280" w:line="279" w:lineRule="auto"/>
+        <w:rPr>
+          <w:b w:val="1"/>
+          <w:bCs w:val="1"/>
+          <w:color w:val="000000"/>
+          <w:sz w:val="22"/>
+          <w:szCs w:val="22"/>
+        </w:rPr>
+      </w:pPr>
+      <w:bookmarkStart w:colFirst="0" w:colLast="0" w:name="_vit7bh3tdjop" w:id="80"/>
       <w:bookmarkEnd w:id="80"/>
       <w:r>
         <w:rPr>
@@ -30284,7 +30284,7 @@
           <w:szCs w:val="22"/>
         </w:rPr>
       </w:pPr>
-      <w:bookmarkStart w:colFirst="0" w:colLast="0" w:name="_libb1jx8biqg" w:id="81"/>
+      <w:bookmarkStart w:colFirst="0" w:colLast="0" w:name="_kwbi7c3cks8m" w:id="81"/>
       <w:bookmarkEnd w:id="81"/>
       <w:r>
         <w:rPr>
@@ -30306,7 +30306,7 @@
           <w:szCs w:val="22"/>
         </w:rPr>
       </w:pPr>
-      <w:bookmarkStart w:colFirst="0" w:colLast="0" w:name="_rhc5p5zbz6ag" w:id="82"/>
+      <w:bookmarkStart w:colFirst="0" w:colLast="0" w:name="_2cflrrv9dmeb" w:id="82"/>
       <w:bookmarkEnd w:id="82"/>
       <w:r>
         <w:rPr>
@@ -30328,7 +30328,7 @@
           <w:szCs w:val="22"/>
         </w:rPr>
       </w:pPr>
-      <w:bookmarkStart w:colFirst="0" w:colLast="0" w:name="_askf0gq6kqfj" w:id="83"/>
+      <w:bookmarkStart w:colFirst="0" w:colLast="0" w:name="_8knjawepzziq" w:id="83"/>
       <w:bookmarkEnd w:id="83"/>
       <w:r>
         <w:rPr>
@@ -30350,7 +30350,7 @@
           <w:szCs w:val="22"/>
         </w:rPr>
       </w:pPr>
-      <w:bookmarkStart w:colFirst="0" w:colLast="0" w:name="_q83deodo81wh" w:id="84"/>
+      <w:bookmarkStart w:colFirst="0" w:colLast="0" w:name="_5kfk3s50ahja" w:id="84"/>
       <w:bookmarkEnd w:id="84"/>
       <w:r>
         <w:rPr>
@@ -30372,7 +30372,7 @@
           <w:szCs w:val="22"/>
         </w:rPr>
       </w:pPr>
-      <w:bookmarkStart w:colFirst="0" w:colLast="0" w:name="_gsknyo6bja3g" w:id="85"/>
+      <w:bookmarkStart w:colFirst="0" w:colLast="0" w:name="_yzf7xyds2kb4" w:id="85"/>
       <w:bookmarkEnd w:id="85"/>
       <w:r>
         <w:rPr>
@@ -30394,7 +30394,7 @@
           <w:szCs w:val="22"/>
         </w:rPr>
       </w:pPr>
-      <w:bookmarkStart w:colFirst="0" w:colLast="0" w:name="_k5tfz8dqjx52" w:id="86"/>
+      <w:bookmarkStart w:colFirst="0" w:colLast="0" w:name="_t29i7ila8aeg" w:id="86"/>
       <w:bookmarkEnd w:id="86"/>
       <w:r>
         <w:rPr>
@@ -30416,7 +30416,7 @@
           <w:szCs w:val="22"/>
         </w:rPr>
       </w:pPr>
-      <w:bookmarkStart w:colFirst="0" w:colLast="0" w:name="_uxjl9ce7ogag" w:id="87"/>
+      <w:bookmarkStart w:colFirst="0" w:colLast="0" w:name="_smoal9uzca8t" w:id="87"/>
       <w:bookmarkEnd w:id="87"/>
       <w:r>
         <w:rPr>
@@ -30438,7 +30438,7 @@
           <w:szCs w:val="22"/>
         </w:rPr>
       </w:pPr>
-      <w:bookmarkStart w:colFirst="0" w:colLast="0" w:name="_2fmh1zjnkzik" w:id="88"/>
+      <w:bookmarkStart w:colFirst="0" w:colLast="0" w:name="_66wsxwee7cg6" w:id="88"/>
       <w:bookmarkEnd w:id="88"/>
       <w:r>
         <w:rPr>
@@ -30460,272 +30460,8 @@
           <w:szCs w:val="22"/>
         </w:rPr>
       </w:pPr>
-      <w:bookmarkStart w:colFirst="0" w:colLast="0" w:name="_6caamao2wup" w:id="89"/>
+      <w:bookmarkStart w:colFirst="0" w:colLast="0" w:name="_4uytor3bq2em" w:id="89"/>
       <w:bookmarkEnd w:id="89"/>
-      <w:r>
-        <w:rPr>
-          <w:rtl w:val="0"/>
-        </w:rPr>
-      </w:r>
-    </w:p>
-    <w:p>
-      <w:pPr>
-        <w:pStyle w:val="Heading3"/>
-        <w:keepNext w:val="0"/>
-        <w:keepLines w:val="0"/>
-        <w:spacing w:before="280" w:line="279" w:lineRule="auto"/>
-        <w:rPr>
-          <w:b w:val="1"/>
-          <w:bCs w:val="1"/>
-          <w:color w:val="000000"/>
-          <w:sz w:val="22"/>
-          <w:szCs w:val="22"/>
-        </w:rPr>
-      </w:pPr>
-      <w:bookmarkStart w:colFirst="0" w:colLast="0" w:name="_wbh4xihqmvj6" w:id="90"/>
-      <w:bookmarkEnd w:id="90"/>
-      <w:r>
-        <w:rPr>
-          <w:rtl w:val="0"/>
-        </w:rPr>
-      </w:r>
-    </w:p>
-    <w:p>
-      <w:pPr>
-        <w:pStyle w:val="Heading3"/>
-        <w:keepNext w:val="0"/>
-        <w:keepLines w:val="0"/>
-        <w:spacing w:before="280" w:line="279" w:lineRule="auto"/>
-        <w:rPr>
-          <w:b w:val="1"/>
-          <w:bCs w:val="1"/>
-          <w:color w:val="000000"/>
-          <w:sz w:val="22"/>
-          <w:szCs w:val="22"/>
-        </w:rPr>
-      </w:pPr>
-      <w:bookmarkStart w:colFirst="0" w:colLast="0" w:name="_5winhokq91b8" w:id="91"/>
-      <w:bookmarkEnd w:id="91"/>
-      <w:r>
-        <w:rPr>
-          <w:rtl w:val="0"/>
-        </w:rPr>
-      </w:r>
-    </w:p>
-    <w:p>
-      <w:pPr>
-        <w:pStyle w:val="Heading3"/>
-        <w:keepNext w:val="0"/>
-        <w:keepLines w:val="0"/>
-        <w:spacing w:before="280" w:line="279" w:lineRule="auto"/>
-        <w:rPr>
-          <w:b w:val="1"/>
-          <w:bCs w:val="1"/>
-          <w:color w:val="000000"/>
-          <w:sz w:val="22"/>
-          <w:szCs w:val="22"/>
-        </w:rPr>
-      </w:pPr>
-      <w:bookmarkStart w:colFirst="0" w:colLast="0" w:name="_vit7bh3tdjop" w:id="92"/>
-      <w:bookmarkEnd w:id="92"/>
-      <w:r>
-        <w:rPr>
-          <w:rtl w:val="0"/>
-        </w:rPr>
-      </w:r>
-    </w:p>
-    <w:p>
-      <w:pPr>
-        <w:pStyle w:val="Heading3"/>
-        <w:keepNext w:val="0"/>
-        <w:keepLines w:val="0"/>
-        <w:spacing w:before="280" w:line="279" w:lineRule="auto"/>
-        <w:rPr>
-          <w:b w:val="1"/>
-          <w:bCs w:val="1"/>
-          <w:color w:val="000000"/>
-          <w:sz w:val="22"/>
-          <w:szCs w:val="22"/>
-        </w:rPr>
-      </w:pPr>
-      <w:bookmarkStart w:colFirst="0" w:colLast="0" w:name="_kwbi7c3cks8m" w:id="93"/>
-      <w:bookmarkEnd w:id="93"/>
-      <w:r>
-        <w:rPr>
-          <w:rtl w:val="0"/>
-        </w:rPr>
-      </w:r>
-    </w:p>
-    <w:p>
-      <w:pPr>
-        <w:pStyle w:val="Heading3"/>
-        <w:keepNext w:val="0"/>
-        <w:keepLines w:val="0"/>
-        <w:spacing w:before="280" w:line="279" w:lineRule="auto"/>
-        <w:rPr>
-          <w:b w:val="1"/>
-          <w:bCs w:val="1"/>
-          <w:color w:val="000000"/>
-          <w:sz w:val="22"/>
-          <w:szCs w:val="22"/>
-        </w:rPr>
-      </w:pPr>
-      <w:bookmarkStart w:colFirst="0" w:colLast="0" w:name="_2cflrrv9dmeb" w:id="94"/>
-      <w:bookmarkEnd w:id="94"/>
-      <w:r>
-        <w:rPr>
-          <w:rtl w:val="0"/>
-        </w:rPr>
-      </w:r>
-    </w:p>
-    <w:p>
-      <w:pPr>
-        <w:pStyle w:val="Heading3"/>
-        <w:keepNext w:val="0"/>
-        <w:keepLines w:val="0"/>
-        <w:spacing w:before="280" w:line="279" w:lineRule="auto"/>
-        <w:rPr>
-          <w:b w:val="1"/>
-          <w:bCs w:val="1"/>
-          <w:color w:val="000000"/>
-          <w:sz w:val="22"/>
-          <w:szCs w:val="22"/>
-        </w:rPr>
-      </w:pPr>
-      <w:bookmarkStart w:colFirst="0" w:colLast="0" w:name="_8knjawepzziq" w:id="95"/>
-      <w:bookmarkEnd w:id="95"/>
-      <w:r>
-        <w:rPr>
-          <w:rtl w:val="0"/>
-        </w:rPr>
-      </w:r>
-    </w:p>
-    <w:p>
-      <w:pPr>
-        <w:pStyle w:val="Heading3"/>
-        <w:keepNext w:val="0"/>
-        <w:keepLines w:val="0"/>
-        <w:spacing w:before="280" w:line="279" w:lineRule="auto"/>
-        <w:rPr>
-          <w:b w:val="1"/>
-          <w:bCs w:val="1"/>
-          <w:color w:val="000000"/>
-          <w:sz w:val="22"/>
-          <w:szCs w:val="22"/>
-        </w:rPr>
-      </w:pPr>
-      <w:bookmarkStart w:colFirst="0" w:colLast="0" w:name="_5kfk3s50ahja" w:id="96"/>
-      <w:bookmarkEnd w:id="96"/>
-      <w:r>
-        <w:rPr>
-          <w:rtl w:val="0"/>
-        </w:rPr>
-      </w:r>
-    </w:p>
-    <w:p>
-      <w:pPr>
-        <w:pStyle w:val="Heading3"/>
-        <w:keepNext w:val="0"/>
-        <w:keepLines w:val="0"/>
-        <w:spacing w:before="280" w:line="279" w:lineRule="auto"/>
-        <w:rPr>
-          <w:b w:val="1"/>
-          <w:bCs w:val="1"/>
-          <w:color w:val="000000"/>
-          <w:sz w:val="22"/>
-          <w:szCs w:val="22"/>
-        </w:rPr>
-      </w:pPr>
-      <w:bookmarkStart w:colFirst="0" w:colLast="0" w:name="_yzf7xyds2kb4" w:id="97"/>
-      <w:bookmarkEnd w:id="97"/>
-      <w:r>
-        <w:rPr>
-          <w:rtl w:val="0"/>
-        </w:rPr>
-      </w:r>
-    </w:p>
-    <w:p>
-      <w:pPr>
-        <w:pStyle w:val="Heading3"/>
-        <w:keepNext w:val="0"/>
-        <w:keepLines w:val="0"/>
-        <w:spacing w:before="280" w:line="279" w:lineRule="auto"/>
-        <w:rPr>
-          <w:b w:val="1"/>
-          <w:bCs w:val="1"/>
-          <w:color w:val="000000"/>
-          <w:sz w:val="22"/>
-          <w:szCs w:val="22"/>
-        </w:rPr>
-      </w:pPr>
-      <w:bookmarkStart w:colFirst="0" w:colLast="0" w:name="_t29i7ila8aeg" w:id="98"/>
-      <w:bookmarkEnd w:id="98"/>
-      <w:r>
-        <w:rPr>
-          <w:rtl w:val="0"/>
-        </w:rPr>
-      </w:r>
-    </w:p>
-    <w:p>
-      <w:pPr>
-        <w:pStyle w:val="Heading3"/>
-        <w:keepNext w:val="0"/>
-        <w:keepLines w:val="0"/>
-        <w:spacing w:before="280" w:line="279" w:lineRule="auto"/>
-        <w:rPr>
-          <w:b w:val="1"/>
-          <w:bCs w:val="1"/>
-          <w:color w:val="000000"/>
-          <w:sz w:val="22"/>
-          <w:szCs w:val="22"/>
-        </w:rPr>
-      </w:pPr>
-      <w:bookmarkStart w:colFirst="0" w:colLast="0" w:name="_smoal9uzca8t" w:id="99"/>
-      <w:bookmarkEnd w:id="99"/>
-      <w:r>
-        <w:rPr>
-          <w:rtl w:val="0"/>
-        </w:rPr>
-      </w:r>
-    </w:p>
-    <w:p>
-      <w:pPr>
-        <w:pStyle w:val="Heading3"/>
-        <w:keepNext w:val="0"/>
-        <w:keepLines w:val="0"/>
-        <w:spacing w:before="280" w:line="279" w:lineRule="auto"/>
-        <w:rPr>
-          <w:b w:val="1"/>
-          <w:bCs w:val="1"/>
-          <w:color w:val="000000"/>
-          <w:sz w:val="22"/>
-          <w:szCs w:val="22"/>
-        </w:rPr>
-      </w:pPr>
-      <w:bookmarkStart w:colFirst="0" w:colLast="0" w:name="_66wsxwee7cg6" w:id="100"/>
-      <w:bookmarkEnd w:id="100"/>
-      <w:r>
-        <w:rPr>
-          <w:rtl w:val="0"/>
-        </w:rPr>
-      </w:r>
-    </w:p>
-    <w:p>
-      <w:pPr>
-        <w:pStyle w:val="Heading3"/>
-        <w:keepNext w:val="0"/>
-        <w:keepLines w:val="0"/>
-        <w:spacing w:before="280" w:line="279" w:lineRule="auto"/>
-        <w:rPr>
-          <w:b w:val="1"/>
-          <w:bCs w:val="1"/>
-          <w:color w:val="000000"/>
-          <w:sz w:val="22"/>
-          <w:szCs w:val="22"/>
-        </w:rPr>
-      </w:pPr>
-      <w:bookmarkStart w:colFirst="0" w:colLast="0" w:name="_4uytor3bq2em" w:id="101"/>
-      <w:bookmarkEnd w:id="101"/>
       <w:r>
         <w:rPr>
           <w:b w:val="1"/>
@@ -31355,7 +31091,12 @@
               <w:rPr>
                 <w:rtl w:val="0"/>
               </w:rPr>
-              <w:t xml:space="preserve">Database constraints, conditional updates, and transition tests shall enforce the state model.</w:t>
+              <w:t xml:space="preserve">The errand status rules shall be enforced by the service and verified by automated tests.</w:t>
+            </w:r>
+            <w:r>
+              <w:rPr>
+                <w:rtl w:val="0"/>
+              </w:rPr>
             </w:r>
           </w:p>
         </w:tc>
@@ -31516,7 +31257,12 @@
               <w:rPr>
                 <w:rtl w:val="0"/>
               </w:rPr>
-              <w:t xml:space="preserve">A test of 100 simultaneous acceptance requests for one OPEN order shall produce one ACCEPTED result, one courierId, one version increment, and 99 conflict responses.</w:t>
+              <w:t xml:space="preserve">A test of 100 simultaneous acceptance requests for one open errand shall result in exactly one assigned courier and 99 rejections.</w:t>
+            </w:r>
+            <w:r>
+              <w:rPr>
+                <w:rtl w:val="0"/>
+              </w:rPr>
             </w:r>
           </w:p>
         </w:tc>
@@ -32180,7 +31926,12 @@
               <w:rPr>
                 <w:rtl w:val="0"/>
               </w:rPr>
-              <w:t xml:space="preserve">With 10,000 orders and 100 concurrent virtual users, the 95th-percentile response time shall be at most 700 ms for request creation and 500 ms for an indexed open-list or details query.</w:t>
+              <w:t xml:space="preserve">With 10,000 errands and 100 concurrent users, the 95th-percentile response time shall be at most 700 ms for creating a request and 500 ms for viewing the open list or an errand's details.</w:t>
+            </w:r>
+            <w:r>
+              <w:rPr>
+                <w:rtl w:val="0"/>
+              </w:rPr>
             </w:r>
           </w:p>
         </w:tc>
@@ -32844,7 +32595,12 @@
               <w:rPr>
                 <w:rtl w:val="0"/>
               </w:rPr>
-              <w:t xml:space="preserve">An OPEN order that remains unaccepted shall enter EXPIRE_PENDING_CREDIT no later than 60 seconds after its acceptance deadline under normal scheduler operation.</w:t>
+              <w:t xml:space="preserve">An open errand that is not accepted shall expire no later than 60 seconds after its acceptance deadline.</w:t>
+            </w:r>
+            <w:r>
+              <w:rPr>
+                <w:rtl w:val="0"/>
+              </w:rPr>
             </w:r>
           </w:p>
         </w:tc>
@@ -33005,7 +32761,12 @@
               <w:rPr>
                 <w:rtl w:val="0"/>
               </w:rPr>
-              <w:t xml:space="preserve">Acceptance and expiry racing within the same second shall resolve by one atomic version check so the order is never both ACCEPTED and expiry-pending.</w:t>
+              <w:t xml:space="preserve">If an acceptance and an expiry happen in the same second, only one shall take effect, so an errand is never both accepted and expired.</w:t>
+            </w:r>
+            <w:r>
+              <w:rPr>
+                <w:rtl w:val="0"/>
+              </w:rPr>
             </w:r>
           </w:p>
         </w:tc>
@@ -33347,7 +33108,12 @@
               <w:rPr>
                 <w:rtl w:val="0"/>
               </w:rPr>
-              <w:t xml:space="preserve">Each business transition and its outbox record shall commit in the same local database transaction.</w:t>
+              <w:t xml:space="preserve">A status change and the notification it sends to other services shall be saved together, so one is never kept without the other.</w:t>
+            </w:r>
+            <w:r>
+              <w:rPr>
+                <w:rtl w:val="0"/>
+              </w:rPr>
             </w:r>
           </w:p>
         </w:tc>
@@ -33508,7 +33274,12 @@
               <w:rPr>
                 <w:rtl w:val="0"/>
               </w:rPr>
-              <w:t xml:space="preserve">A forced process termination after database commit but before broker publication shall result in the outbox event being published after restart without another order transition.</w:t>
+              <w:t xml:space="preserve">If the service crashes after saving a status change but before notifying other services, the notification shall be sent after restart without repeating the status change.</w:t>
+            </w:r>
+            <w:r>
+              <w:rPr>
+                <w:rtl w:val="0"/>
+              </w:rPr>
             </w:r>
           </w:p>
         </w:tc>
@@ -34172,7 +33943,12 @@
               <w:rPr>
                 <w:rtl w:val="0"/>
               </w:rPr>
-              <w:t xml:space="preserve">Automated tests shall show that no unrelated student can read exact delivery instructions, participant identifiers, or nonpublic status history for a non-OPEN order.</w:t>
+              <w:t xml:space="preserve">Automated tests shall show that no unrelated student can see exact delivery instructions, participant identities, or the private status history of an errand that is no longer open.</w:t>
+            </w:r>
+            <w:r>
+              <w:rPr>
+                <w:rtl w:val="0"/>
+              </w:rPr>
             </w:r>
           </w:p>
         </w:tc>
@@ -34333,7 +34109,12 @@
               <w:rPr>
                 <w:rtl w:val="0"/>
               </w:rPr>
-              <w:t xml:space="preserve">Every rejected actor or invalid-state mutation shall return HTTP 403 or 409 as applicable and shall leave the order version, state, and outbox unchanged.</w:t>
+              <w:t xml:space="preserve">Every unauthorised or invalid action shall be rejected with a clear reason and shall leave the errand unchanged.</w:t>
+            </w:r>
+            <w:r>
+              <w:rPr>
+                <w:rtl w:val="0"/>
+              </w:rPr>
             </w:r>
           </w:p>
         </w:tc>
@@ -34415,8 +34196,8 @@
           <w:szCs w:val="22"/>
         </w:rPr>
       </w:pPr>
-      <w:bookmarkStart w:colFirst="0" w:colLast="0" w:name="_1b3uvdg0d2jt" w:id="102"/>
-      <w:bookmarkEnd w:id="102"/>
+      <w:bookmarkStart w:colFirst="0" w:colLast="0" w:name="_1b3uvdg0d2jt" w:id="90"/>
+      <w:bookmarkEnd w:id="90"/>
       <w:r>
         <w:rPr>
           <w:rtl w:val="0"/>
@@ -34437,8 +34218,8 @@
           <w:szCs w:val="22"/>
         </w:rPr>
       </w:pPr>
-      <w:bookmarkStart w:colFirst="0" w:colLast="0" w:name="_oj9dpy3a41vw" w:id="103"/>
-      <w:bookmarkEnd w:id="103"/>
+      <w:bookmarkStart w:colFirst="0" w:colLast="0" w:name="_oj9dpy3a41vw" w:id="91"/>
+      <w:bookmarkEnd w:id="91"/>
       <w:r>
         <w:rPr>
           <w:rtl w:val="0"/>
@@ -34459,8 +34240,8 @@
           <w:szCs w:val="22"/>
         </w:rPr>
       </w:pPr>
-      <w:bookmarkStart w:colFirst="0" w:colLast="0" w:name="_7yds2jyj9eez" w:id="104"/>
-      <w:bookmarkEnd w:id="104"/>
+      <w:bookmarkStart w:colFirst="0" w:colLast="0" w:name="_7yds2jyj9eez" w:id="92"/>
+      <w:bookmarkEnd w:id="92"/>
       <w:r>
         <w:rPr>
           <w:rtl w:val="0"/>
@@ -34481,8 +34262,8 @@
           <w:szCs w:val="22"/>
         </w:rPr>
       </w:pPr>
-      <w:bookmarkStart w:colFirst="0" w:colLast="0" w:name="_yuzk3bbad1tx" w:id="105"/>
-      <w:bookmarkEnd w:id="105"/>
+      <w:bookmarkStart w:colFirst="0" w:colLast="0" w:name="_yuzk3bbad1tx" w:id="93"/>
+      <w:bookmarkEnd w:id="93"/>
       <w:r>
         <w:rPr>
           <w:rtl w:val="0"/>
@@ -34503,8 +34284,8 @@
           <w:szCs w:val="22"/>
         </w:rPr>
       </w:pPr>
-      <w:bookmarkStart w:colFirst="0" w:colLast="0" w:name="_dsmnlw1odhn5" w:id="106"/>
-      <w:bookmarkEnd w:id="106"/>
+      <w:bookmarkStart w:colFirst="0" w:colLast="0" w:name="_dsmnlw1odhn5" w:id="94"/>
+      <w:bookmarkEnd w:id="94"/>
       <w:r>
         <w:rPr>
           <w:rtl w:val="0"/>
@@ -34525,8 +34306,8 @@
           <w:szCs w:val="22"/>
         </w:rPr>
       </w:pPr>
-      <w:bookmarkStart w:colFirst="0" w:colLast="0" w:name="_abv00bek64jh" w:id="107"/>
-      <w:bookmarkEnd w:id="107"/>
+      <w:bookmarkStart w:colFirst="0" w:colLast="0" w:name="_abv00bek64jh" w:id="95"/>
+      <w:bookmarkEnd w:id="95"/>
       <w:r>
         <w:rPr>
           <w:rtl w:val="0"/>
@@ -34547,8 +34328,8 @@
           <w:szCs w:val="22"/>
         </w:rPr>
       </w:pPr>
-      <w:bookmarkStart w:colFirst="0" w:colLast="0" w:name="_s0eh4p6hjgdl" w:id="108"/>
-      <w:bookmarkEnd w:id="108"/>
+      <w:bookmarkStart w:colFirst="0" w:colLast="0" w:name="_s0eh4p6hjgdl" w:id="96"/>
+      <w:bookmarkEnd w:id="96"/>
       <w:r>
         <w:rPr>
           <w:b w:val="1"/>
@@ -38269,8 +38050,8 @@
           <w:szCs w:val="22"/>
         </w:rPr>
       </w:pPr>
-      <w:bookmarkStart w:colFirst="0" w:colLast="0" w:name="_p3efuvludums" w:id="109"/>
-      <w:bookmarkEnd w:id="109"/>
+      <w:bookmarkStart w:colFirst="0" w:colLast="0" w:name="_p3efuvludums" w:id="97"/>
+      <w:bookmarkEnd w:id="97"/>
       <w:r>
         <w:rPr>
           <w:rtl w:val="0"/>
@@ -38291,8 +38072,8 @@
           <w:szCs w:val="22"/>
         </w:rPr>
       </w:pPr>
-      <w:bookmarkStart w:colFirst="0" w:colLast="0" w:name="_cwhtk25dogkm" w:id="110"/>
-      <w:bookmarkEnd w:id="110"/>
+      <w:bookmarkStart w:colFirst="0" w:colLast="0" w:name="_cwhtk25dogkm" w:id="98"/>
+      <w:bookmarkEnd w:id="98"/>
       <w:r>
         <w:rPr>
           <w:rtl w:val="0"/>
@@ -38313,8 +38094,8 @@
           <w:szCs w:val="22"/>
         </w:rPr>
       </w:pPr>
-      <w:bookmarkStart w:colFirst="0" w:colLast="0" w:name="_c2kmqrgpc4ir" w:id="111"/>
-      <w:bookmarkEnd w:id="111"/>
+      <w:bookmarkStart w:colFirst="0" w:colLast="0" w:name="_c2kmqrgpc4ir" w:id="99"/>
+      <w:bookmarkEnd w:id="99"/>
       <w:r>
         <w:rPr>
           <w:rtl w:val="0"/>
@@ -38335,8 +38116,8 @@
           <w:szCs w:val="22"/>
         </w:rPr>
       </w:pPr>
-      <w:bookmarkStart w:colFirst="0" w:colLast="0" w:name="_udjmcun5bz9s" w:id="112"/>
-      <w:bookmarkEnd w:id="112"/>
+      <w:bookmarkStart w:colFirst="0" w:colLast="0" w:name="_udjmcun5bz9s" w:id="100"/>
+      <w:bookmarkEnd w:id="100"/>
       <w:r>
         <w:rPr>
           <w:rtl w:val="0"/>
@@ -38357,8 +38138,8 @@
           <w:szCs w:val="22"/>
         </w:rPr>
       </w:pPr>
-      <w:bookmarkStart w:colFirst="0" w:colLast="0" w:name="_ng6klhwlhi9" w:id="113"/>
-      <w:bookmarkEnd w:id="113"/>
+      <w:bookmarkStart w:colFirst="0" w:colLast="0" w:name="_ng6klhwlhi9" w:id="101"/>
+      <w:bookmarkEnd w:id="101"/>
       <w:r>
         <w:rPr>
           <w:rtl w:val="0"/>
@@ -38379,8 +38160,8 @@
           <w:szCs w:val="22"/>
         </w:rPr>
       </w:pPr>
-      <w:bookmarkStart w:colFirst="0" w:colLast="0" w:name="_s9ieko1eo68t" w:id="114"/>
-      <w:bookmarkEnd w:id="114"/>
+      <w:bookmarkStart w:colFirst="0" w:colLast="0" w:name="_s9ieko1eo68t" w:id="102"/>
+      <w:bookmarkEnd w:id="102"/>
       <w:r>
         <w:rPr>
           <w:b w:val="1"/>
@@ -41398,8 +41179,8 @@
         <w:spacing w:before="280" w:line="279" w:lineRule="auto"/>
         <w:rPr/>
       </w:pPr>
-      <w:bookmarkStart w:colFirst="0" w:colLast="0" w:name="_y7ud0ib54ves" w:id="115"/>
-      <w:bookmarkEnd w:id="115"/>
+      <w:bookmarkStart w:colFirst="0" w:colLast="0" w:name="_y7ud0ib54ves" w:id="103"/>
+      <w:bookmarkEnd w:id="103"/>
       <w:r>
         <w:rPr>
           <w:rtl w:val="0"/>
@@ -41578,8 +41359,8 @@
           <w:szCs w:val="22"/>
         </w:rPr>
       </w:pPr>
-      <w:bookmarkStart w:colFirst="0" w:colLast="0" w:name="_jilwzsd96ywc" w:id="116"/>
-      <w:bookmarkEnd w:id="116"/>
+      <w:bookmarkStart w:colFirst="0" w:colLast="0" w:name="_jilwzsd96ywc" w:id="104"/>
+      <w:bookmarkEnd w:id="104"/>
       <w:r>
         <w:rPr>
           <w:b w:val="1"/>
@@ -44497,7 +44278,271 @@
           <w:szCs w:val="22"/>
         </w:rPr>
       </w:pPr>
-      <w:bookmarkStart w:colFirst="0" w:colLast="0" w:name="_a1rbth6cxw8y" w:id="117"/>
+      <w:bookmarkStart w:colFirst="0" w:colLast="0" w:name="_a1rbth6cxw8y" w:id="105"/>
+      <w:bookmarkEnd w:id="105"/>
+      <w:r>
+        <w:rPr>
+          <w:rtl w:val="0"/>
+        </w:rPr>
+      </w:r>
+    </w:p>
+    <w:p>
+      <w:pPr>
+        <w:pStyle w:val="Heading3"/>
+        <w:keepNext w:val="0"/>
+        <w:keepLines w:val="0"/>
+        <w:spacing w:before="280" w:line="279" w:lineRule="auto"/>
+        <w:rPr>
+          <w:b w:val="1"/>
+          <w:bCs w:val="1"/>
+          <w:color w:val="000000"/>
+          <w:sz w:val="22"/>
+          <w:szCs w:val="22"/>
+        </w:rPr>
+      </w:pPr>
+      <w:bookmarkStart w:colFirst="0" w:colLast="0" w:name="_ovgc5d6hs281" w:id="106"/>
+      <w:bookmarkEnd w:id="106"/>
+      <w:r>
+        <w:rPr>
+          <w:rtl w:val="0"/>
+        </w:rPr>
+      </w:r>
+    </w:p>
+    <w:p>
+      <w:pPr>
+        <w:pStyle w:val="Heading3"/>
+        <w:keepNext w:val="0"/>
+        <w:keepLines w:val="0"/>
+        <w:spacing w:before="280" w:line="279" w:lineRule="auto"/>
+        <w:rPr>
+          <w:b w:val="1"/>
+          <w:bCs w:val="1"/>
+          <w:color w:val="000000"/>
+          <w:sz w:val="22"/>
+          <w:szCs w:val="22"/>
+        </w:rPr>
+      </w:pPr>
+      <w:bookmarkStart w:colFirst="0" w:colLast="0" w:name="_ega0i19z6m0n" w:id="107"/>
+      <w:bookmarkEnd w:id="107"/>
+      <w:r>
+        <w:rPr>
+          <w:rtl w:val="0"/>
+        </w:rPr>
+      </w:r>
+    </w:p>
+    <w:p>
+      <w:pPr>
+        <w:pStyle w:val="Heading3"/>
+        <w:keepNext w:val="0"/>
+        <w:keepLines w:val="0"/>
+        <w:spacing w:before="280" w:line="279" w:lineRule="auto"/>
+        <w:rPr>
+          <w:b w:val="1"/>
+          <w:bCs w:val="1"/>
+          <w:color w:val="000000"/>
+          <w:sz w:val="22"/>
+          <w:szCs w:val="22"/>
+        </w:rPr>
+      </w:pPr>
+      <w:bookmarkStart w:colFirst="0" w:colLast="0" w:name="_m0lazkapuyo7" w:id="108"/>
+      <w:bookmarkEnd w:id="108"/>
+      <w:r>
+        <w:rPr>
+          <w:rtl w:val="0"/>
+        </w:rPr>
+      </w:r>
+    </w:p>
+    <w:p>
+      <w:pPr>
+        <w:pStyle w:val="Heading3"/>
+        <w:keepNext w:val="0"/>
+        <w:keepLines w:val="0"/>
+        <w:spacing w:before="280" w:line="279" w:lineRule="auto"/>
+        <w:rPr>
+          <w:b w:val="1"/>
+          <w:bCs w:val="1"/>
+          <w:color w:val="000000"/>
+          <w:sz w:val="22"/>
+          <w:szCs w:val="22"/>
+        </w:rPr>
+      </w:pPr>
+      <w:bookmarkStart w:colFirst="0" w:colLast="0" w:name="_88seu82hljj6" w:id="109"/>
+      <w:bookmarkEnd w:id="109"/>
+      <w:r>
+        <w:rPr>
+          <w:rtl w:val="0"/>
+        </w:rPr>
+      </w:r>
+    </w:p>
+    <w:p>
+      <w:pPr>
+        <w:pStyle w:val="Heading3"/>
+        <w:keepNext w:val="0"/>
+        <w:keepLines w:val="0"/>
+        <w:spacing w:before="280" w:line="279" w:lineRule="auto"/>
+        <w:rPr>
+          <w:b w:val="1"/>
+          <w:bCs w:val="1"/>
+          <w:color w:val="000000"/>
+          <w:sz w:val="22"/>
+          <w:szCs w:val="22"/>
+        </w:rPr>
+      </w:pPr>
+      <w:bookmarkStart w:colFirst="0" w:colLast="0" w:name="_jc6e2bk882e3" w:id="110"/>
+      <w:bookmarkEnd w:id="110"/>
+      <w:r>
+        <w:rPr>
+          <w:rtl w:val="0"/>
+        </w:rPr>
+      </w:r>
+    </w:p>
+    <w:p>
+      <w:pPr>
+        <w:pStyle w:val="Heading3"/>
+        <w:keepNext w:val="0"/>
+        <w:keepLines w:val="0"/>
+        <w:spacing w:before="280" w:line="279" w:lineRule="auto"/>
+        <w:rPr>
+          <w:b w:val="1"/>
+          <w:bCs w:val="1"/>
+          <w:color w:val="000000"/>
+          <w:sz w:val="22"/>
+          <w:szCs w:val="22"/>
+        </w:rPr>
+      </w:pPr>
+      <w:bookmarkStart w:colFirst="0" w:colLast="0" w:name="_av2dvkawo4b8" w:id="111"/>
+      <w:bookmarkEnd w:id="111"/>
+      <w:r>
+        <w:rPr>
+          <w:rtl w:val="0"/>
+        </w:rPr>
+      </w:r>
+    </w:p>
+    <w:p>
+      <w:pPr>
+        <w:pStyle w:val="Heading3"/>
+        <w:keepNext w:val="0"/>
+        <w:keepLines w:val="0"/>
+        <w:spacing w:before="280" w:line="279" w:lineRule="auto"/>
+        <w:rPr>
+          <w:b w:val="1"/>
+          <w:bCs w:val="1"/>
+          <w:color w:val="000000"/>
+          <w:sz w:val="22"/>
+          <w:szCs w:val="22"/>
+        </w:rPr>
+      </w:pPr>
+      <w:bookmarkStart w:colFirst="0" w:colLast="0" w:name="_wrgnzj6bfw4c" w:id="112"/>
+      <w:bookmarkEnd w:id="112"/>
+      <w:r>
+        <w:rPr>
+          <w:rtl w:val="0"/>
+        </w:rPr>
+      </w:r>
+    </w:p>
+    <w:p>
+      <w:pPr>
+        <w:pStyle w:val="Heading3"/>
+        <w:keepNext w:val="0"/>
+        <w:keepLines w:val="0"/>
+        <w:spacing w:before="280" w:line="279" w:lineRule="auto"/>
+        <w:rPr>
+          <w:b w:val="1"/>
+          <w:bCs w:val="1"/>
+          <w:color w:val="000000"/>
+          <w:sz w:val="22"/>
+          <w:szCs w:val="22"/>
+        </w:rPr>
+      </w:pPr>
+      <w:bookmarkStart w:colFirst="0" w:colLast="0" w:name="_4aazq4t5of9f" w:id="113"/>
+      <w:bookmarkEnd w:id="113"/>
+      <w:r>
+        <w:rPr>
+          <w:rtl w:val="0"/>
+        </w:rPr>
+      </w:r>
+    </w:p>
+    <w:p>
+      <w:pPr>
+        <w:pStyle w:val="Heading3"/>
+        <w:keepNext w:val="0"/>
+        <w:keepLines w:val="0"/>
+        <w:spacing w:before="280" w:line="279" w:lineRule="auto"/>
+        <w:rPr>
+          <w:b w:val="1"/>
+          <w:bCs w:val="1"/>
+          <w:color w:val="000000"/>
+          <w:sz w:val="22"/>
+          <w:szCs w:val="22"/>
+        </w:rPr>
+      </w:pPr>
+      <w:bookmarkStart w:colFirst="0" w:colLast="0" w:name="_wlcjqjozdwf0" w:id="114"/>
+      <w:bookmarkEnd w:id="114"/>
+      <w:r>
+        <w:rPr>
+          <w:rtl w:val="0"/>
+        </w:rPr>
+      </w:r>
+    </w:p>
+    <w:p>
+      <w:pPr>
+        <w:pStyle w:val="Heading3"/>
+        <w:keepNext w:val="0"/>
+        <w:keepLines w:val="0"/>
+        <w:spacing w:before="280" w:line="279" w:lineRule="auto"/>
+        <w:rPr>
+          <w:b w:val="1"/>
+          <w:bCs w:val="1"/>
+          <w:color w:val="000000"/>
+          <w:sz w:val="22"/>
+          <w:szCs w:val="22"/>
+        </w:rPr>
+      </w:pPr>
+      <w:bookmarkStart w:colFirst="0" w:colLast="0" w:name="_73hd19rtqq20" w:id="115"/>
+      <w:bookmarkEnd w:id="115"/>
+      <w:r>
+        <w:rPr>
+          <w:rtl w:val="0"/>
+        </w:rPr>
+      </w:r>
+    </w:p>
+    <w:p>
+      <w:pPr>
+        <w:pStyle w:val="Heading3"/>
+        <w:keepNext w:val="0"/>
+        <w:keepLines w:val="0"/>
+        <w:spacing w:before="280" w:line="279" w:lineRule="auto"/>
+        <w:rPr>
+          <w:b w:val="1"/>
+          <w:bCs w:val="1"/>
+          <w:color w:val="000000"/>
+          <w:sz w:val="22"/>
+          <w:szCs w:val="22"/>
+        </w:rPr>
+      </w:pPr>
+      <w:bookmarkStart w:colFirst="0" w:colLast="0" w:name="_21ykr0iwbxk9" w:id="116"/>
+      <w:bookmarkEnd w:id="116"/>
+      <w:r>
+        <w:rPr>
+          <w:rtl w:val="0"/>
+        </w:rPr>
+      </w:r>
+    </w:p>
+    <w:p>
+      <w:pPr>
+        <w:pStyle w:val="Heading3"/>
+        <w:keepNext w:val="0"/>
+        <w:keepLines w:val="0"/>
+        <w:spacing w:before="280" w:line="279" w:lineRule="auto"/>
+        <w:rPr>
+          <w:b w:val="1"/>
+          <w:bCs w:val="1"/>
+          <w:color w:val="000000"/>
+          <w:sz w:val="22"/>
+          <w:szCs w:val="22"/>
+        </w:rPr>
+      </w:pPr>
+      <w:bookmarkStart w:colFirst="0" w:colLast="0" w:name="_mqi9nmvgtfiz" w:id="117"/>
       <w:bookmarkEnd w:id="117"/>
       <w:r>
         <w:rPr>
@@ -44519,7 +44564,7 @@
           <w:szCs w:val="22"/>
         </w:rPr>
       </w:pPr>
-      <w:bookmarkStart w:colFirst="0" w:colLast="0" w:name="_ovgc5d6hs281" w:id="118"/>
+      <w:bookmarkStart w:colFirst="0" w:colLast="0" w:name="_2sizmlcnqnod" w:id="118"/>
       <w:bookmarkEnd w:id="118"/>
       <w:r>
         <w:rPr>
@@ -44541,7 +44586,7 @@
           <w:szCs w:val="22"/>
         </w:rPr>
       </w:pPr>
-      <w:bookmarkStart w:colFirst="0" w:colLast="0" w:name="_ega0i19z6m0n" w:id="119"/>
+      <w:bookmarkStart w:colFirst="0" w:colLast="0" w:name="_a0feadl4p8ec" w:id="119"/>
       <w:bookmarkEnd w:id="119"/>
       <w:r>
         <w:rPr>
@@ -44563,272 +44608,8 @@
           <w:szCs w:val="22"/>
         </w:rPr>
       </w:pPr>
-      <w:bookmarkStart w:colFirst="0" w:colLast="0" w:name="_m0lazkapuyo7" w:id="120"/>
+      <w:bookmarkStart w:colFirst="0" w:colLast="0" w:name="_m20vznaeu86x" w:id="120"/>
       <w:bookmarkEnd w:id="120"/>
-      <w:r>
-        <w:rPr>
-          <w:rtl w:val="0"/>
-        </w:rPr>
-      </w:r>
-    </w:p>
-    <w:p>
-      <w:pPr>
-        <w:pStyle w:val="Heading3"/>
-        <w:keepNext w:val="0"/>
-        <w:keepLines w:val="0"/>
-        <w:spacing w:before="280" w:line="279" w:lineRule="auto"/>
-        <w:rPr>
-          <w:b w:val="1"/>
-          <w:bCs w:val="1"/>
-          <w:color w:val="000000"/>
-          <w:sz w:val="22"/>
-          <w:szCs w:val="22"/>
-        </w:rPr>
-      </w:pPr>
-      <w:bookmarkStart w:colFirst="0" w:colLast="0" w:name="_88seu82hljj6" w:id="121"/>
-      <w:bookmarkEnd w:id="121"/>
-      <w:r>
-        <w:rPr>
-          <w:rtl w:val="0"/>
-        </w:rPr>
-      </w:r>
-    </w:p>
-    <w:p>
-      <w:pPr>
-        <w:pStyle w:val="Heading3"/>
-        <w:keepNext w:val="0"/>
-        <w:keepLines w:val="0"/>
-        <w:spacing w:before="280" w:line="279" w:lineRule="auto"/>
-        <w:rPr>
-          <w:b w:val="1"/>
-          <w:bCs w:val="1"/>
-          <w:color w:val="000000"/>
-          <w:sz w:val="22"/>
-          <w:szCs w:val="22"/>
-        </w:rPr>
-      </w:pPr>
-      <w:bookmarkStart w:colFirst="0" w:colLast="0" w:name="_jc6e2bk882e3" w:id="122"/>
-      <w:bookmarkEnd w:id="122"/>
-      <w:r>
-        <w:rPr>
-          <w:rtl w:val="0"/>
-        </w:rPr>
-      </w:r>
-    </w:p>
-    <w:p>
-      <w:pPr>
-        <w:pStyle w:val="Heading3"/>
-        <w:keepNext w:val="0"/>
-        <w:keepLines w:val="0"/>
-        <w:spacing w:before="280" w:line="279" w:lineRule="auto"/>
-        <w:rPr>
-          <w:b w:val="1"/>
-          <w:bCs w:val="1"/>
-          <w:color w:val="000000"/>
-          <w:sz w:val="22"/>
-          <w:szCs w:val="22"/>
-        </w:rPr>
-      </w:pPr>
-      <w:bookmarkStart w:colFirst="0" w:colLast="0" w:name="_av2dvkawo4b8" w:id="123"/>
-      <w:bookmarkEnd w:id="123"/>
-      <w:r>
-        <w:rPr>
-          <w:rtl w:val="0"/>
-        </w:rPr>
-      </w:r>
-    </w:p>
-    <w:p>
-      <w:pPr>
-        <w:pStyle w:val="Heading3"/>
-        <w:keepNext w:val="0"/>
-        <w:keepLines w:val="0"/>
-        <w:spacing w:before="280" w:line="279" w:lineRule="auto"/>
-        <w:rPr>
-          <w:b w:val="1"/>
-          <w:bCs w:val="1"/>
-          <w:color w:val="000000"/>
-          <w:sz w:val="22"/>
-          <w:szCs w:val="22"/>
-        </w:rPr>
-      </w:pPr>
-      <w:bookmarkStart w:colFirst="0" w:colLast="0" w:name="_wrgnzj6bfw4c" w:id="124"/>
-      <w:bookmarkEnd w:id="124"/>
-      <w:r>
-        <w:rPr>
-          <w:rtl w:val="0"/>
-        </w:rPr>
-      </w:r>
-    </w:p>
-    <w:p>
-      <w:pPr>
-        <w:pStyle w:val="Heading3"/>
-        <w:keepNext w:val="0"/>
-        <w:keepLines w:val="0"/>
-        <w:spacing w:before="280" w:line="279" w:lineRule="auto"/>
-        <w:rPr>
-          <w:b w:val="1"/>
-          <w:bCs w:val="1"/>
-          <w:color w:val="000000"/>
-          <w:sz w:val="22"/>
-          <w:szCs w:val="22"/>
-        </w:rPr>
-      </w:pPr>
-      <w:bookmarkStart w:colFirst="0" w:colLast="0" w:name="_4aazq4t5of9f" w:id="125"/>
-      <w:bookmarkEnd w:id="125"/>
-      <w:r>
-        <w:rPr>
-          <w:rtl w:val="0"/>
-        </w:rPr>
-      </w:r>
-    </w:p>
-    <w:p>
-      <w:pPr>
-        <w:pStyle w:val="Heading3"/>
-        <w:keepNext w:val="0"/>
-        <w:keepLines w:val="0"/>
-        <w:spacing w:before="280" w:line="279" w:lineRule="auto"/>
-        <w:rPr>
-          <w:b w:val="1"/>
-          <w:bCs w:val="1"/>
-          <w:color w:val="000000"/>
-          <w:sz w:val="22"/>
-          <w:szCs w:val="22"/>
-        </w:rPr>
-      </w:pPr>
-      <w:bookmarkStart w:colFirst="0" w:colLast="0" w:name="_wlcjqjozdwf0" w:id="126"/>
-      <w:bookmarkEnd w:id="126"/>
-      <w:r>
-        <w:rPr>
-          <w:rtl w:val="0"/>
-        </w:rPr>
-      </w:r>
-    </w:p>
-    <w:p>
-      <w:pPr>
-        <w:pStyle w:val="Heading3"/>
-        <w:keepNext w:val="0"/>
-        <w:keepLines w:val="0"/>
-        <w:spacing w:before="280" w:line="279" w:lineRule="auto"/>
-        <w:rPr>
-          <w:b w:val="1"/>
-          <w:bCs w:val="1"/>
-          <w:color w:val="000000"/>
-          <w:sz w:val="22"/>
-          <w:szCs w:val="22"/>
-        </w:rPr>
-      </w:pPr>
-      <w:bookmarkStart w:colFirst="0" w:colLast="0" w:name="_73hd19rtqq20" w:id="127"/>
-      <w:bookmarkEnd w:id="127"/>
-      <w:r>
-        <w:rPr>
-          <w:rtl w:val="0"/>
-        </w:rPr>
-      </w:r>
-    </w:p>
-    <w:p>
-      <w:pPr>
-        <w:pStyle w:val="Heading3"/>
-        <w:keepNext w:val="0"/>
-        <w:keepLines w:val="0"/>
-        <w:spacing w:before="280" w:line="279" w:lineRule="auto"/>
-        <w:rPr>
-          <w:b w:val="1"/>
-          <w:bCs w:val="1"/>
-          <w:color w:val="000000"/>
-          <w:sz w:val="22"/>
-          <w:szCs w:val="22"/>
-        </w:rPr>
-      </w:pPr>
-      <w:bookmarkStart w:colFirst="0" w:colLast="0" w:name="_21ykr0iwbxk9" w:id="128"/>
-      <w:bookmarkEnd w:id="128"/>
-      <w:r>
-        <w:rPr>
-          <w:rtl w:val="0"/>
-        </w:rPr>
-      </w:r>
-    </w:p>
-    <w:p>
-      <w:pPr>
-        <w:pStyle w:val="Heading3"/>
-        <w:keepNext w:val="0"/>
-        <w:keepLines w:val="0"/>
-        <w:spacing w:before="280" w:line="279" w:lineRule="auto"/>
-        <w:rPr>
-          <w:b w:val="1"/>
-          <w:bCs w:val="1"/>
-          <w:color w:val="000000"/>
-          <w:sz w:val="22"/>
-          <w:szCs w:val="22"/>
-        </w:rPr>
-      </w:pPr>
-      <w:bookmarkStart w:colFirst="0" w:colLast="0" w:name="_mqi9nmvgtfiz" w:id="129"/>
-      <w:bookmarkEnd w:id="129"/>
-      <w:r>
-        <w:rPr>
-          <w:rtl w:val="0"/>
-        </w:rPr>
-      </w:r>
-    </w:p>
-    <w:p>
-      <w:pPr>
-        <w:pStyle w:val="Heading3"/>
-        <w:keepNext w:val="0"/>
-        <w:keepLines w:val="0"/>
-        <w:spacing w:before="280" w:line="279" w:lineRule="auto"/>
-        <w:rPr>
-          <w:b w:val="1"/>
-          <w:bCs w:val="1"/>
-          <w:color w:val="000000"/>
-          <w:sz w:val="22"/>
-          <w:szCs w:val="22"/>
-        </w:rPr>
-      </w:pPr>
-      <w:bookmarkStart w:colFirst="0" w:colLast="0" w:name="_2sizmlcnqnod" w:id="130"/>
-      <w:bookmarkEnd w:id="130"/>
-      <w:r>
-        <w:rPr>
-          <w:rtl w:val="0"/>
-        </w:rPr>
-      </w:r>
-    </w:p>
-    <w:p>
-      <w:pPr>
-        <w:pStyle w:val="Heading3"/>
-        <w:keepNext w:val="0"/>
-        <w:keepLines w:val="0"/>
-        <w:spacing w:before="280" w:line="279" w:lineRule="auto"/>
-        <w:rPr>
-          <w:b w:val="1"/>
-          <w:bCs w:val="1"/>
-          <w:color w:val="000000"/>
-          <w:sz w:val="22"/>
-          <w:szCs w:val="22"/>
-        </w:rPr>
-      </w:pPr>
-      <w:bookmarkStart w:colFirst="0" w:colLast="0" w:name="_a0feadl4p8ec" w:id="131"/>
-      <w:bookmarkEnd w:id="131"/>
-      <w:r>
-        <w:rPr>
-          <w:rtl w:val="0"/>
-        </w:rPr>
-      </w:r>
-    </w:p>
-    <w:p>
-      <w:pPr>
-        <w:pStyle w:val="Heading3"/>
-        <w:keepNext w:val="0"/>
-        <w:keepLines w:val="0"/>
-        <w:spacing w:before="280" w:line="279" w:lineRule="auto"/>
-        <w:rPr>
-          <w:b w:val="1"/>
-          <w:bCs w:val="1"/>
-          <w:color w:val="000000"/>
-          <w:sz w:val="22"/>
-          <w:szCs w:val="22"/>
-        </w:rPr>
-      </w:pPr>
-      <w:bookmarkStart w:colFirst="0" w:colLast="0" w:name="_m20vznaeu86x" w:id="132"/>
-      <w:bookmarkEnd w:id="132"/>
       <w:r>
         <w:rPr>
           <w:b w:val="1"/>
@@ -47837,8 +47618,8 @@
           <w:szCs w:val="32"/>
         </w:rPr>
       </w:pPr>
-      <w:bookmarkStart w:colFirst="0" w:colLast="0" w:name="_748g6digfopb" w:id="133"/>
-      <w:bookmarkEnd w:id="133"/>
+      <w:bookmarkStart w:colFirst="0" w:colLast="0" w:name="_748g6digfopb" w:id="121"/>
+      <w:bookmarkEnd w:id="121"/>
       <w:r>
         <w:rPr>
           <w:color w:val="0f4761"/>
@@ -47859,8 +47640,8 @@
           <w:color w:val="0f4761"/>
         </w:rPr>
       </w:pPr>
-      <w:bookmarkStart w:colFirst="0" w:colLast="0" w:name="_7f2nb7kpo6pn" w:id="134"/>
-      <w:bookmarkEnd w:id="134"/>
+      <w:bookmarkStart w:colFirst="0" w:colLast="0" w:name="_7f2nb7kpo6pn" w:id="122"/>
+      <w:bookmarkEnd w:id="122"/>
       <w:r>
         <w:rPr>
           <w:color w:val="0f4761"/>
@@ -48673,8 +48454,8 @@
           <w:color w:val="0f4761"/>
         </w:rPr>
       </w:pPr>
-      <w:bookmarkStart w:colFirst="0" w:colLast="0" w:name="_u4bib2bajoe8" w:id="135"/>
-      <w:bookmarkEnd w:id="135"/>
+      <w:bookmarkStart w:colFirst="0" w:colLast="0" w:name="_u4bib2bajoe8" w:id="123"/>
+      <w:bookmarkEnd w:id="123"/>
       <w:r>
         <w:rPr>
           <w:color w:val="0f4761"/>
@@ -48687,7 +48468,7 @@
           <w:color w:val="0f4761"/>
           <w:rtl w:val="0"/>
         </w:rPr>
-        <w:t xml:space="preserve"> and responsibility allocation</w:t>
+        <w:t xml:space="preserve"> and Responsibility Allocation</w:t>
       </w:r>
     </w:p>
     <w:tbl>
@@ -49602,8 +49383,8 @@
           <w:color w:val="0f4761"/>
         </w:rPr>
       </w:pPr>
-      <w:bookmarkStart w:colFirst="0" w:colLast="0" w:name="_iz0dgx9luuuz" w:id="136"/>
-      <w:bookmarkEnd w:id="136"/>
+      <w:bookmarkStart w:colFirst="0" w:colLast="0" w:name="_iz0dgx9luuuz" w:id="124"/>
+      <w:bookmarkEnd w:id="124"/>
       <w:r>
         <w:rPr>
           <w:color w:val="0f4761"/>
@@ -51165,116 +50946,6 @@
     </w:p>
     <w:p>
       <w:pPr>
-        <w:ind w:left="0" w:firstLine="0"/>
-        <w:rPr/>
-      </w:pPr>
-      <w:r>
-        <w:rPr>
-          <w:rtl w:val="0"/>
-        </w:rPr>
-      </w:r>
-    </w:p>
-    <w:p>
-      <w:pPr>
-        <w:ind w:left="0" w:firstLine="0"/>
-        <w:rPr/>
-      </w:pPr>
-      <w:r>
-        <w:rPr>
-          <w:rtl w:val="0"/>
-        </w:rPr>
-      </w:r>
-    </w:p>
-    <w:p>
-      <w:pPr>
-        <w:ind w:left="0" w:firstLine="0"/>
-        <w:rPr/>
-      </w:pPr>
-      <w:r>
-        <w:rPr>
-          <w:rtl w:val="0"/>
-        </w:rPr>
-      </w:r>
-    </w:p>
-    <w:p>
-      <w:pPr>
-        <w:ind w:left="0" w:firstLine="0"/>
-        <w:rPr/>
-      </w:pPr>
-      <w:r>
-        <w:rPr>
-          <w:rtl w:val="0"/>
-        </w:rPr>
-      </w:r>
-    </w:p>
-    <w:p>
-      <w:pPr>
-        <w:ind w:left="0" w:firstLine="0"/>
-        <w:rPr/>
-      </w:pPr>
-      <w:r>
-        <w:rPr>
-          <w:rtl w:val="0"/>
-        </w:rPr>
-      </w:r>
-    </w:p>
-    <w:p>
-      <w:pPr>
-        <w:ind w:left="0" w:firstLine="0"/>
-        <w:rPr/>
-      </w:pPr>
-      <w:r>
-        <w:rPr>
-          <w:rtl w:val="0"/>
-        </w:rPr>
-      </w:r>
-    </w:p>
-    <w:p>
-      <w:pPr>
-        <w:ind w:left="0" w:firstLine="0"/>
-        <w:rPr/>
-      </w:pPr>
-      <w:r>
-        <w:rPr>
-          <w:rtl w:val="0"/>
-        </w:rPr>
-      </w:r>
-    </w:p>
-    <w:p>
-      <w:pPr>
-        <w:ind w:left="0" w:firstLine="0"/>
-        <w:rPr/>
-      </w:pPr>
-      <w:r>
-        <w:rPr>
-          <w:rtl w:val="0"/>
-        </w:rPr>
-      </w:r>
-    </w:p>
-    <w:p>
-      <w:pPr>
-        <w:ind w:left="0" w:firstLine="0"/>
-        <w:rPr/>
-      </w:pPr>
-      <w:r>
-        <w:rPr>
-          <w:rtl w:val="0"/>
-        </w:rPr>
-      </w:r>
-    </w:p>
-    <w:p>
-      <w:pPr>
-        <w:ind w:left="0" w:firstLine="0"/>
-        <w:rPr/>
-      </w:pPr>
-      <w:r>
-        <w:rPr>
-          <w:rtl w:val="0"/>
-        </w:rPr>
-      </w:r>
-    </w:p>
-    <w:p>
-      <w:pPr>
         <w:pStyle w:val="Heading2"/>
         <w:numPr>
           <w:ilvl w:val="0"/>
@@ -51288,8 +50959,8 @@
           <w:szCs w:val="32"/>
         </w:rPr>
       </w:pPr>
-      <w:bookmarkStart w:colFirst="0" w:colLast="0" w:name="_bes0e7nvirnt" w:id="137"/>
-      <w:bookmarkEnd w:id="137"/>
+      <w:bookmarkStart w:colFirst="0" w:colLast="0" w:name="_bes0e7nvirnt" w:id="125"/>
+      <w:bookmarkEnd w:id="125"/>
       <w:r>
         <w:rPr>
           <w:color w:val="0f4761"/>
@@ -51309,8 +50980,8 @@
         <w:spacing w:before="280" w:line="279" w:lineRule="auto"/>
         <w:rPr/>
       </w:pPr>
-      <w:bookmarkStart w:colFirst="0" w:colLast="0" w:name="_y9uqai65nfw3" w:id="138"/>
-      <w:bookmarkEnd w:id="138"/>
+      <w:bookmarkStart w:colFirst="0" w:colLast="0" w:name="_y9uqai65nfw3" w:id="126"/>
+      <w:bookmarkEnd w:id="126"/>
       <w:r>
         <w:rPr>
           <w:b w:val="1"/>
@@ -52089,8 +51760,8 @@
         <w:spacing w:before="280" w:line="279" w:lineRule="auto"/>
         <w:rPr/>
       </w:pPr>
-      <w:bookmarkStart w:colFirst="0" w:colLast="0" w:name="_rtiu87ng7h9y" w:id="139"/>
-      <w:bookmarkEnd w:id="139"/>
+      <w:bookmarkStart w:colFirst="0" w:colLast="0" w:name="_rtiu87ng7h9y" w:id="127"/>
+      <w:bookmarkEnd w:id="127"/>
       <w:r>
         <w:rPr>
           <w:b w:val="1"/>
@@ -52476,8 +52147,8 @@
         <w:spacing w:before="280" w:line="279" w:lineRule="auto"/>
         <w:rPr/>
       </w:pPr>
-      <w:bookmarkStart w:colFirst="0" w:colLast="0" w:name="_c1k8oze3387g" w:id="140"/>
-      <w:bookmarkEnd w:id="140"/>
+      <w:bookmarkStart w:colFirst="0" w:colLast="0" w:name="_c1k8oze3387g" w:id="128"/>
+      <w:bookmarkEnd w:id="128"/>
       <w:r>
         <w:rPr>
           <w:b w:val="1"/>
@@ -52872,110 +52543,6 @@
     </w:p>
     <w:p>
       <w:pPr>
-        <w:spacing w:line="252.00000000000003" w:lineRule="auto"/>
-        <w:rPr>
-          <w:color w:val="0f4761"/>
-        </w:rPr>
-      </w:pPr>
-      <w:r>
-        <w:rPr>
-          <w:rtl w:val="0"/>
-        </w:rPr>
-      </w:r>
-    </w:p>
-    <w:p>
-      <w:pPr>
-        <w:spacing w:line="252.00000000000003" w:lineRule="auto"/>
-        <w:rPr>
-          <w:color w:val="0f4761"/>
-        </w:rPr>
-      </w:pPr>
-      <w:r>
-        <w:rPr>
-          <w:rtl w:val="0"/>
-        </w:rPr>
-      </w:r>
-    </w:p>
-    <w:p>
-      <w:pPr>
-        <w:spacing w:line="252.00000000000003" w:lineRule="auto"/>
-        <w:rPr>
-          <w:color w:val="0f4761"/>
-        </w:rPr>
-      </w:pPr>
-      <w:r>
-        <w:rPr>
-          <w:rtl w:val="0"/>
-        </w:rPr>
-      </w:r>
-    </w:p>
-    <w:p>
-      <w:pPr>
-        <w:spacing w:line="252.00000000000003" w:lineRule="auto"/>
-        <w:rPr>
-          <w:color w:val="0f4761"/>
-        </w:rPr>
-      </w:pPr>
-      <w:r>
-        <w:rPr>
-          <w:rtl w:val="0"/>
-        </w:rPr>
-      </w:r>
-    </w:p>
-    <w:p>
-      <w:pPr>
-        <w:spacing w:line="252.00000000000003" w:lineRule="auto"/>
-        <w:rPr>
-          <w:color w:val="0f4761"/>
-        </w:rPr>
-      </w:pPr>
-      <w:r>
-        <w:rPr>
-          <w:rtl w:val="0"/>
-        </w:rPr>
-      </w:r>
-    </w:p>
-    <w:p>
-      <w:pPr>
-        <w:spacing w:line="252.00000000000003" w:lineRule="auto"/>
-        <w:rPr>
-          <w:color w:val="0f4761"/>
-        </w:rPr>
-      </w:pPr>
-      <w:r>
-        <w:rPr>
-          <w:rtl w:val="0"/>
-        </w:rPr>
-      </w:r>
-    </w:p>
-    <w:p>
-      <w:pPr>
-        <w:spacing w:line="252.00000000000003" w:lineRule="auto"/>
-        <w:rPr>
-          <w:color w:val="0f4761"/>
-        </w:rPr>
-      </w:pPr>
-      <w:r>
-        <w:rPr>
-          <w:rtl w:val="0"/>
-        </w:rPr>
-      </w:r>
-    </w:p>
-    <w:p>
-      <w:pPr>
-        <w:spacing w:line="252.00000000000003" w:lineRule="auto"/>
-        <w:rPr>
-          <w:color w:val="0f4761"/>
-        </w:rPr>
-      </w:pPr>
-      <w:r>
-        <w:rPr>
-          <w:rtl w:val="0"/>
-        </w:rPr>
-      </w:r>
-    </w:p>
-    <w:p>
-      <w:pPr>
         <w:pStyle w:val="Heading2"/>
         <w:numPr>
           <w:ilvl w:val="0"/>
@@ -52989,8 +52556,8 @@
           <w:szCs w:val="32"/>
         </w:rPr>
       </w:pPr>
-      <w:bookmarkStart w:colFirst="0" w:colLast="0" w:name="_9cnaaxdcbd6" w:id="141"/>
-      <w:bookmarkEnd w:id="141"/>
+      <w:bookmarkStart w:colFirst="0" w:colLast="0" w:name="_9cnaaxdcbd6" w:id="129"/>
+      <w:bookmarkEnd w:id="129"/>
       <w:r>
         <w:rPr>
           <w:color w:val="0f4761"/>
@@ -53013,8 +52580,8 @@
           <w:szCs w:val="22"/>
         </w:rPr>
       </w:pPr>
-      <w:bookmarkStart w:colFirst="0" w:colLast="0" w:name="_kcgmnmsvr8pm" w:id="142"/>
-      <w:bookmarkEnd w:id="142"/>
+      <w:bookmarkStart w:colFirst="0" w:colLast="0" w:name="_kcgmnmsvr8pm" w:id="130"/>
+      <w:bookmarkEnd w:id="130"/>
       <w:r>
         <w:rPr>
           <w:b w:val="1"/>
@@ -53120,8 +52687,8 @@
           <w:szCs w:val="22"/>
         </w:rPr>
       </w:pPr>
-      <w:bookmarkStart w:colFirst="0" w:colLast="0" w:name="_ee5t5zrmp758" w:id="143"/>
-      <w:bookmarkEnd w:id="143"/>
+      <w:bookmarkStart w:colFirst="0" w:colLast="0" w:name="_ee5t5zrmp758" w:id="131"/>
+      <w:bookmarkEnd w:id="131"/>
       <w:r>
         <w:rPr>
           <w:b w:val="1"/>
@@ -53209,8 +52776,8 @@
           <w:szCs w:val="22"/>
         </w:rPr>
       </w:pPr>
-      <w:bookmarkStart w:colFirst="0" w:colLast="0" w:name="_gol9b0ygmm54" w:id="144"/>
-      <w:bookmarkEnd w:id="144"/>
+      <w:bookmarkStart w:colFirst="0" w:colLast="0" w:name="_gol9b0ygmm54" w:id="132"/>
+      <w:bookmarkEnd w:id="132"/>
       <w:r>
         <w:rPr>
           <w:b w:val="1"/>
@@ -53298,8 +52865,8 @@
           <w:szCs w:val="22"/>
         </w:rPr>
       </w:pPr>
-      <w:bookmarkStart w:colFirst="0" w:colLast="0" w:name="_6wrskyj0p6d6" w:id="145"/>
-      <w:bookmarkEnd w:id="145"/>
+      <w:bookmarkStart w:colFirst="0" w:colLast="0" w:name="_6wrskyj0p6d6" w:id="133"/>
+      <w:bookmarkEnd w:id="133"/>
       <w:r>
         <w:rPr>
           <w:b w:val="1"/>
@@ -53426,76 +52993,6 @@
     </w:p>
     <w:p>
       <w:pPr>
-        <w:spacing w:after="160" w:line="279" w:lineRule="auto"/>
-        <w:rPr>
-          <w:sz w:val="24"/>
-          <w:szCs w:val="24"/>
-        </w:rPr>
-      </w:pPr>
-      <w:r>
-        <w:rPr>
-          <w:rtl w:val="0"/>
-        </w:rPr>
-      </w:r>
-    </w:p>
-    <w:p>
-      <w:pPr>
-        <w:spacing w:after="160" w:line="279" w:lineRule="auto"/>
-        <w:rPr>
-          <w:sz w:val="24"/>
-          <w:szCs w:val="24"/>
-        </w:rPr>
-      </w:pPr>
-      <w:r>
-        <w:rPr>
-          <w:rtl w:val="0"/>
-        </w:rPr>
-      </w:r>
-    </w:p>
-    <w:p>
-      <w:pPr>
-        <w:spacing w:after="160" w:line="279" w:lineRule="auto"/>
-        <w:rPr>
-          <w:sz w:val="24"/>
-          <w:szCs w:val="24"/>
-        </w:rPr>
-      </w:pPr>
-      <w:r>
-        <w:rPr>
-          <w:rtl w:val="0"/>
-        </w:rPr>
-      </w:r>
-    </w:p>
-    <w:p>
-      <w:pPr>
-        <w:spacing w:after="160" w:line="279" w:lineRule="auto"/>
-        <w:rPr>
-          <w:sz w:val="24"/>
-          <w:szCs w:val="24"/>
-        </w:rPr>
-      </w:pPr>
-      <w:r>
-        <w:rPr>
-          <w:rtl w:val="0"/>
-        </w:rPr>
-      </w:r>
-    </w:p>
-    <w:p>
-      <w:pPr>
-        <w:spacing w:after="160" w:line="279" w:lineRule="auto"/>
-        <w:rPr>
-          <w:sz w:val="24"/>
-          <w:szCs w:val="24"/>
-        </w:rPr>
-      </w:pPr>
-      <w:r>
-        <w:rPr>
-          <w:rtl w:val="0"/>
-        </w:rPr>
-      </w:r>
-    </w:p>
-    <w:p>
-      <w:pPr>
         <w:pStyle w:val="Heading2"/>
         <w:numPr>
           <w:ilvl w:val="0"/>
@@ -53509,8 +53006,8 @@
           <w:szCs w:val="32"/>
         </w:rPr>
       </w:pPr>
-      <w:bookmarkStart w:colFirst="0" w:colLast="0" w:name="_utyx8odgu826" w:id="146"/>
-      <w:bookmarkEnd w:id="146"/>
+      <w:bookmarkStart w:colFirst="0" w:colLast="0" w:name="_utyx8odgu826" w:id="134"/>
+      <w:bookmarkEnd w:id="134"/>
       <w:r>
         <w:rPr>
           <w:color w:val="0f4761"/>
@@ -53545,8 +53042,8 @@
           <w:szCs w:val="22"/>
         </w:rPr>
       </w:pPr>
-      <w:bookmarkStart w:colFirst="0" w:colLast="0" w:name="_bf13oi392j5c" w:id="147"/>
-      <w:bookmarkEnd w:id="147"/>
+      <w:bookmarkStart w:colFirst="0" w:colLast="0" w:name="_bf13oi392j5c" w:id="135"/>
+      <w:bookmarkEnd w:id="135"/>
       <w:r>
         <w:rPr>
           <w:b w:val="1"/>
@@ -53581,12 +53078,12 @@
           <wp:inline distB="114300" distT="114300" distL="114300" distR="114300">
             <wp:extent cx="4368800" cy="2730500"/>
             <wp:effectExtent b="0" l="0" r="0" t="0"/>
-            <wp:docPr descr="Title: Requester desktop mockup showing the dashboard, wallet balance, open requests, and structured request creation form. - Description: Requester desktop mockup showing the dashboard, wallet balance, open requests, and structured request creation form." id="7" name="image3.png"/>
+            <wp:docPr descr="Title: Requester desktop mockup showing the dashboard, wallet balance, open requests, and structured request creation form. - Description: Requester desktop mockup showing the dashboard, wallet balance, open requests, and structured request creation form." id="7" name="image7.png"/>
             <a:graphic>
               <a:graphicData uri="http://schemas.openxmlformats.org/drawingml/2006/picture">
                 <pic:pic>
                   <pic:nvPicPr>
-                    <pic:cNvPr descr="Title: Requester desktop mockup showing the dashboard, wallet balance, open requests, and structured request creation form. - Description: Requester desktop mockup showing the dashboard, wallet balance, open requests, and structured request creation form." id="0" name="image3.png"/>
+                    <pic:cNvPr descr="Title: Requester desktop mockup showing the dashboard, wallet balance, open requests, and structured request creation form. - Description: Requester desktop mockup showing the dashboard, wallet balance, open requests, and structured request creation form." id="0" name="image7.png"/>
                     <pic:cNvPicPr preferRelativeResize="0"/>
                   </pic:nvPicPr>
                   <pic:blipFill>
@@ -53642,8 +53139,8 @@
           <w:szCs w:val="22"/>
         </w:rPr>
       </w:pPr>
-      <w:bookmarkStart w:colFirst="0" w:colLast="0" w:name="_q69vi5ux6bj" w:id="148"/>
-      <w:bookmarkEnd w:id="148"/>
+      <w:bookmarkStart w:colFirst="0" w:colLast="0" w:name="_q69vi5ux6bj" w:id="136"/>
+      <w:bookmarkEnd w:id="136"/>
       <w:r>
         <w:rPr>
           <w:b w:val="1"/>
@@ -53678,12 +53175,12 @@
           <wp:inline distB="114300" distT="114300" distL="114300" distR="114300">
             <wp:extent cx="4368800" cy="2730500"/>
             <wp:effectExtent b="0" l="0" r="0" t="0"/>
-            <wp:docPr descr="Title: Courier desktop mockup showing searchable open errands with pickup location, reward, expiry, and accept actions. - Description: Courier desktop mockup showing searchable open errands with pickup location, reward, expiry, and accept actions." id="8" name="image4.png"/>
+            <wp:docPr descr="Title: Courier desktop mockup showing searchable open errands with pickup location, reward, expiry, and accept actions. - Description: Courier desktop mockup showing searchable open errands with pickup location, reward, expiry, and accept actions." id="8" name="image2.png"/>
             <a:graphic>
               <a:graphicData uri="http://schemas.openxmlformats.org/drawingml/2006/picture">
                 <pic:pic>
                   <pic:nvPicPr>
-                    <pic:cNvPr descr="Title: Courier desktop mockup showing searchable open errands with pickup location, reward, expiry, and accept actions. - Description: Courier desktop mockup showing searchable open errands with pickup location, reward, expiry, and accept actions." id="0" name="image4.png"/>
+                    <pic:cNvPr descr="Title: Courier desktop mockup showing searchable open errands with pickup location, reward, expiry, and accept actions. - Description: Courier desktop mockup showing searchable open errands with pickup location, reward, expiry, and accept actions." id="0" name="image2.png"/>
                     <pic:cNvPicPr preferRelativeResize="0"/>
                   </pic:nvPicPr>
                   <pic:blipFill>
@@ -53736,8 +53233,8 @@
           <w:szCs w:val="22"/>
         </w:rPr>
       </w:pPr>
-      <w:bookmarkStart w:colFirst="0" w:colLast="0" w:name="_5cjbt251n03m" w:id="149"/>
-      <w:bookmarkEnd w:id="149"/>
+      <w:bookmarkStart w:colFirst="0" w:colLast="0" w:name="_5cjbt251n03m" w:id="137"/>
+      <w:bookmarkEnd w:id="137"/>
       <w:r>
         <w:rPr>
           <w:rtl w:val="0"/>
@@ -53757,8 +53254,8 @@
           <w:szCs w:val="22"/>
         </w:rPr>
       </w:pPr>
-      <w:bookmarkStart w:colFirst="0" w:colLast="0" w:name="_hvs8v0h7ldst" w:id="150"/>
-      <w:bookmarkEnd w:id="150"/>
+      <w:bookmarkStart w:colFirst="0" w:colLast="0" w:name="_hvs8v0h7ldst" w:id="138"/>
+      <w:bookmarkEnd w:id="138"/>
       <w:r>
         <w:rPr>
           <w:b w:val="1"/>
@@ -53796,8 +53293,8 @@
           <w:szCs w:val="22"/>
         </w:rPr>
       </w:pPr>
-      <w:bookmarkStart w:colFirst="0" w:colLast="0" w:name="_ou8r23d5ukdv" w:id="151"/>
-      <w:bookmarkEnd w:id="151"/>
+      <w:bookmarkStart w:colFirst="0" w:colLast="0" w:name="_ou8r23d5ukdv" w:id="139"/>
+      <w:bookmarkEnd w:id="139"/>
       <w:r>
         <w:rPr>
           <w:b w:val="1"/>
@@ -53865,8 +53362,8 @@
                 <w:color w:val="0f4761"/>
               </w:rPr>
             </w:pPr>
-            <w:bookmarkStart w:colFirst="0" w:colLast="0" w:name="_s8anfobst7n4" w:id="152"/>
-            <w:bookmarkEnd w:id="152"/>
+            <w:bookmarkStart w:colFirst="0" w:colLast="0" w:name="_s8anfobst7n4" w:id="140"/>
+            <w:bookmarkEnd w:id="140"/>
             <w:r>
               <w:rPr>
                 <w:b w:val="1"/>
@@ -53879,12 +53376,12 @@
                 <wp:inline distB="114300" distT="114300" distL="114300" distR="114300">
                   <wp:extent cx="2189535" cy="4592457"/>
                   <wp:effectExtent b="0" l="0" r="0" t="0"/>
-                  <wp:docPr id="1" name="image2.png"/>
+                  <wp:docPr id="1" name="image5.png"/>
                   <a:graphic>
                     <a:graphicData uri="http://schemas.openxmlformats.org/drawingml/2006/picture">
                       <pic:pic>
                         <pic:nvPicPr>
-                          <pic:cNvPr id="0" name="image2.png"/>
+                          <pic:cNvPr id="0" name="image5.png"/>
                           <pic:cNvPicPr preferRelativeResize="0"/>
                         </pic:nvPicPr>
                         <pic:blipFill>
@@ -53934,8 +53431,8 @@
                 <w:color w:val="0f4761"/>
               </w:rPr>
             </w:pPr>
-            <w:bookmarkStart w:colFirst="0" w:colLast="0" w:name="_msja496nfqi3" w:id="153"/>
-            <w:bookmarkEnd w:id="153"/>
+            <w:bookmarkStart w:colFirst="0" w:colLast="0" w:name="_msja496nfqi3" w:id="141"/>
+            <w:bookmarkEnd w:id="141"/>
             <w:r>
               <w:rPr>
                 <w:rtl w:val="0"/>
@@ -53984,8 +53481,8 @@
                 <w:szCs w:val="26"/>
               </w:rPr>
             </w:pPr>
-            <w:bookmarkStart w:colFirst="0" w:colLast="0" w:name="_s8anfobst7n4" w:id="152"/>
-            <w:bookmarkEnd w:id="152"/>
+            <w:bookmarkStart w:colFirst="0" w:colLast="0" w:name="_s8anfobst7n4" w:id="140"/>
+            <w:bookmarkEnd w:id="140"/>
             <w:r>
               <w:rPr>
                 <w:rtl w:val="0"/>
@@ -54012,8 +53509,8 @@
                 <w:color w:val="0f4761"/>
               </w:rPr>
             </w:pPr>
-            <w:bookmarkStart w:colFirst="0" w:colLast="0" w:name="_msja496nfqi3" w:id="153"/>
-            <w:bookmarkEnd w:id="153"/>
+            <w:bookmarkStart w:colFirst="0" w:colLast="0" w:name="_msja496nfqi3" w:id="141"/>
+            <w:bookmarkEnd w:id="141"/>
             <w:r>
               <w:rPr>
                 <w:rtl w:val="0"/>
@@ -54046,8 +53543,8 @@
                 <w:color w:val="0f4761"/>
               </w:rPr>
             </w:pPr>
-            <w:bookmarkStart w:colFirst="0" w:colLast="0" w:name="_j6yr8rat5ejj" w:id="154"/>
-            <w:bookmarkEnd w:id="154"/>
+            <w:bookmarkStart w:colFirst="0" w:colLast="0" w:name="_j6yr8rat5ejj" w:id="142"/>
+            <w:bookmarkEnd w:id="142"/>
             <w:r>
               <w:rPr>
                 <w:color w:val="0f4761"/>
@@ -54056,12 +53553,12 @@
                 <wp:inline distB="114300" distT="114300" distL="114300" distR="114300">
                   <wp:extent cx="2319276" cy="4875212"/>
                   <wp:effectExtent b="0" l="0" r="0" t="0"/>
-                  <wp:docPr id="2" name="image5.png"/>
+                  <wp:docPr id="2" name="image3.png"/>
                   <a:graphic>
                     <a:graphicData uri="http://schemas.openxmlformats.org/drawingml/2006/picture">
                       <pic:pic>
                         <pic:nvPicPr>
-                          <pic:cNvPr id="0" name="image5.png"/>
+                          <pic:cNvPr id="0" name="image3.png"/>
                           <pic:cNvPicPr preferRelativeResize="0"/>
                         </pic:nvPicPr>
                         <pic:blipFill>
@@ -54118,12 +53615,12 @@
                 <wp:inline distB="114300" distT="114300" distL="114300" distR="114300">
                   <wp:extent cx="2165344" cy="4567238"/>
                   <wp:effectExtent b="0" l="0" r="0" t="0"/>
-                  <wp:docPr id="3" name="image7.png"/>
+                  <wp:docPr id="3" name="image8.png"/>
                   <a:graphic>
                     <a:graphicData uri="http://schemas.openxmlformats.org/drawingml/2006/picture">
                       <pic:pic>
                         <pic:nvPicPr>
-                          <pic:cNvPr id="0" name="image7.png"/>
+                          <pic:cNvPr id="0" name="image8.png"/>
                           <pic:cNvPicPr preferRelativeResize="0"/>
                         </pic:nvPicPr>
                         <pic:blipFill>
@@ -54274,8 +53771,8 @@
           <w:szCs w:val="24"/>
         </w:rPr>
       </w:pPr>
-      <w:bookmarkStart w:colFirst="0" w:colLast="0" w:name="_9hlb10fsbfee" w:id="155"/>
-      <w:bookmarkEnd w:id="155"/>
+      <w:bookmarkStart w:colFirst="0" w:colLast="0" w:name="_9hlb10fsbfee" w:id="143"/>
+      <w:bookmarkEnd w:id="143"/>
       <w:r>
         <w:rPr>
           <w:rtl w:val="0"/>
@@ -54294,8 +53791,8 @@
           <w:szCs w:val="24"/>
         </w:rPr>
       </w:pPr>
-      <w:bookmarkStart w:colFirst="0" w:colLast="0" w:name="_2wf6fglrqb21" w:id="156"/>
-      <w:bookmarkEnd w:id="156"/>
+      <w:bookmarkStart w:colFirst="0" w:colLast="0" w:name="_2wf6fglrqb21" w:id="144"/>
+      <w:bookmarkEnd w:id="144"/>
       <w:r>
         <w:rPr>
           <w:b w:val="1"/>
@@ -54434,12 +53931,12 @@
                 <wp:inline distB="114300" distT="114300" distL="114300" distR="114300">
                   <wp:extent cx="2155611" cy="4570265"/>
                   <wp:effectExtent b="0" l="0" r="0" t="0"/>
-                  <wp:docPr id="9" name="image8.png"/>
+                  <wp:docPr id="9" name="image6.png"/>
                   <a:graphic>
                     <a:graphicData uri="http://schemas.openxmlformats.org/drawingml/2006/picture">
                       <pic:pic>
                         <pic:nvPicPr>
-                          <pic:cNvPr id="0" name="image8.png"/>
+                          <pic:cNvPr id="0" name="image6.png"/>
                           <pic:cNvPicPr preferRelativeResize="0"/>
                         </pic:nvPicPr>
                         <pic:blipFill>
@@ -54566,12 +54063,12 @@
                 <wp:inline distB="114300" distT="114300" distL="114300" distR="114300">
                   <wp:extent cx="2005329" cy="4252913"/>
                   <wp:effectExtent b="0" l="0" r="0" t="0"/>
-                  <wp:docPr id="6" name="image6.png"/>
+                  <wp:docPr id="6" name="image4.png"/>
                   <a:graphic>
                     <a:graphicData uri="http://schemas.openxmlformats.org/drawingml/2006/picture">
                       <pic:pic>
                         <pic:nvPicPr>
-                          <pic:cNvPr id="0" name="image6.png"/>
+                          <pic:cNvPr id="0" name="image4.png"/>
                           <pic:cNvPicPr preferRelativeResize="0"/>
                         </pic:nvPicPr>
                         <pic:blipFill>
@@ -54713,8 +54210,8 @@
           <w:color w:val="0f4761"/>
         </w:rPr>
       </w:pPr>
-      <w:bookmarkStart w:colFirst="0" w:colLast="0" w:name="_mlm1sohodaxv" w:id="157"/>
-      <w:bookmarkEnd w:id="157"/>
+      <w:bookmarkStart w:colFirst="0" w:colLast="0" w:name="_mlm1sohodaxv" w:id="145"/>
+      <w:bookmarkEnd w:id="145"/>
       <w:r>
         <w:rPr>
           <w:rtl w:val="0"/>
